--- a/modelos/MejorasModelo06082026.docx
+++ b/modelos/MejorasModelo06082026.docx
@@ -1,6 +1,6 @@
 
 <file path=word/document.xml><?xml version="1.0" encoding="utf-8"?>
-<w:document xmlns:wpc="http://schemas.microsoft.com/office/word/2010/wordprocessingCanvas" xmlns:cx="http://schemas.microsoft.com/office/drawing/2014/chartex" xmlns:cx1="http://schemas.microsoft.com/office/drawing/2015/9/8/chartex" xmlns:cx2="http://schemas.microsoft.com/office/drawing/2015/10/21/chartex" xmlns:cx3="http://schemas.microsoft.com/office/drawing/2016/5/9/chartex" xmlns:cx4="http://schemas.microsoft.com/office/drawing/2016/5/10/chartex" xmlns:cx5="http://schemas.microsoft.com/office/drawing/2016/5/11/chartex" xmlns:cx6="http://schemas.microsoft.com/office/drawing/2016/5/12/chartex" xmlns:cx7="http://schemas.microsoft.com/office/drawing/2016/5/13/chartex" xmlns:cx8="http://schemas.microsoft.com/office/drawing/2016/5/14/chartex" xmlns:mc="http://schemas.openxmlformats.org/markup-compatibility/2006" xmlns:aink="http://schemas.microsoft.com/office/drawing/2016/ink" xmlns:am3d="http://schemas.microsoft.com/office/drawing/2017/model3d" xmlns:o="urn:schemas-microsoft-com:office:office" xmlns:oel="http://schemas.microsoft.com/office/2019/extlst" xmlns:r="http://schemas.openxmlformats.org/officeDocument/2006/relationships" xmlns:m="http://schemas.openxmlformats.org/officeDocument/2006/math" xmlns:v="urn:schemas-microsoft-com:vml" xmlns:wp14="http://schemas.microsoft.com/office/word/2010/wordprocessingDrawing" xmlns:wp="http://schemas.openxmlformats.org/drawingml/2006/wordprocessingDrawing" xmlns:w10="urn:schemas-microsoft-com:office:word" xmlns:w="http://schemas.openxmlformats.org/wordprocessingml/2006/main" xmlns:w14="http://schemas.microsoft.com/office/word/2010/wordml" xmlns:w15="http://schemas.microsoft.com/office/word/2012/wordml" xmlns:w16cex="http://schemas.microsoft.com/office/word/2018/wordml/cex" xmlns:w16cid="http://schemas.microsoft.com/office/word/2016/wordml/cid" xmlns:w16="http://schemas.microsoft.com/office/word/2018/wordml" xmlns:w16du="http://schemas.microsoft.com/office/word/2023/wordml/word16du" xmlns:w16sdtdh="http://schemas.microsoft.com/office/word/2020/wordml/sdtdatahash" xmlns:w16sdtfl="http://schemas.microsoft.com/office/word/2024/wordml/sdtformatlock" xmlns:w16se="http://schemas.microsoft.com/office/word/2015/wordml/symex" xmlns:wpg="http://schemas.microsoft.com/office/word/2010/wordprocessingGroup" xmlns:wpi="http://schemas.microsoft.com/office/word/2010/wordprocessingInk" xmlns:wne="http://schemas.microsoft.com/office/word/2006/wordml" xmlns:wps="http://schemas.microsoft.com/office/word/2010/wordprocessingShape" mc:Ignorable="w14 w15 w16se w16cid w16 w16cex w16sdtdh w16sdtfl w16du wp14">
+<w:document xmlns:wpc="http://schemas.microsoft.com/office/word/2010/wordprocessingCanvas" xmlns:cx="http://schemas.microsoft.com/office/drawing/2014/chartex" xmlns:cx1="http://schemas.microsoft.com/office/drawing/2015/9/8/chartex" xmlns:cx2="http://schemas.microsoft.com/office/drawing/2015/10/21/chartex" xmlns:cx3="http://schemas.microsoft.com/office/drawing/2016/5/9/chartex" xmlns:cx4="http://schemas.microsoft.com/office/drawing/2016/5/10/chartex" xmlns:cx5="http://schemas.microsoft.com/office/drawing/2016/5/11/chartex" xmlns:cx6="http://schemas.microsoft.com/office/drawing/2016/5/12/chartex" xmlns:cx7="http://schemas.microsoft.com/office/drawing/2016/5/13/chartex" xmlns:cx8="http://schemas.microsoft.com/office/drawing/2016/5/14/chartex" xmlns:mc="http://schemas.openxmlformats.org/markup-compatibility/2006" xmlns:aink="http://schemas.microsoft.com/office/drawing/2016/ink" xmlns:am3d="http://schemas.microsoft.com/office/drawing/2017/model3d" xmlns:o="urn:schemas-microsoft-com:office:office" xmlns:oel="http://schemas.microsoft.com/office/2019/extlst" xmlns:r="http://schemas.openxmlformats.org/officeDocument/2006/relationships" xmlns:m="http://schemas.openxmlformats.org/officeDocument/2006/math" xmlns:v="urn:schemas-microsoft-com:vml" xmlns:wp14="http://schemas.microsoft.com/office/word/2010/wordprocessingDrawing" xmlns:wp="http://schemas.openxmlformats.org/drawingml/2006/wordprocessingDrawing" xmlns:w10="urn:schemas-microsoft-com:office:word" xmlns:w="http://schemas.openxmlformats.org/wordprocessingml/2006/main" xmlns:w14="http://schemas.microsoft.com/office/word/2010/wordml" xmlns:w15="http://schemas.microsoft.com/office/word/2012/wordml" xmlns:w16cei="http://schemas.microsoft.com/office/word/2026/wordml/cei" xmlns:w16cex="http://schemas.microsoft.com/office/word/2018/wordml/cex" xmlns:w16cid="http://schemas.microsoft.com/office/word/2016/wordml/cid" xmlns:w16="http://schemas.microsoft.com/office/word/2018/wordml" xmlns:w16du="http://schemas.microsoft.com/office/word/2023/wordml/word16du" xmlns:w16sdtdh="http://schemas.microsoft.com/office/word/2020/wordml/sdtdatahash" xmlns:w16sdtfl="http://schemas.microsoft.com/office/word/2024/wordml/sdtformatlock" xmlns:w16se="http://schemas.microsoft.com/office/word/2015/wordml/symex" xmlns:wpg="http://schemas.microsoft.com/office/word/2010/wordprocessingGroup" xmlns:wpi="http://schemas.microsoft.com/office/word/2010/wordprocessingInk" xmlns:wne="http://schemas.microsoft.com/office/word/2006/wordml" xmlns:wps="http://schemas.microsoft.com/office/word/2010/wordprocessingShape" mc:Ignorable="w14 w15 w16se w16cid w16 w16cex w16sdtdh w16sdtfl w16du wp14">
   <w:body>
     <w:p>
       <w:r>
@@ -386,10 +386,7 @@
               <w:cnfStyle w:val="000000100000" w:firstRow="0" w:lastRow="0" w:firstColumn="0" w:lastColumn="0" w:oddVBand="0" w:evenVBand="0" w:oddHBand="1" w:evenHBand="0" w:firstRowFirstColumn="0" w:firstRowLastColumn="0" w:lastRowFirstColumn="0" w:lastRowLastColumn="0"/>
             </w:pPr>
             <w:r>
-              <w:t xml:space="preserve">Se exportan el vectorizador TF-IDF y el modelo ensamble en archivos .pkl usando </w:t>
-            </w:r>
-            <w:r>
-              <w:t xml:space="preserve">joblib, lo que permite integrarlo con una API. </w:t>
+              <w:t xml:space="preserve">Se exportan el vectorizador TF-IDF y el modelo ensamble en archivos .pkl usando joblib, lo que permite integrarlo con una API. </w:t>
             </w:r>
             <w:hyperlink r:id="rId12" w:history="1">
               <w:r>
@@ -621,6 +618,7 @@
           </w:tcPr>
           <w:p>
             <w:r>
+              <w:lastRenderedPageBreak/>
               <w:t>Bajo desempeño en algunas categorías</w:t>
             </w:r>
           </w:p>
@@ -730,10 +728,7 @@
               <w:cnfStyle w:val="000000100000" w:firstRow="0" w:lastRow="0" w:firstColumn="0" w:lastColumn="0" w:oddVBand="0" w:evenVBand="0" w:oddHBand="1" w:evenHBand="0" w:firstRowFirstColumn="0" w:firstRowLastColumn="0" w:lastRowFirstColumn="0" w:lastRowLastColumn="0"/>
             </w:pPr>
             <w:r>
-              <w:t xml:space="preserve">Puede perderse información relevante como React 18, Python 3, HTTP 500, .NET, </w:t>
-            </w:r>
-            <w:r>
-              <w:t>C# o Node.js.</w:t>
+              <w:t>Puede perderse información relevante como React 18, Python 3, HTTP 500, .NET, C# o Node.js.</w:t>
             </w:r>
           </w:p>
         </w:tc>
@@ -1053,10 +1048,7 @@
         </w:numPr>
       </w:pPr>
       <w:r>
-        <w:t xml:space="preserve">Librerías o frameworks: React.js, Vue.js, </w:t>
-      </w:r>
-      <w:r>
-        <w:t>Spring Boot</w:t>
+        <w:t>Librerías o frameworks: React.js, Vue.js, Spring Boot</w:t>
       </w:r>
     </w:p>
     <w:p>
@@ -1084,6 +1076,7 @@
         <w:pStyle w:val="Ttulo3"/>
       </w:pPr>
       <w:r>
+        <w:lastRenderedPageBreak/>
         <w:t>3.2 Optimizar TF-IDF</w:t>
       </w:r>
     </w:p>
@@ -2083,6 +2076,7 @@
         <w:pStyle w:val="Ttulo4"/>
       </w:pPr>
       <w:r>
+        <w:lastRenderedPageBreak/>
         <w:t>Random Forest</w:t>
       </w:r>
     </w:p>
@@ -3260,6 +3254,7 @@
           </w:tcPr>
           <w:p>
             <w:r>
+              <w:lastRenderedPageBreak/>
               <w:t>Baja</w:t>
             </w:r>
           </w:p>
@@ -4223,6 +4218,7 @@
           <w:b/>
           <w:bCs/>
         </w:rPr>
+        <w:lastRenderedPageBreak/>
         <w:t>Ajustar TF-IDF con más vocabulario y n-gramas.</w:t>
       </w:r>
     </w:p>
@@ -4274,6 +4270,6624 @@
         <w:t>Empaquetar el modelo en un pipeline único para integración con API.</w:t>
       </w:r>
     </w:p>
+    <w:p/>
+    <w:p>
+      <w:pPr>
+        <w:rPr>
+          <w:b/>
+          <w:bCs/>
+          <w:lang w:val="es-CL"/>
+        </w:rPr>
+      </w:pPr>
+      <w:r>
+        <w:rPr>
+          <w:b/>
+          <w:bCs/>
+          <w:lang w:val="es-CL"/>
+        </w:rPr>
+        <w:t>Plan de acción para implementar mejoras del modelo</w:t>
+      </w:r>
+    </w:p>
+    <w:p>
+      <w:pPr>
+        <w:rPr>
+          <w:b/>
+          <w:bCs/>
+          <w:lang w:val="es-CL"/>
+        </w:rPr>
+      </w:pPr>
+      <w:r>
+        <w:rPr>
+          <w:b/>
+          <w:bCs/>
+          <w:lang w:val="es-CL"/>
+        </w:rPr>
+        <w:t>Objetivo general</w:t>
+      </w:r>
+    </w:p>
+    <w:p>
+      <w:pPr>
+        <w:rPr>
+          <w:lang w:val="es-CL"/>
+        </w:rPr>
+      </w:pPr>
+      <w:r>
+        <w:rPr>
+          <w:lang w:val="es-CL"/>
+        </w:rPr>
+        <w:t xml:space="preserve">Mejorar el modelo actual de clasificación de textos técnicos, que hoy alcanza aproximadamente </w:t>
+      </w:r>
+      <w:r>
+        <w:rPr>
+          <w:b/>
+          <w:bCs/>
+          <w:lang w:val="es-CL"/>
+        </w:rPr>
+        <w:t>80% de accuracy</w:t>
+      </w:r>
+      <w:r>
+        <w:rPr>
+          <w:lang w:val="es-CL"/>
+        </w:rPr>
+        <w:t xml:space="preserve"> con un ensamble basado en TF-IDF, Regresión Logística, SVM lineal calibrado y Random Forest. </w:t>
+      </w:r>
+      <w:hyperlink r:id="rId30" w:history="1">
+        <w:r>
+          <w:rPr>
+            <w:rStyle w:val="Hipervnculo"/>
+            <w:lang w:val="es-CL"/>
+          </w:rPr>
+          <w:t>[scikit-learn.org]</w:t>
+        </w:r>
+      </w:hyperlink>
+    </w:p>
+    <w:p>
+      <w:pPr>
+        <w:rPr>
+          <w:lang w:val="es-CL"/>
+        </w:rPr>
+      </w:pPr>
+      <w:r>
+        <w:rPr>
+          <w:lang w:val="es-CL"/>
+        </w:rPr>
+        <w:pict w14:anchorId="63FE4DA2">
+          <v:rect id="_x0000_i1085" style="width:0;height:1.5pt" o:hralign="center" o:hrstd="t" o:hr="t" fillcolor="#a0a0a0" stroked="f"/>
+        </w:pict>
+      </w:r>
+    </w:p>
+    <w:p>
+      <w:pPr>
+        <w:rPr>
+          <w:b/>
+          <w:bCs/>
+          <w:lang w:val="es-CL"/>
+        </w:rPr>
+      </w:pPr>
+      <w:r>
+        <w:rPr>
+          <w:b/>
+          <w:bCs/>
+          <w:lang w:val="es-CL"/>
+        </w:rPr>
+        <w:t>Fase 1: Diagnóstico del modelo actual</w:t>
+      </w:r>
+    </w:p>
+    <w:tbl>
+      <w:tblPr>
+        <w:tblW w:w="0" w:type="auto"/>
+        <w:tblCellSpacing w:w="15" w:type="dxa"/>
+        <w:tblCellMar>
+          <w:top w:w="15" w:type="dxa"/>
+          <w:left w:w="15" w:type="dxa"/>
+          <w:bottom w:w="15" w:type="dxa"/>
+          <w:right w:w="15" w:type="dxa"/>
+        </w:tblCellMar>
+        <w:tblLook w:val="04A0" w:firstRow="1" w:lastRow="0" w:firstColumn="1" w:lastColumn="0" w:noHBand="0" w:noVBand="1"/>
+      </w:tblPr>
+      <w:tblGrid>
+        <w:gridCol w:w="3350"/>
+        <w:gridCol w:w="1960"/>
+        <w:gridCol w:w="2673"/>
+        <w:gridCol w:w="1027"/>
+      </w:tblGrid>
+      <w:tr>
+        <w:trPr>
+          <w:tblHeader/>
+          <w:tblCellSpacing w:w="15" w:type="dxa"/>
+        </w:trPr>
+        <w:tc>
+          <w:tcPr>
+            <w:tcW w:w="0" w:type="auto"/>
+            <w:tcBorders>
+              <w:top w:val="single" w:sz="6" w:space="0" w:color="E6E6E6"/>
+              <w:left w:val="single" w:sz="6" w:space="0" w:color="E6E6E6"/>
+              <w:bottom w:val="single" w:sz="6" w:space="0" w:color="E6E6E6"/>
+              <w:right w:val="single" w:sz="6" w:space="0" w:color="E6E6E6"/>
+            </w:tcBorders>
+            <w:shd w:val="clear" w:color="auto" w:fill="F5F5F5"/>
+            <w:vAlign w:val="center"/>
+            <w:hideMark/>
+          </w:tcPr>
+          <w:p>
+            <w:pPr>
+              <w:rPr>
+                <w:b/>
+                <w:bCs/>
+                <w:lang w:val="es-CL"/>
+              </w:rPr>
+            </w:pPr>
+            <w:r>
+              <w:rPr>
+                <w:b/>
+                <w:bCs/>
+                <w:lang w:val="es-CL"/>
+              </w:rPr>
+              <w:t>Acción</w:t>
+            </w:r>
+          </w:p>
+        </w:tc>
+        <w:tc>
+          <w:tcPr>
+            <w:tcW w:w="0" w:type="auto"/>
+            <w:tcBorders>
+              <w:top w:val="single" w:sz="6" w:space="0" w:color="E6E6E6"/>
+              <w:left w:val="single" w:sz="6" w:space="0" w:color="E6E6E6"/>
+              <w:bottom w:val="single" w:sz="6" w:space="0" w:color="E6E6E6"/>
+              <w:right w:val="single" w:sz="6" w:space="0" w:color="E6E6E6"/>
+            </w:tcBorders>
+            <w:shd w:val="clear" w:color="auto" w:fill="F5F5F5"/>
+            <w:vAlign w:val="center"/>
+            <w:hideMark/>
+          </w:tcPr>
+          <w:p>
+            <w:pPr>
+              <w:rPr>
+                <w:b/>
+                <w:bCs/>
+                <w:lang w:val="es-CL"/>
+              </w:rPr>
+            </w:pPr>
+            <w:r>
+              <w:rPr>
+                <w:b/>
+                <w:bCs/>
+                <w:lang w:val="es-CL"/>
+              </w:rPr>
+              <w:t>Responsable sugerido</w:t>
+            </w:r>
+          </w:p>
+        </w:tc>
+        <w:tc>
+          <w:tcPr>
+            <w:tcW w:w="0" w:type="auto"/>
+            <w:tcBorders>
+              <w:top w:val="single" w:sz="6" w:space="0" w:color="E6E6E6"/>
+              <w:left w:val="single" w:sz="6" w:space="0" w:color="E6E6E6"/>
+              <w:bottom w:val="single" w:sz="6" w:space="0" w:color="E6E6E6"/>
+              <w:right w:val="single" w:sz="6" w:space="0" w:color="E6E6E6"/>
+            </w:tcBorders>
+            <w:shd w:val="clear" w:color="auto" w:fill="F5F5F5"/>
+            <w:vAlign w:val="center"/>
+            <w:hideMark/>
+          </w:tcPr>
+          <w:p>
+            <w:pPr>
+              <w:rPr>
+                <w:b/>
+                <w:bCs/>
+                <w:lang w:val="es-CL"/>
+              </w:rPr>
+            </w:pPr>
+            <w:r>
+              <w:rPr>
+                <w:b/>
+                <w:bCs/>
+                <w:lang w:val="es-CL"/>
+              </w:rPr>
+              <w:t>Entregable</w:t>
+            </w:r>
+          </w:p>
+        </w:tc>
+        <w:tc>
+          <w:tcPr>
+            <w:tcW w:w="0" w:type="auto"/>
+            <w:tcBorders>
+              <w:top w:val="single" w:sz="6" w:space="0" w:color="E6E6E6"/>
+              <w:left w:val="single" w:sz="6" w:space="0" w:color="E6E6E6"/>
+              <w:bottom w:val="single" w:sz="6" w:space="0" w:color="E6E6E6"/>
+              <w:right w:val="single" w:sz="6" w:space="0" w:color="E6E6E6"/>
+            </w:tcBorders>
+            <w:shd w:val="clear" w:color="auto" w:fill="F5F5F5"/>
+            <w:vAlign w:val="center"/>
+            <w:hideMark/>
+          </w:tcPr>
+          <w:p>
+            <w:pPr>
+              <w:rPr>
+                <w:b/>
+                <w:bCs/>
+                <w:lang w:val="es-CL"/>
+              </w:rPr>
+            </w:pPr>
+            <w:r>
+              <w:rPr>
+                <w:b/>
+                <w:bCs/>
+                <w:lang w:val="es-CL"/>
+              </w:rPr>
+              <w:t>Prioridad</w:t>
+            </w:r>
+          </w:p>
+        </w:tc>
+      </w:tr>
+      <w:tr>
+        <w:trPr>
+          <w:tblCellSpacing w:w="15" w:type="dxa"/>
+        </w:trPr>
+        <w:tc>
+          <w:tcPr>
+            <w:tcW w:w="0" w:type="auto"/>
+            <w:tcBorders>
+              <w:top w:val="single" w:sz="6" w:space="0" w:color="E6E6E6"/>
+              <w:left w:val="single" w:sz="6" w:space="0" w:color="E6E6E6"/>
+              <w:bottom w:val="single" w:sz="6" w:space="0" w:color="E6E6E6"/>
+              <w:right w:val="single" w:sz="6" w:space="0" w:color="E6E6E6"/>
+            </w:tcBorders>
+            <w:vAlign w:val="center"/>
+            <w:hideMark/>
+          </w:tcPr>
+          <w:p>
+            <w:pPr>
+              <w:rPr>
+                <w:lang w:val="es-CL"/>
+              </w:rPr>
+            </w:pPr>
+            <w:r>
+              <w:rPr>
+                <w:lang w:val="es-CL"/>
+              </w:rPr>
+              <w:t>Generar matriz de confusión</w:t>
+            </w:r>
+          </w:p>
+        </w:tc>
+        <w:tc>
+          <w:tcPr>
+            <w:tcW w:w="0" w:type="auto"/>
+            <w:tcBorders>
+              <w:top w:val="single" w:sz="6" w:space="0" w:color="E6E6E6"/>
+              <w:left w:val="single" w:sz="6" w:space="0" w:color="E6E6E6"/>
+              <w:bottom w:val="single" w:sz="6" w:space="0" w:color="E6E6E6"/>
+              <w:right w:val="single" w:sz="6" w:space="0" w:color="E6E6E6"/>
+            </w:tcBorders>
+            <w:vAlign w:val="center"/>
+            <w:hideMark/>
+          </w:tcPr>
+          <w:p>
+            <w:pPr>
+              <w:rPr>
+                <w:lang w:val="es-CL"/>
+              </w:rPr>
+            </w:pPr>
+            <w:r>
+              <w:rPr>
+                <w:lang w:val="es-CL"/>
+              </w:rPr>
+              <w:t>Data Science</w:t>
+            </w:r>
+          </w:p>
+        </w:tc>
+        <w:tc>
+          <w:tcPr>
+            <w:tcW w:w="0" w:type="auto"/>
+            <w:tcBorders>
+              <w:top w:val="single" w:sz="6" w:space="0" w:color="E6E6E6"/>
+              <w:left w:val="single" w:sz="6" w:space="0" w:color="E6E6E6"/>
+              <w:bottom w:val="single" w:sz="6" w:space="0" w:color="E6E6E6"/>
+              <w:right w:val="single" w:sz="6" w:space="0" w:color="E6E6E6"/>
+            </w:tcBorders>
+            <w:vAlign w:val="center"/>
+            <w:hideMark/>
+          </w:tcPr>
+          <w:p>
+            <w:pPr>
+              <w:rPr>
+                <w:lang w:val="es-CL"/>
+              </w:rPr>
+            </w:pPr>
+            <w:r>
+              <w:rPr>
+                <w:lang w:val="es-CL"/>
+              </w:rPr>
+              <w:t>Gráfico de matriz de confusión</w:t>
+            </w:r>
+          </w:p>
+        </w:tc>
+        <w:tc>
+          <w:tcPr>
+            <w:tcW w:w="0" w:type="auto"/>
+            <w:tcBorders>
+              <w:top w:val="single" w:sz="6" w:space="0" w:color="E6E6E6"/>
+              <w:left w:val="single" w:sz="6" w:space="0" w:color="E6E6E6"/>
+              <w:bottom w:val="single" w:sz="6" w:space="0" w:color="E6E6E6"/>
+              <w:right w:val="single" w:sz="6" w:space="0" w:color="E6E6E6"/>
+            </w:tcBorders>
+            <w:vAlign w:val="center"/>
+            <w:hideMark/>
+          </w:tcPr>
+          <w:p>
+            <w:pPr>
+              <w:rPr>
+                <w:lang w:val="es-CL"/>
+              </w:rPr>
+            </w:pPr>
+            <w:r>
+              <w:rPr>
+                <w:lang w:val="es-CL"/>
+              </w:rPr>
+              <w:t>Alta</w:t>
+            </w:r>
+          </w:p>
+        </w:tc>
+      </w:tr>
+      <w:tr>
+        <w:trPr>
+          <w:tblCellSpacing w:w="15" w:type="dxa"/>
+        </w:trPr>
+        <w:tc>
+          <w:tcPr>
+            <w:tcW w:w="0" w:type="auto"/>
+            <w:tcBorders>
+              <w:top w:val="single" w:sz="6" w:space="0" w:color="E6E6E6"/>
+              <w:left w:val="single" w:sz="6" w:space="0" w:color="E6E6E6"/>
+              <w:bottom w:val="single" w:sz="6" w:space="0" w:color="E6E6E6"/>
+              <w:right w:val="single" w:sz="6" w:space="0" w:color="E6E6E6"/>
+            </w:tcBorders>
+            <w:vAlign w:val="center"/>
+            <w:hideMark/>
+          </w:tcPr>
+          <w:p>
+            <w:pPr>
+              <w:rPr>
+                <w:lang w:val="es-CL"/>
+              </w:rPr>
+            </w:pPr>
+            <w:r>
+              <w:rPr>
+                <w:lang w:val="es-CL"/>
+              </w:rPr>
+              <w:t>Identificar categorías con mayor error</w:t>
+            </w:r>
+          </w:p>
+        </w:tc>
+        <w:tc>
+          <w:tcPr>
+            <w:tcW w:w="0" w:type="auto"/>
+            <w:tcBorders>
+              <w:top w:val="single" w:sz="6" w:space="0" w:color="E6E6E6"/>
+              <w:left w:val="single" w:sz="6" w:space="0" w:color="E6E6E6"/>
+              <w:bottom w:val="single" w:sz="6" w:space="0" w:color="E6E6E6"/>
+              <w:right w:val="single" w:sz="6" w:space="0" w:color="E6E6E6"/>
+            </w:tcBorders>
+            <w:vAlign w:val="center"/>
+            <w:hideMark/>
+          </w:tcPr>
+          <w:p>
+            <w:pPr>
+              <w:rPr>
+                <w:lang w:val="es-CL"/>
+              </w:rPr>
+            </w:pPr>
+            <w:r>
+              <w:rPr>
+                <w:lang w:val="es-CL"/>
+              </w:rPr>
+              <w:t>Data Science</w:t>
+            </w:r>
+          </w:p>
+        </w:tc>
+        <w:tc>
+          <w:tcPr>
+            <w:tcW w:w="0" w:type="auto"/>
+            <w:tcBorders>
+              <w:top w:val="single" w:sz="6" w:space="0" w:color="E6E6E6"/>
+              <w:left w:val="single" w:sz="6" w:space="0" w:color="E6E6E6"/>
+              <w:bottom w:val="single" w:sz="6" w:space="0" w:color="E6E6E6"/>
+              <w:right w:val="single" w:sz="6" w:space="0" w:color="E6E6E6"/>
+            </w:tcBorders>
+            <w:vAlign w:val="center"/>
+            <w:hideMark/>
+          </w:tcPr>
+          <w:p>
+            <w:pPr>
+              <w:rPr>
+                <w:lang w:val="es-CL"/>
+              </w:rPr>
+            </w:pPr>
+            <w:r>
+              <w:rPr>
+                <w:lang w:val="es-CL"/>
+              </w:rPr>
+              <w:t>Tabla de errores por categoría</w:t>
+            </w:r>
+          </w:p>
+        </w:tc>
+        <w:tc>
+          <w:tcPr>
+            <w:tcW w:w="0" w:type="auto"/>
+            <w:tcBorders>
+              <w:top w:val="single" w:sz="6" w:space="0" w:color="E6E6E6"/>
+              <w:left w:val="single" w:sz="6" w:space="0" w:color="E6E6E6"/>
+              <w:bottom w:val="single" w:sz="6" w:space="0" w:color="E6E6E6"/>
+              <w:right w:val="single" w:sz="6" w:space="0" w:color="E6E6E6"/>
+            </w:tcBorders>
+            <w:vAlign w:val="center"/>
+            <w:hideMark/>
+          </w:tcPr>
+          <w:p>
+            <w:pPr>
+              <w:rPr>
+                <w:lang w:val="es-CL"/>
+              </w:rPr>
+            </w:pPr>
+            <w:r>
+              <w:rPr>
+                <w:lang w:val="es-CL"/>
+              </w:rPr>
+              <w:t>Alta</w:t>
+            </w:r>
+          </w:p>
+        </w:tc>
+      </w:tr>
+      <w:tr>
+        <w:trPr>
+          <w:tblCellSpacing w:w="15" w:type="dxa"/>
+        </w:trPr>
+        <w:tc>
+          <w:tcPr>
+            <w:tcW w:w="0" w:type="auto"/>
+            <w:tcBorders>
+              <w:top w:val="single" w:sz="6" w:space="0" w:color="E6E6E6"/>
+              <w:left w:val="single" w:sz="6" w:space="0" w:color="E6E6E6"/>
+              <w:bottom w:val="single" w:sz="6" w:space="0" w:color="E6E6E6"/>
+              <w:right w:val="single" w:sz="6" w:space="0" w:color="E6E6E6"/>
+            </w:tcBorders>
+            <w:vAlign w:val="center"/>
+            <w:hideMark/>
+          </w:tcPr>
+          <w:p>
+            <w:pPr>
+              <w:rPr>
+                <w:lang w:val="es-CL"/>
+              </w:rPr>
+            </w:pPr>
+            <w:r>
+              <w:rPr>
+                <w:lang w:val="es-CL"/>
+              </w:rPr>
+              <w:t>Analizar confusión entre Backend y Frontend</w:t>
+            </w:r>
+          </w:p>
+        </w:tc>
+        <w:tc>
+          <w:tcPr>
+            <w:tcW w:w="0" w:type="auto"/>
+            <w:tcBorders>
+              <w:top w:val="single" w:sz="6" w:space="0" w:color="E6E6E6"/>
+              <w:left w:val="single" w:sz="6" w:space="0" w:color="E6E6E6"/>
+              <w:bottom w:val="single" w:sz="6" w:space="0" w:color="E6E6E6"/>
+              <w:right w:val="single" w:sz="6" w:space="0" w:color="E6E6E6"/>
+            </w:tcBorders>
+            <w:vAlign w:val="center"/>
+            <w:hideMark/>
+          </w:tcPr>
+          <w:p>
+            <w:pPr>
+              <w:rPr>
+                <w:lang w:val="es-CL"/>
+              </w:rPr>
+            </w:pPr>
+            <w:r>
+              <w:rPr>
+                <w:lang w:val="es-CL"/>
+              </w:rPr>
+              <w:t>Data Science</w:t>
+            </w:r>
+          </w:p>
+        </w:tc>
+        <w:tc>
+          <w:tcPr>
+            <w:tcW w:w="0" w:type="auto"/>
+            <w:tcBorders>
+              <w:top w:val="single" w:sz="6" w:space="0" w:color="E6E6E6"/>
+              <w:left w:val="single" w:sz="6" w:space="0" w:color="E6E6E6"/>
+              <w:bottom w:val="single" w:sz="6" w:space="0" w:color="E6E6E6"/>
+              <w:right w:val="single" w:sz="6" w:space="0" w:color="E6E6E6"/>
+            </w:tcBorders>
+            <w:vAlign w:val="center"/>
+            <w:hideMark/>
+          </w:tcPr>
+          <w:p>
+            <w:pPr>
+              <w:rPr>
+                <w:lang w:val="es-CL"/>
+              </w:rPr>
+            </w:pPr>
+            <w:r>
+              <w:rPr>
+                <w:lang w:val="es-CL"/>
+              </w:rPr>
+              <w:t>Lista de ejemplos mal clasificados</w:t>
+            </w:r>
+          </w:p>
+        </w:tc>
+        <w:tc>
+          <w:tcPr>
+            <w:tcW w:w="0" w:type="auto"/>
+            <w:tcBorders>
+              <w:top w:val="single" w:sz="6" w:space="0" w:color="E6E6E6"/>
+              <w:left w:val="single" w:sz="6" w:space="0" w:color="E6E6E6"/>
+              <w:bottom w:val="single" w:sz="6" w:space="0" w:color="E6E6E6"/>
+              <w:right w:val="single" w:sz="6" w:space="0" w:color="E6E6E6"/>
+            </w:tcBorders>
+            <w:vAlign w:val="center"/>
+            <w:hideMark/>
+          </w:tcPr>
+          <w:p>
+            <w:pPr>
+              <w:rPr>
+                <w:lang w:val="es-CL"/>
+              </w:rPr>
+            </w:pPr>
+            <w:r>
+              <w:rPr>
+                <w:lang w:val="es-CL"/>
+              </w:rPr>
+              <w:t>Alta</w:t>
+            </w:r>
+          </w:p>
+        </w:tc>
+      </w:tr>
+      <w:tr>
+        <w:trPr>
+          <w:tblCellSpacing w:w="15" w:type="dxa"/>
+        </w:trPr>
+        <w:tc>
+          <w:tcPr>
+            <w:tcW w:w="0" w:type="auto"/>
+            <w:tcBorders>
+              <w:top w:val="single" w:sz="6" w:space="0" w:color="E6E6E6"/>
+              <w:left w:val="single" w:sz="6" w:space="0" w:color="E6E6E6"/>
+              <w:bottom w:val="single" w:sz="6" w:space="0" w:color="E6E6E6"/>
+              <w:right w:val="single" w:sz="6" w:space="0" w:color="E6E6E6"/>
+            </w:tcBorders>
+            <w:vAlign w:val="center"/>
+            <w:hideMark/>
+          </w:tcPr>
+          <w:p>
+            <w:pPr>
+              <w:rPr>
+                <w:lang w:val="es-CL"/>
+              </w:rPr>
+            </w:pPr>
+            <w:r>
+              <w:rPr>
+                <w:lang w:val="es-CL"/>
+              </w:rPr>
+              <w:t>Comparar modelo base vs ensamble</w:t>
+            </w:r>
+          </w:p>
+        </w:tc>
+        <w:tc>
+          <w:tcPr>
+            <w:tcW w:w="0" w:type="auto"/>
+            <w:tcBorders>
+              <w:top w:val="single" w:sz="6" w:space="0" w:color="E6E6E6"/>
+              <w:left w:val="single" w:sz="6" w:space="0" w:color="E6E6E6"/>
+              <w:bottom w:val="single" w:sz="6" w:space="0" w:color="E6E6E6"/>
+              <w:right w:val="single" w:sz="6" w:space="0" w:color="E6E6E6"/>
+            </w:tcBorders>
+            <w:vAlign w:val="center"/>
+            <w:hideMark/>
+          </w:tcPr>
+          <w:p>
+            <w:pPr>
+              <w:rPr>
+                <w:lang w:val="es-CL"/>
+              </w:rPr>
+            </w:pPr>
+            <w:r>
+              <w:rPr>
+                <w:lang w:val="es-CL"/>
+              </w:rPr>
+              <w:t>Data Science</w:t>
+            </w:r>
+          </w:p>
+        </w:tc>
+        <w:tc>
+          <w:tcPr>
+            <w:tcW w:w="0" w:type="auto"/>
+            <w:tcBorders>
+              <w:top w:val="single" w:sz="6" w:space="0" w:color="E6E6E6"/>
+              <w:left w:val="single" w:sz="6" w:space="0" w:color="E6E6E6"/>
+              <w:bottom w:val="single" w:sz="6" w:space="0" w:color="E6E6E6"/>
+              <w:right w:val="single" w:sz="6" w:space="0" w:color="E6E6E6"/>
+            </w:tcBorders>
+            <w:vAlign w:val="center"/>
+            <w:hideMark/>
+          </w:tcPr>
+          <w:p>
+            <w:pPr>
+              <w:rPr>
+                <w:lang w:val="es-CL"/>
+              </w:rPr>
+            </w:pPr>
+            <w:r>
+              <w:rPr>
+                <w:lang w:val="es-CL"/>
+              </w:rPr>
+              <w:t>Tabla comparativa de métricas</w:t>
+            </w:r>
+          </w:p>
+        </w:tc>
+        <w:tc>
+          <w:tcPr>
+            <w:tcW w:w="0" w:type="auto"/>
+            <w:tcBorders>
+              <w:top w:val="single" w:sz="6" w:space="0" w:color="E6E6E6"/>
+              <w:left w:val="single" w:sz="6" w:space="0" w:color="E6E6E6"/>
+              <w:bottom w:val="single" w:sz="6" w:space="0" w:color="E6E6E6"/>
+              <w:right w:val="single" w:sz="6" w:space="0" w:color="E6E6E6"/>
+            </w:tcBorders>
+            <w:vAlign w:val="center"/>
+            <w:hideMark/>
+          </w:tcPr>
+          <w:p>
+            <w:pPr>
+              <w:rPr>
+                <w:lang w:val="es-CL"/>
+              </w:rPr>
+            </w:pPr>
+            <w:r>
+              <w:rPr>
+                <w:lang w:val="es-CL"/>
+              </w:rPr>
+              <w:t>Alta</w:t>
+            </w:r>
+          </w:p>
+        </w:tc>
+      </w:tr>
+    </w:tbl>
+    <w:p>
+      <w:pPr>
+        <w:rPr>
+          <w:lang w:val="es-CL"/>
+        </w:rPr>
+      </w:pPr>
+      <w:r>
+        <w:rPr>
+          <w:b/>
+          <w:bCs/>
+          <w:lang w:val="es-CL"/>
+        </w:rPr>
+        <w:t>Justificación:</w:t>
+      </w:r>
+      <w:r>
+        <w:rPr>
+          <w:lang w:val="es-CL"/>
+        </w:rPr>
+        <w:t xml:space="preserve"> Backend y Frontend presentan los F1-score más bajos del modelo final, con </w:t>
+      </w:r>
+      <w:r>
+        <w:rPr>
+          <w:b/>
+          <w:bCs/>
+          <w:lang w:val="es-CL"/>
+        </w:rPr>
+        <w:t>0,67</w:t>
+      </w:r>
+      <w:r>
+        <w:rPr>
+          <w:lang w:val="es-CL"/>
+        </w:rPr>
+        <w:t xml:space="preserve"> y </w:t>
+      </w:r>
+      <w:r>
+        <w:rPr>
+          <w:b/>
+          <w:bCs/>
+          <w:lang w:val="es-CL"/>
+        </w:rPr>
+        <w:t>0,68</w:t>
+      </w:r>
+      <w:r>
+        <w:rPr>
+          <w:lang w:val="es-CL"/>
+        </w:rPr>
+        <w:t xml:space="preserve"> respectivamente. </w:t>
+      </w:r>
+      <w:hyperlink r:id="rId31" w:history="1">
+        <w:r>
+          <w:rPr>
+            <w:rStyle w:val="Hipervnculo"/>
+            <w:lang w:val="es-CL"/>
+          </w:rPr>
+          <w:t>[scikit-learn.org]</w:t>
+        </w:r>
+      </w:hyperlink>
+    </w:p>
+    <w:p>
+      <w:pPr>
+        <w:rPr>
+          <w:b/>
+          <w:bCs/>
+          <w:lang w:val="es-CL"/>
+        </w:rPr>
+      </w:pPr>
+      <w:r>
+        <w:rPr>
+          <w:b/>
+          <w:bCs/>
+          <w:lang w:val="es-CL"/>
+        </w:rPr>
+        <w:t>Resultado esperado</w:t>
+      </w:r>
+    </w:p>
+    <w:p>
+      <w:pPr>
+        <w:rPr>
+          <w:lang w:val="es-CL"/>
+        </w:rPr>
+      </w:pPr>
+      <w:r>
+        <w:rPr>
+          <w:lang w:val="es-CL"/>
+        </w:rPr>
+        <w:t>- Matriz de confusión generada.</w:t>
+      </w:r>
+    </w:p>
+    <w:p>
+      <w:pPr>
+        <w:rPr>
+          <w:lang w:val="es-CL"/>
+        </w:rPr>
+      </w:pPr>
+      <w:r>
+        <w:rPr>
+          <w:lang w:val="es-CL"/>
+        </w:rPr>
+        <w:t>- Categorías críticas identificadas.</w:t>
+      </w:r>
+    </w:p>
+    <w:p>
+      <w:pPr>
+        <w:rPr>
+          <w:lang w:val="es-CL"/>
+        </w:rPr>
+      </w:pPr>
+      <w:r>
+        <w:rPr>
+          <w:lang w:val="es-CL"/>
+        </w:rPr>
+        <w:t>- Principales errores documentados.</w:t>
+      </w:r>
+    </w:p>
+    <w:p>
+      <w:pPr>
+        <w:rPr>
+          <w:lang w:val="es-CL"/>
+        </w:rPr>
+      </w:pPr>
+      <w:r>
+        <w:rPr>
+          <w:lang w:val="es-CL"/>
+        </w:rPr>
+        <w:t>- Decisión inicial sobre mantener o reemplazar el ensamble.</w:t>
+      </w:r>
+    </w:p>
+    <w:p>
+      <w:pPr>
+        <w:rPr>
+          <w:lang w:val="es-CL"/>
+        </w:rPr>
+      </w:pPr>
+      <w:r>
+        <w:rPr>
+          <w:lang w:val="es-CL"/>
+        </w:rPr>
+        <w:pict w14:anchorId="2DF5351E">
+          <v:rect id="_x0000_i1086" style="width:0;height:1.5pt" o:hralign="center" o:hrstd="t" o:hr="t" fillcolor="#a0a0a0" stroked="f"/>
+        </w:pict>
+      </w:r>
+    </w:p>
+    <w:p>
+      <w:pPr>
+        <w:rPr>
+          <w:b/>
+          <w:bCs/>
+          <w:lang w:val="es-CL"/>
+        </w:rPr>
+      </w:pPr>
+      <w:r>
+        <w:rPr>
+          <w:b/>
+          <w:bCs/>
+          <w:lang w:val="es-CL"/>
+        </w:rPr>
+        <w:lastRenderedPageBreak/>
+        <w:t>Fase 2: Mejorar el preprocesamiento del texto</w:t>
+      </w:r>
+    </w:p>
+    <w:tbl>
+      <w:tblPr>
+        <w:tblW w:w="0" w:type="auto"/>
+        <w:tblCellSpacing w:w="15" w:type="dxa"/>
+        <w:tblCellMar>
+          <w:top w:w="15" w:type="dxa"/>
+          <w:left w:w="15" w:type="dxa"/>
+          <w:bottom w:w="15" w:type="dxa"/>
+          <w:right w:w="15" w:type="dxa"/>
+        </w:tblCellMar>
+        <w:tblLook w:val="04A0" w:firstRow="1" w:lastRow="0" w:firstColumn="1" w:lastColumn="0" w:noHBand="0" w:noVBand="1"/>
+      </w:tblPr>
+      <w:tblGrid>
+        <w:gridCol w:w="2381"/>
+        <w:gridCol w:w="4144"/>
+        <w:gridCol w:w="2485"/>
+      </w:tblGrid>
+      <w:tr>
+        <w:trPr>
+          <w:tblHeader/>
+          <w:tblCellSpacing w:w="15" w:type="dxa"/>
+        </w:trPr>
+        <w:tc>
+          <w:tcPr>
+            <w:tcW w:w="0" w:type="auto"/>
+            <w:tcBorders>
+              <w:top w:val="single" w:sz="6" w:space="0" w:color="E6E6E6"/>
+              <w:left w:val="single" w:sz="6" w:space="0" w:color="E6E6E6"/>
+              <w:bottom w:val="single" w:sz="6" w:space="0" w:color="E6E6E6"/>
+              <w:right w:val="single" w:sz="6" w:space="0" w:color="E6E6E6"/>
+            </w:tcBorders>
+            <w:shd w:val="clear" w:color="auto" w:fill="F5F5F5"/>
+            <w:vAlign w:val="center"/>
+            <w:hideMark/>
+          </w:tcPr>
+          <w:p>
+            <w:pPr>
+              <w:rPr>
+                <w:b/>
+                <w:bCs/>
+                <w:lang w:val="es-CL"/>
+              </w:rPr>
+            </w:pPr>
+            <w:r>
+              <w:rPr>
+                <w:b/>
+                <w:bCs/>
+                <w:lang w:val="es-CL"/>
+              </w:rPr>
+              <w:t>Acción</w:t>
+            </w:r>
+          </w:p>
+        </w:tc>
+        <w:tc>
+          <w:tcPr>
+            <w:tcW w:w="0" w:type="auto"/>
+            <w:tcBorders>
+              <w:top w:val="single" w:sz="6" w:space="0" w:color="E6E6E6"/>
+              <w:left w:val="single" w:sz="6" w:space="0" w:color="E6E6E6"/>
+              <w:bottom w:val="single" w:sz="6" w:space="0" w:color="E6E6E6"/>
+              <w:right w:val="single" w:sz="6" w:space="0" w:color="E6E6E6"/>
+            </w:tcBorders>
+            <w:shd w:val="clear" w:color="auto" w:fill="F5F5F5"/>
+            <w:vAlign w:val="center"/>
+            <w:hideMark/>
+          </w:tcPr>
+          <w:p>
+            <w:pPr>
+              <w:rPr>
+                <w:b/>
+                <w:bCs/>
+                <w:lang w:val="es-CL"/>
+              </w:rPr>
+            </w:pPr>
+            <w:r>
+              <w:rPr>
+                <w:b/>
+                <w:bCs/>
+                <w:lang w:val="es-CL"/>
+              </w:rPr>
+              <w:t>Descripción</w:t>
+            </w:r>
+          </w:p>
+        </w:tc>
+        <w:tc>
+          <w:tcPr>
+            <w:tcW w:w="0" w:type="auto"/>
+            <w:tcBorders>
+              <w:top w:val="single" w:sz="6" w:space="0" w:color="E6E6E6"/>
+              <w:left w:val="single" w:sz="6" w:space="0" w:color="E6E6E6"/>
+              <w:bottom w:val="single" w:sz="6" w:space="0" w:color="E6E6E6"/>
+              <w:right w:val="single" w:sz="6" w:space="0" w:color="E6E6E6"/>
+            </w:tcBorders>
+            <w:shd w:val="clear" w:color="auto" w:fill="F5F5F5"/>
+            <w:vAlign w:val="center"/>
+            <w:hideMark/>
+          </w:tcPr>
+          <w:p>
+            <w:pPr>
+              <w:rPr>
+                <w:b/>
+                <w:bCs/>
+                <w:lang w:val="es-CL"/>
+              </w:rPr>
+            </w:pPr>
+            <w:r>
+              <w:rPr>
+                <w:b/>
+                <w:bCs/>
+                <w:lang w:val="es-CL"/>
+              </w:rPr>
+              <w:t>Impacto esperado</w:t>
+            </w:r>
+          </w:p>
+        </w:tc>
+      </w:tr>
+      <w:tr>
+        <w:trPr>
+          <w:tblCellSpacing w:w="15" w:type="dxa"/>
+        </w:trPr>
+        <w:tc>
+          <w:tcPr>
+            <w:tcW w:w="0" w:type="auto"/>
+            <w:tcBorders>
+              <w:top w:val="single" w:sz="6" w:space="0" w:color="E6E6E6"/>
+              <w:left w:val="single" w:sz="6" w:space="0" w:color="E6E6E6"/>
+              <w:bottom w:val="single" w:sz="6" w:space="0" w:color="E6E6E6"/>
+              <w:right w:val="single" w:sz="6" w:space="0" w:color="E6E6E6"/>
+            </w:tcBorders>
+            <w:vAlign w:val="center"/>
+            <w:hideMark/>
+          </w:tcPr>
+          <w:p>
+            <w:pPr>
+              <w:rPr>
+                <w:lang w:val="es-CL"/>
+              </w:rPr>
+            </w:pPr>
+            <w:r>
+              <w:rPr>
+                <w:lang w:val="es-CL"/>
+              </w:rPr>
+              <w:t>Ajustar limpieza de texto</w:t>
+            </w:r>
+          </w:p>
+        </w:tc>
+        <w:tc>
+          <w:tcPr>
+            <w:tcW w:w="0" w:type="auto"/>
+            <w:tcBorders>
+              <w:top w:val="single" w:sz="6" w:space="0" w:color="E6E6E6"/>
+              <w:left w:val="single" w:sz="6" w:space="0" w:color="E6E6E6"/>
+              <w:bottom w:val="single" w:sz="6" w:space="0" w:color="E6E6E6"/>
+              <w:right w:val="single" w:sz="6" w:space="0" w:color="E6E6E6"/>
+            </w:tcBorders>
+            <w:vAlign w:val="center"/>
+            <w:hideMark/>
+          </w:tcPr>
+          <w:p>
+            <w:pPr>
+              <w:rPr>
+                <w:lang w:val="es-CL"/>
+              </w:rPr>
+            </w:pPr>
+            <w:r>
+              <w:rPr>
+                <w:lang w:val="es-CL"/>
+              </w:rPr>
+              <w:t>Evitar eliminar información técnica relevante.</w:t>
+            </w:r>
+          </w:p>
+        </w:tc>
+        <w:tc>
+          <w:tcPr>
+            <w:tcW w:w="0" w:type="auto"/>
+            <w:tcBorders>
+              <w:top w:val="single" w:sz="6" w:space="0" w:color="E6E6E6"/>
+              <w:left w:val="single" w:sz="6" w:space="0" w:color="E6E6E6"/>
+              <w:bottom w:val="single" w:sz="6" w:space="0" w:color="E6E6E6"/>
+              <w:right w:val="single" w:sz="6" w:space="0" w:color="E6E6E6"/>
+            </w:tcBorders>
+            <w:vAlign w:val="center"/>
+            <w:hideMark/>
+          </w:tcPr>
+          <w:p>
+            <w:pPr>
+              <w:rPr>
+                <w:lang w:val="es-CL"/>
+              </w:rPr>
+            </w:pPr>
+            <w:r>
+              <w:rPr>
+                <w:lang w:val="es-CL"/>
+              </w:rPr>
+              <w:t>Mejor clasificación de textos técnicos.</w:t>
+            </w:r>
+          </w:p>
+        </w:tc>
+      </w:tr>
+      <w:tr>
+        <w:trPr>
+          <w:tblCellSpacing w:w="15" w:type="dxa"/>
+        </w:trPr>
+        <w:tc>
+          <w:tcPr>
+            <w:tcW w:w="0" w:type="auto"/>
+            <w:tcBorders>
+              <w:top w:val="single" w:sz="6" w:space="0" w:color="E6E6E6"/>
+              <w:left w:val="single" w:sz="6" w:space="0" w:color="E6E6E6"/>
+              <w:bottom w:val="single" w:sz="6" w:space="0" w:color="E6E6E6"/>
+              <w:right w:val="single" w:sz="6" w:space="0" w:color="E6E6E6"/>
+            </w:tcBorders>
+            <w:vAlign w:val="center"/>
+            <w:hideMark/>
+          </w:tcPr>
+          <w:p>
+            <w:pPr>
+              <w:rPr>
+                <w:lang w:val="es-CL"/>
+              </w:rPr>
+            </w:pPr>
+            <w:r>
+              <w:rPr>
+                <w:lang w:val="es-CL"/>
+              </w:rPr>
+              <w:t>Conservar números y símbolos útiles</w:t>
+            </w:r>
+          </w:p>
+        </w:tc>
+        <w:tc>
+          <w:tcPr>
+            <w:tcW w:w="0" w:type="auto"/>
+            <w:tcBorders>
+              <w:top w:val="single" w:sz="6" w:space="0" w:color="E6E6E6"/>
+              <w:left w:val="single" w:sz="6" w:space="0" w:color="E6E6E6"/>
+              <w:bottom w:val="single" w:sz="6" w:space="0" w:color="E6E6E6"/>
+              <w:right w:val="single" w:sz="6" w:space="0" w:color="E6E6E6"/>
+            </w:tcBorders>
+            <w:vAlign w:val="center"/>
+            <w:hideMark/>
+          </w:tcPr>
+          <w:p>
+            <w:pPr>
+              <w:rPr>
+                <w:lang w:val="es-CL"/>
+              </w:rPr>
+            </w:pPr>
+            <w:r>
+              <w:rPr>
+                <w:lang w:val="es-CL"/>
+              </w:rPr>
+              <w:t>Mantener términos como React 18, Python 3, HTTP 500, .NET, C#, Node.js.</w:t>
+            </w:r>
+          </w:p>
+        </w:tc>
+        <w:tc>
+          <w:tcPr>
+            <w:tcW w:w="0" w:type="auto"/>
+            <w:tcBorders>
+              <w:top w:val="single" w:sz="6" w:space="0" w:color="E6E6E6"/>
+              <w:left w:val="single" w:sz="6" w:space="0" w:color="E6E6E6"/>
+              <w:bottom w:val="single" w:sz="6" w:space="0" w:color="E6E6E6"/>
+              <w:right w:val="single" w:sz="6" w:space="0" w:color="E6E6E6"/>
+            </w:tcBorders>
+            <w:vAlign w:val="center"/>
+            <w:hideMark/>
+          </w:tcPr>
+          <w:p>
+            <w:pPr>
+              <w:rPr>
+                <w:lang w:val="es-CL"/>
+              </w:rPr>
+            </w:pPr>
+            <w:r>
+              <w:rPr>
+                <w:lang w:val="es-CL"/>
+              </w:rPr>
+              <w:t>Mejora en categorías similares.</w:t>
+            </w:r>
+          </w:p>
+        </w:tc>
+      </w:tr>
+      <w:tr>
+        <w:trPr>
+          <w:tblCellSpacing w:w="15" w:type="dxa"/>
+        </w:trPr>
+        <w:tc>
+          <w:tcPr>
+            <w:tcW w:w="0" w:type="auto"/>
+            <w:tcBorders>
+              <w:top w:val="single" w:sz="6" w:space="0" w:color="E6E6E6"/>
+              <w:left w:val="single" w:sz="6" w:space="0" w:color="E6E6E6"/>
+              <w:bottom w:val="single" w:sz="6" w:space="0" w:color="E6E6E6"/>
+              <w:right w:val="single" w:sz="6" w:space="0" w:color="E6E6E6"/>
+            </w:tcBorders>
+            <w:vAlign w:val="center"/>
+            <w:hideMark/>
+          </w:tcPr>
+          <w:p>
+            <w:pPr>
+              <w:rPr>
+                <w:lang w:val="es-CL"/>
+              </w:rPr>
+            </w:pPr>
+            <w:r>
+              <w:rPr>
+                <w:lang w:val="es-CL"/>
+              </w:rPr>
+              <w:t>Normalizar tecnologías frecuentes</w:t>
+            </w:r>
+          </w:p>
+        </w:tc>
+        <w:tc>
+          <w:tcPr>
+            <w:tcW w:w="0" w:type="auto"/>
+            <w:tcBorders>
+              <w:top w:val="single" w:sz="6" w:space="0" w:color="E6E6E6"/>
+              <w:left w:val="single" w:sz="6" w:space="0" w:color="E6E6E6"/>
+              <w:bottom w:val="single" w:sz="6" w:space="0" w:color="E6E6E6"/>
+              <w:right w:val="single" w:sz="6" w:space="0" w:color="E6E6E6"/>
+            </w:tcBorders>
+            <w:vAlign w:val="center"/>
+            <w:hideMark/>
+          </w:tcPr>
+          <w:p>
+            <w:pPr>
+              <w:rPr>
+                <w:lang w:val="es-CL"/>
+              </w:rPr>
+            </w:pPr>
+            <w:r>
+              <w:rPr>
+                <w:lang w:val="es-CL"/>
+              </w:rPr>
+              <w:t>Unificar variantes como node js, node.js, NodeJS.</w:t>
+            </w:r>
+          </w:p>
+        </w:tc>
+        <w:tc>
+          <w:tcPr>
+            <w:tcW w:w="0" w:type="auto"/>
+            <w:tcBorders>
+              <w:top w:val="single" w:sz="6" w:space="0" w:color="E6E6E6"/>
+              <w:left w:val="single" w:sz="6" w:space="0" w:color="E6E6E6"/>
+              <w:bottom w:val="single" w:sz="6" w:space="0" w:color="E6E6E6"/>
+              <w:right w:val="single" w:sz="6" w:space="0" w:color="E6E6E6"/>
+            </w:tcBorders>
+            <w:vAlign w:val="center"/>
+            <w:hideMark/>
+          </w:tcPr>
+          <w:p>
+            <w:pPr>
+              <w:rPr>
+                <w:lang w:val="es-CL"/>
+              </w:rPr>
+            </w:pPr>
+            <w:r>
+              <w:rPr>
+                <w:lang w:val="es-CL"/>
+              </w:rPr>
+              <w:t>Menor dispersión del vocabulario.</w:t>
+            </w:r>
+          </w:p>
+        </w:tc>
+      </w:tr>
+      <w:tr>
+        <w:trPr>
+          <w:tblCellSpacing w:w="15" w:type="dxa"/>
+        </w:trPr>
+        <w:tc>
+          <w:tcPr>
+            <w:tcW w:w="0" w:type="auto"/>
+            <w:tcBorders>
+              <w:top w:val="single" w:sz="6" w:space="0" w:color="E6E6E6"/>
+              <w:left w:val="single" w:sz="6" w:space="0" w:color="E6E6E6"/>
+              <w:bottom w:val="single" w:sz="6" w:space="0" w:color="E6E6E6"/>
+              <w:right w:val="single" w:sz="6" w:space="0" w:color="E6E6E6"/>
+            </w:tcBorders>
+            <w:vAlign w:val="center"/>
+            <w:hideMark/>
+          </w:tcPr>
+          <w:p>
+            <w:pPr>
+              <w:rPr>
+                <w:lang w:val="es-CL"/>
+              </w:rPr>
+            </w:pPr>
+            <w:r>
+              <w:rPr>
+                <w:lang w:val="es-CL"/>
+              </w:rPr>
+              <w:t>Revisar stopwords</w:t>
+            </w:r>
+          </w:p>
+        </w:tc>
+        <w:tc>
+          <w:tcPr>
+            <w:tcW w:w="0" w:type="auto"/>
+            <w:tcBorders>
+              <w:top w:val="single" w:sz="6" w:space="0" w:color="E6E6E6"/>
+              <w:left w:val="single" w:sz="6" w:space="0" w:color="E6E6E6"/>
+              <w:bottom w:val="single" w:sz="6" w:space="0" w:color="E6E6E6"/>
+              <w:right w:val="single" w:sz="6" w:space="0" w:color="E6E6E6"/>
+            </w:tcBorders>
+            <w:vAlign w:val="center"/>
+            <w:hideMark/>
+          </w:tcPr>
+          <w:p>
+            <w:pPr>
+              <w:rPr>
+                <w:lang w:val="es-CL"/>
+              </w:rPr>
+            </w:pPr>
+            <w:r>
+              <w:rPr>
+                <w:lang w:val="es-CL"/>
+              </w:rPr>
+              <w:t>Evitar eliminar palabras técnicas relevantes.</w:t>
+            </w:r>
+          </w:p>
+        </w:tc>
+        <w:tc>
+          <w:tcPr>
+            <w:tcW w:w="0" w:type="auto"/>
+            <w:tcBorders>
+              <w:top w:val="single" w:sz="6" w:space="0" w:color="E6E6E6"/>
+              <w:left w:val="single" w:sz="6" w:space="0" w:color="E6E6E6"/>
+              <w:bottom w:val="single" w:sz="6" w:space="0" w:color="E6E6E6"/>
+              <w:right w:val="single" w:sz="6" w:space="0" w:color="E6E6E6"/>
+            </w:tcBorders>
+            <w:vAlign w:val="center"/>
+            <w:hideMark/>
+          </w:tcPr>
+          <w:p>
+            <w:pPr>
+              <w:rPr>
+                <w:lang w:val="es-CL"/>
+              </w:rPr>
+            </w:pPr>
+            <w:r>
+              <w:rPr>
+                <w:lang w:val="es-CL"/>
+              </w:rPr>
+              <w:t>Mayor precisión semántica.</w:t>
+            </w:r>
+          </w:p>
+        </w:tc>
+      </w:tr>
+    </w:tbl>
+    <w:p>
+      <w:pPr>
+        <w:rPr>
+          <w:lang w:val="es-CL"/>
+        </w:rPr>
+      </w:pPr>
+      <w:r>
+        <w:rPr>
+          <w:b/>
+          <w:bCs/>
+          <w:lang w:val="es-CL"/>
+        </w:rPr>
+        <w:t>Situación actual:</w:t>
+      </w:r>
+      <w:r>
+        <w:rPr>
+          <w:lang w:val="es-CL"/>
+        </w:rPr>
+        <w:t xml:space="preserve"> la limpieza transforma a minúsculas y elimina HTML, enlaces, caracteres especiales, números y espacios extra. </w:t>
+      </w:r>
+      <w:hyperlink r:id="rId32" w:history="1">
+        <w:r>
+          <w:rPr>
+            <w:rStyle w:val="Hipervnculo"/>
+            <w:lang w:val="es-CL"/>
+          </w:rPr>
+          <w:t>[scikit-learn.org]</w:t>
+        </w:r>
+      </w:hyperlink>
+    </w:p>
+    <w:p>
+      <w:pPr>
+        <w:rPr>
+          <w:b/>
+          <w:bCs/>
+          <w:lang w:val="es-CL"/>
+        </w:rPr>
+      </w:pPr>
+      <w:r>
+        <w:rPr>
+          <w:b/>
+          <w:bCs/>
+          <w:lang w:val="es-CL"/>
+        </w:rPr>
+        <w:t>Resultado esperado</w:t>
+      </w:r>
+    </w:p>
+    <w:p>
+      <w:pPr>
+        <w:rPr>
+          <w:lang w:val="es-CL"/>
+        </w:rPr>
+      </w:pPr>
+      <w:r>
+        <w:rPr>
+          <w:lang w:val="es-CL"/>
+        </w:rPr>
+        <w:t>- Nueva función de limpieza validada.</w:t>
+      </w:r>
+    </w:p>
+    <w:p>
+      <w:pPr>
+        <w:rPr>
+          <w:lang w:val="es-CL"/>
+        </w:rPr>
+      </w:pPr>
+      <w:r>
+        <w:rPr>
+          <w:lang w:val="es-CL"/>
+        </w:rPr>
+        <w:t>- Comparación de métricas antes y después del nuevo preprocesamiento.</w:t>
+      </w:r>
+    </w:p>
+    <w:p>
+      <w:pPr>
+        <w:rPr>
+          <w:lang w:val="es-CL"/>
+        </w:rPr>
+      </w:pPr>
+      <w:r>
+        <w:rPr>
+          <w:lang w:val="es-CL"/>
+        </w:rPr>
+        <w:t>- Evidencia de mejora o impacto por categoría.</w:t>
+      </w:r>
+    </w:p>
+    <w:p>
+      <w:pPr>
+        <w:rPr>
+          <w:lang w:val="es-CL"/>
+        </w:rPr>
+      </w:pPr>
+      <w:r>
+        <w:rPr>
+          <w:lang w:val="es-CL"/>
+        </w:rPr>
+        <w:pict w14:anchorId="33037DA4">
+          <v:rect id="_x0000_i1087" style="width:0;height:1.5pt" o:hralign="center" o:hrstd="t" o:hr="t" fillcolor="#a0a0a0" stroked="f"/>
+        </w:pict>
+      </w:r>
+    </w:p>
+    <w:p>
+      <w:pPr>
+        <w:rPr>
+          <w:b/>
+          <w:bCs/>
+          <w:lang w:val="es-CL"/>
+        </w:rPr>
+      </w:pPr>
+      <w:r>
+        <w:rPr>
+          <w:b/>
+          <w:bCs/>
+          <w:lang w:val="es-CL"/>
+        </w:rPr>
+        <w:t>Fase 3: Optimizar TF-IDF</w:t>
+      </w:r>
+    </w:p>
+    <w:p>
+      <w:pPr>
+        <w:rPr>
+          <w:lang w:val="es-CL"/>
+        </w:rPr>
+      </w:pPr>
+      <w:r>
+        <w:rPr>
+          <w:lang w:val="es-CL"/>
+        </w:rPr>
+        <w:t xml:space="preserve">El modelo actual usa TF-IDF como mecanismo para transformar texto en variables numéricas. Scikit-learn permite configurar parámetros como max_features, ngram_range, min_df, max_df y sublinear_tf en TfidfVectorizer. </w:t>
+      </w:r>
+      <w:hyperlink r:id="rId33" w:history="1">
+        <w:r>
+          <w:rPr>
+            <w:rStyle w:val="Hipervnculo"/>
+            <w:lang w:val="es-CL"/>
+          </w:rPr>
+          <w:t>[scikit-learn.org]</w:t>
+        </w:r>
+      </w:hyperlink>
+      <w:r>
+        <w:rPr>
+          <w:lang w:val="es-CL"/>
+        </w:rPr>
+        <w:t xml:space="preserve"> </w:t>
+      </w:r>
+      <w:hyperlink r:id="rId34" w:history="1">
+        <w:r>
+          <w:rPr>
+            <w:rStyle w:val="Hipervnculo"/>
+            <w:lang w:val="es-CL"/>
+          </w:rPr>
+          <w:t>[scikit-learn.org]</w:t>
+        </w:r>
+      </w:hyperlink>
+    </w:p>
+    <w:tbl>
+      <w:tblPr>
+        <w:tblW w:w="0" w:type="auto"/>
+        <w:tblCellSpacing w:w="15" w:type="dxa"/>
+        <w:tblCellMar>
+          <w:top w:w="15" w:type="dxa"/>
+          <w:left w:w="15" w:type="dxa"/>
+          <w:bottom w:w="15" w:type="dxa"/>
+          <w:right w:w="15" w:type="dxa"/>
+        </w:tblCellMar>
+        <w:tblLook w:val="04A0" w:firstRow="1" w:lastRow="0" w:firstColumn="1" w:lastColumn="0" w:noHBand="0" w:noVBand="1"/>
+      </w:tblPr>
+      <w:tblGrid>
+        <w:gridCol w:w="1447"/>
+        <w:gridCol w:w="2648"/>
+        <w:gridCol w:w="4169"/>
+      </w:tblGrid>
+      <w:tr>
+        <w:trPr>
+          <w:tblHeader/>
+          <w:tblCellSpacing w:w="15" w:type="dxa"/>
+        </w:trPr>
+        <w:tc>
+          <w:tcPr>
+            <w:tcW w:w="0" w:type="auto"/>
+            <w:tcBorders>
+              <w:top w:val="single" w:sz="6" w:space="0" w:color="E6E6E6"/>
+              <w:left w:val="single" w:sz="6" w:space="0" w:color="E6E6E6"/>
+              <w:bottom w:val="single" w:sz="6" w:space="0" w:color="E6E6E6"/>
+              <w:right w:val="single" w:sz="6" w:space="0" w:color="E6E6E6"/>
+            </w:tcBorders>
+            <w:shd w:val="clear" w:color="auto" w:fill="F5F5F5"/>
+            <w:vAlign w:val="center"/>
+            <w:hideMark/>
+          </w:tcPr>
+          <w:p>
+            <w:pPr>
+              <w:rPr>
+                <w:b/>
+                <w:bCs/>
+                <w:lang w:val="es-CL"/>
+              </w:rPr>
+            </w:pPr>
+            <w:r>
+              <w:rPr>
+                <w:b/>
+                <w:bCs/>
+                <w:lang w:val="es-CL"/>
+              </w:rPr>
+              <w:t>Parámetro</w:t>
+            </w:r>
+          </w:p>
+        </w:tc>
+        <w:tc>
+          <w:tcPr>
+            <w:tcW w:w="0" w:type="auto"/>
+            <w:tcBorders>
+              <w:top w:val="single" w:sz="6" w:space="0" w:color="E6E6E6"/>
+              <w:left w:val="single" w:sz="6" w:space="0" w:color="E6E6E6"/>
+              <w:bottom w:val="single" w:sz="6" w:space="0" w:color="E6E6E6"/>
+              <w:right w:val="single" w:sz="6" w:space="0" w:color="E6E6E6"/>
+            </w:tcBorders>
+            <w:shd w:val="clear" w:color="auto" w:fill="F5F5F5"/>
+            <w:vAlign w:val="center"/>
+            <w:hideMark/>
+          </w:tcPr>
+          <w:p>
+            <w:pPr>
+              <w:rPr>
+                <w:b/>
+                <w:bCs/>
+                <w:lang w:val="es-CL"/>
+              </w:rPr>
+            </w:pPr>
+            <w:r>
+              <w:rPr>
+                <w:b/>
+                <w:bCs/>
+                <w:lang w:val="es-CL"/>
+              </w:rPr>
+              <w:t>Valores sugeridos</w:t>
+            </w:r>
+          </w:p>
+        </w:tc>
+        <w:tc>
+          <w:tcPr>
+            <w:tcW w:w="0" w:type="auto"/>
+            <w:tcBorders>
+              <w:top w:val="single" w:sz="6" w:space="0" w:color="E6E6E6"/>
+              <w:left w:val="single" w:sz="6" w:space="0" w:color="E6E6E6"/>
+              <w:bottom w:val="single" w:sz="6" w:space="0" w:color="E6E6E6"/>
+              <w:right w:val="single" w:sz="6" w:space="0" w:color="E6E6E6"/>
+            </w:tcBorders>
+            <w:shd w:val="clear" w:color="auto" w:fill="F5F5F5"/>
+            <w:vAlign w:val="center"/>
+            <w:hideMark/>
+          </w:tcPr>
+          <w:p>
+            <w:pPr>
+              <w:rPr>
+                <w:b/>
+                <w:bCs/>
+                <w:lang w:val="es-CL"/>
+              </w:rPr>
+            </w:pPr>
+            <w:r>
+              <w:rPr>
+                <w:b/>
+                <w:bCs/>
+                <w:lang w:val="es-CL"/>
+              </w:rPr>
+              <w:t>Objetivo</w:t>
+            </w:r>
+          </w:p>
+        </w:tc>
+      </w:tr>
+      <w:tr>
+        <w:trPr>
+          <w:tblCellSpacing w:w="15" w:type="dxa"/>
+        </w:trPr>
+        <w:tc>
+          <w:tcPr>
+            <w:tcW w:w="0" w:type="auto"/>
+            <w:tcBorders>
+              <w:top w:val="single" w:sz="6" w:space="0" w:color="E6E6E6"/>
+              <w:left w:val="single" w:sz="6" w:space="0" w:color="E6E6E6"/>
+              <w:bottom w:val="single" w:sz="6" w:space="0" w:color="E6E6E6"/>
+              <w:right w:val="single" w:sz="6" w:space="0" w:color="E6E6E6"/>
+            </w:tcBorders>
+            <w:vAlign w:val="center"/>
+            <w:hideMark/>
+          </w:tcPr>
+          <w:p>
+            <w:pPr>
+              <w:rPr>
+                <w:lang w:val="es-CL"/>
+              </w:rPr>
+            </w:pPr>
+            <w:r>
+              <w:rPr>
+                <w:lang w:val="es-CL"/>
+              </w:rPr>
+              <w:t>max_features</w:t>
+            </w:r>
+          </w:p>
+        </w:tc>
+        <w:tc>
+          <w:tcPr>
+            <w:tcW w:w="0" w:type="auto"/>
+            <w:tcBorders>
+              <w:top w:val="single" w:sz="6" w:space="0" w:color="E6E6E6"/>
+              <w:left w:val="single" w:sz="6" w:space="0" w:color="E6E6E6"/>
+              <w:bottom w:val="single" w:sz="6" w:space="0" w:color="E6E6E6"/>
+              <w:right w:val="single" w:sz="6" w:space="0" w:color="E6E6E6"/>
+            </w:tcBorders>
+            <w:vAlign w:val="center"/>
+            <w:hideMark/>
+          </w:tcPr>
+          <w:p>
+            <w:pPr>
+              <w:rPr>
+                <w:lang w:val="es-CL"/>
+              </w:rPr>
+            </w:pPr>
+            <w:r>
+              <w:rPr>
+                <w:lang w:val="es-CL"/>
+              </w:rPr>
+              <w:t>[2500, 5000, 8000, 10000]</w:t>
+            </w:r>
+          </w:p>
+        </w:tc>
+        <w:tc>
+          <w:tcPr>
+            <w:tcW w:w="0" w:type="auto"/>
+            <w:tcBorders>
+              <w:top w:val="single" w:sz="6" w:space="0" w:color="E6E6E6"/>
+              <w:left w:val="single" w:sz="6" w:space="0" w:color="E6E6E6"/>
+              <w:bottom w:val="single" w:sz="6" w:space="0" w:color="E6E6E6"/>
+              <w:right w:val="single" w:sz="6" w:space="0" w:color="E6E6E6"/>
+            </w:tcBorders>
+            <w:vAlign w:val="center"/>
+            <w:hideMark/>
+          </w:tcPr>
+          <w:p>
+            <w:pPr>
+              <w:rPr>
+                <w:lang w:val="es-CL"/>
+              </w:rPr>
+            </w:pPr>
+            <w:r>
+              <w:rPr>
+                <w:lang w:val="es-CL"/>
+              </w:rPr>
+              <w:t>Aumentar vocabulario técnico disponible.</w:t>
+            </w:r>
+          </w:p>
+        </w:tc>
+      </w:tr>
+      <w:tr>
+        <w:trPr>
+          <w:tblCellSpacing w:w="15" w:type="dxa"/>
+        </w:trPr>
+        <w:tc>
+          <w:tcPr>
+            <w:tcW w:w="0" w:type="auto"/>
+            <w:tcBorders>
+              <w:top w:val="single" w:sz="6" w:space="0" w:color="E6E6E6"/>
+              <w:left w:val="single" w:sz="6" w:space="0" w:color="E6E6E6"/>
+              <w:bottom w:val="single" w:sz="6" w:space="0" w:color="E6E6E6"/>
+              <w:right w:val="single" w:sz="6" w:space="0" w:color="E6E6E6"/>
+            </w:tcBorders>
+            <w:vAlign w:val="center"/>
+            <w:hideMark/>
+          </w:tcPr>
+          <w:p>
+            <w:pPr>
+              <w:rPr>
+                <w:lang w:val="es-CL"/>
+              </w:rPr>
+            </w:pPr>
+            <w:r>
+              <w:rPr>
+                <w:lang w:val="es-CL"/>
+              </w:rPr>
+              <w:t>ngram_range</w:t>
+            </w:r>
+          </w:p>
+        </w:tc>
+        <w:tc>
+          <w:tcPr>
+            <w:tcW w:w="0" w:type="auto"/>
+            <w:tcBorders>
+              <w:top w:val="single" w:sz="6" w:space="0" w:color="E6E6E6"/>
+              <w:left w:val="single" w:sz="6" w:space="0" w:color="E6E6E6"/>
+              <w:bottom w:val="single" w:sz="6" w:space="0" w:color="E6E6E6"/>
+              <w:right w:val="single" w:sz="6" w:space="0" w:color="E6E6E6"/>
+            </w:tcBorders>
+            <w:vAlign w:val="center"/>
+            <w:hideMark/>
+          </w:tcPr>
+          <w:p>
+            <w:pPr>
+              <w:rPr>
+                <w:lang w:val="es-CL"/>
+              </w:rPr>
+            </w:pPr>
+            <w:r>
+              <w:rPr>
+                <w:lang w:val="es-CL"/>
+              </w:rPr>
+              <w:t>[(1, 1), (1, 2), (1, 3)]</w:t>
+            </w:r>
+          </w:p>
+        </w:tc>
+        <w:tc>
+          <w:tcPr>
+            <w:tcW w:w="0" w:type="auto"/>
+            <w:tcBorders>
+              <w:top w:val="single" w:sz="6" w:space="0" w:color="E6E6E6"/>
+              <w:left w:val="single" w:sz="6" w:space="0" w:color="E6E6E6"/>
+              <w:bottom w:val="single" w:sz="6" w:space="0" w:color="E6E6E6"/>
+              <w:right w:val="single" w:sz="6" w:space="0" w:color="E6E6E6"/>
+            </w:tcBorders>
+            <w:vAlign w:val="center"/>
+            <w:hideMark/>
+          </w:tcPr>
+          <w:p>
+            <w:pPr>
+              <w:rPr>
+                <w:lang w:val="es-CL"/>
+              </w:rPr>
+            </w:pPr>
+            <w:r>
+              <w:rPr>
+                <w:lang w:val="es-CL"/>
+              </w:rPr>
+              <w:t>Capturar palabras y frases técnicas.</w:t>
+            </w:r>
+          </w:p>
+        </w:tc>
+      </w:tr>
+      <w:tr>
+        <w:trPr>
+          <w:tblCellSpacing w:w="15" w:type="dxa"/>
+        </w:trPr>
+        <w:tc>
+          <w:tcPr>
+            <w:tcW w:w="0" w:type="auto"/>
+            <w:tcBorders>
+              <w:top w:val="single" w:sz="6" w:space="0" w:color="E6E6E6"/>
+              <w:left w:val="single" w:sz="6" w:space="0" w:color="E6E6E6"/>
+              <w:bottom w:val="single" w:sz="6" w:space="0" w:color="E6E6E6"/>
+              <w:right w:val="single" w:sz="6" w:space="0" w:color="E6E6E6"/>
+            </w:tcBorders>
+            <w:vAlign w:val="center"/>
+            <w:hideMark/>
+          </w:tcPr>
+          <w:p>
+            <w:pPr>
+              <w:rPr>
+                <w:lang w:val="es-CL"/>
+              </w:rPr>
+            </w:pPr>
+            <w:r>
+              <w:rPr>
+                <w:lang w:val="es-CL"/>
+              </w:rPr>
+              <w:t>min_df</w:t>
+            </w:r>
+          </w:p>
+        </w:tc>
+        <w:tc>
+          <w:tcPr>
+            <w:tcW w:w="0" w:type="auto"/>
+            <w:tcBorders>
+              <w:top w:val="single" w:sz="6" w:space="0" w:color="E6E6E6"/>
+              <w:left w:val="single" w:sz="6" w:space="0" w:color="E6E6E6"/>
+              <w:bottom w:val="single" w:sz="6" w:space="0" w:color="E6E6E6"/>
+              <w:right w:val="single" w:sz="6" w:space="0" w:color="E6E6E6"/>
+            </w:tcBorders>
+            <w:vAlign w:val="center"/>
+            <w:hideMark/>
+          </w:tcPr>
+          <w:p>
+            <w:pPr>
+              <w:rPr>
+                <w:lang w:val="es-CL"/>
+              </w:rPr>
+            </w:pPr>
+            <w:r>
+              <w:rPr>
+                <w:lang w:val="es-CL"/>
+              </w:rPr>
+              <w:t>[1, 2, 3, 5]</w:t>
+            </w:r>
+          </w:p>
+        </w:tc>
+        <w:tc>
+          <w:tcPr>
+            <w:tcW w:w="0" w:type="auto"/>
+            <w:tcBorders>
+              <w:top w:val="single" w:sz="6" w:space="0" w:color="E6E6E6"/>
+              <w:left w:val="single" w:sz="6" w:space="0" w:color="E6E6E6"/>
+              <w:bottom w:val="single" w:sz="6" w:space="0" w:color="E6E6E6"/>
+              <w:right w:val="single" w:sz="6" w:space="0" w:color="E6E6E6"/>
+            </w:tcBorders>
+            <w:vAlign w:val="center"/>
+            <w:hideMark/>
+          </w:tcPr>
+          <w:p>
+            <w:pPr>
+              <w:rPr>
+                <w:lang w:val="es-CL"/>
+              </w:rPr>
+            </w:pPr>
+            <w:r>
+              <w:rPr>
+                <w:lang w:val="es-CL"/>
+              </w:rPr>
+              <w:t>Reducir términos extremadamente raros.</w:t>
+            </w:r>
+          </w:p>
+        </w:tc>
+      </w:tr>
+      <w:tr>
+        <w:trPr>
+          <w:tblCellSpacing w:w="15" w:type="dxa"/>
+        </w:trPr>
+        <w:tc>
+          <w:tcPr>
+            <w:tcW w:w="0" w:type="auto"/>
+            <w:tcBorders>
+              <w:top w:val="single" w:sz="6" w:space="0" w:color="E6E6E6"/>
+              <w:left w:val="single" w:sz="6" w:space="0" w:color="E6E6E6"/>
+              <w:bottom w:val="single" w:sz="6" w:space="0" w:color="E6E6E6"/>
+              <w:right w:val="single" w:sz="6" w:space="0" w:color="E6E6E6"/>
+            </w:tcBorders>
+            <w:vAlign w:val="center"/>
+            <w:hideMark/>
+          </w:tcPr>
+          <w:p>
+            <w:pPr>
+              <w:rPr>
+                <w:lang w:val="es-CL"/>
+              </w:rPr>
+            </w:pPr>
+            <w:r>
+              <w:rPr>
+                <w:lang w:val="es-CL"/>
+              </w:rPr>
+              <w:t>max_df</w:t>
+            </w:r>
+          </w:p>
+        </w:tc>
+        <w:tc>
+          <w:tcPr>
+            <w:tcW w:w="0" w:type="auto"/>
+            <w:tcBorders>
+              <w:top w:val="single" w:sz="6" w:space="0" w:color="E6E6E6"/>
+              <w:left w:val="single" w:sz="6" w:space="0" w:color="E6E6E6"/>
+              <w:bottom w:val="single" w:sz="6" w:space="0" w:color="E6E6E6"/>
+              <w:right w:val="single" w:sz="6" w:space="0" w:color="E6E6E6"/>
+            </w:tcBorders>
+            <w:vAlign w:val="center"/>
+            <w:hideMark/>
+          </w:tcPr>
+          <w:p>
+            <w:pPr>
+              <w:rPr>
+                <w:lang w:val="es-CL"/>
+              </w:rPr>
+            </w:pPr>
+            <w:r>
+              <w:rPr>
+                <w:lang w:val="es-CL"/>
+              </w:rPr>
+              <w:t>[0.85, 0.90, 0.95, 1.0]</w:t>
+            </w:r>
+          </w:p>
+        </w:tc>
+        <w:tc>
+          <w:tcPr>
+            <w:tcW w:w="0" w:type="auto"/>
+            <w:tcBorders>
+              <w:top w:val="single" w:sz="6" w:space="0" w:color="E6E6E6"/>
+              <w:left w:val="single" w:sz="6" w:space="0" w:color="E6E6E6"/>
+              <w:bottom w:val="single" w:sz="6" w:space="0" w:color="E6E6E6"/>
+              <w:right w:val="single" w:sz="6" w:space="0" w:color="E6E6E6"/>
+            </w:tcBorders>
+            <w:vAlign w:val="center"/>
+            <w:hideMark/>
+          </w:tcPr>
+          <w:p>
+            <w:pPr>
+              <w:rPr>
+                <w:lang w:val="es-CL"/>
+              </w:rPr>
+            </w:pPr>
+            <w:r>
+              <w:rPr>
+                <w:lang w:val="es-CL"/>
+              </w:rPr>
+              <w:t>Reducir términos demasiado frecuentes.</w:t>
+            </w:r>
+          </w:p>
+        </w:tc>
+      </w:tr>
+      <w:tr>
+        <w:trPr>
+          <w:tblCellSpacing w:w="15" w:type="dxa"/>
+        </w:trPr>
+        <w:tc>
+          <w:tcPr>
+            <w:tcW w:w="0" w:type="auto"/>
+            <w:tcBorders>
+              <w:top w:val="single" w:sz="6" w:space="0" w:color="E6E6E6"/>
+              <w:left w:val="single" w:sz="6" w:space="0" w:color="E6E6E6"/>
+              <w:bottom w:val="single" w:sz="6" w:space="0" w:color="E6E6E6"/>
+              <w:right w:val="single" w:sz="6" w:space="0" w:color="E6E6E6"/>
+            </w:tcBorders>
+            <w:vAlign w:val="center"/>
+            <w:hideMark/>
+          </w:tcPr>
+          <w:p>
+            <w:pPr>
+              <w:rPr>
+                <w:lang w:val="es-CL"/>
+              </w:rPr>
+            </w:pPr>
+            <w:r>
+              <w:rPr>
+                <w:lang w:val="es-CL"/>
+              </w:rPr>
+              <w:t>sublinear_tf</w:t>
+            </w:r>
+          </w:p>
+        </w:tc>
+        <w:tc>
+          <w:tcPr>
+            <w:tcW w:w="0" w:type="auto"/>
+            <w:tcBorders>
+              <w:top w:val="single" w:sz="6" w:space="0" w:color="E6E6E6"/>
+              <w:left w:val="single" w:sz="6" w:space="0" w:color="E6E6E6"/>
+              <w:bottom w:val="single" w:sz="6" w:space="0" w:color="E6E6E6"/>
+              <w:right w:val="single" w:sz="6" w:space="0" w:color="E6E6E6"/>
+            </w:tcBorders>
+            <w:vAlign w:val="center"/>
+            <w:hideMark/>
+          </w:tcPr>
+          <w:p>
+            <w:pPr>
+              <w:rPr>
+                <w:lang w:val="es-CL"/>
+              </w:rPr>
+            </w:pPr>
+            <w:r>
+              <w:rPr>
+                <w:lang w:val="es-CL"/>
+              </w:rPr>
+              <w:t>[True, False]</w:t>
+            </w:r>
+          </w:p>
+        </w:tc>
+        <w:tc>
+          <w:tcPr>
+            <w:tcW w:w="0" w:type="auto"/>
+            <w:tcBorders>
+              <w:top w:val="single" w:sz="6" w:space="0" w:color="E6E6E6"/>
+              <w:left w:val="single" w:sz="6" w:space="0" w:color="E6E6E6"/>
+              <w:bottom w:val="single" w:sz="6" w:space="0" w:color="E6E6E6"/>
+              <w:right w:val="single" w:sz="6" w:space="0" w:color="E6E6E6"/>
+            </w:tcBorders>
+            <w:vAlign w:val="center"/>
+            <w:hideMark/>
+          </w:tcPr>
+          <w:p>
+            <w:pPr>
+              <w:rPr>
+                <w:lang w:val="es-CL"/>
+              </w:rPr>
+            </w:pPr>
+            <w:r>
+              <w:rPr>
+                <w:lang w:val="es-CL"/>
+              </w:rPr>
+              <w:t>Suavizar peso de términos repetidos.</w:t>
+            </w:r>
+          </w:p>
+        </w:tc>
+      </w:tr>
+    </w:tbl>
+    <w:p>
+      <w:pPr>
+        <w:rPr>
+          <w:b/>
+          <w:bCs/>
+          <w:lang w:val="es-CL"/>
+        </w:rPr>
+      </w:pPr>
+      <w:r>
+        <w:rPr>
+          <w:b/>
+          <w:bCs/>
+          <w:lang w:val="es-CL"/>
+        </w:rPr>
+        <w:t>Configuración inicial recomendada</w:t>
+      </w:r>
+    </w:p>
+    <w:p>
+      <w:pPr>
+        <w:rPr>
+          <w:lang w:val="es-CL"/>
+        </w:rPr>
+      </w:pPr>
+      <w:r>
+        <w:rPr>
+          <w:lang w:val="es-CL"/>
+        </w:rPr>
+        <w:lastRenderedPageBreak/>
+        <w:t>TfidfVectorizer(</w:t>
+      </w:r>
+    </w:p>
+    <w:p>
+      <w:pPr>
+        <w:rPr>
+          <w:lang w:val="es-CL"/>
+        </w:rPr>
+      </w:pPr>
+      <w:r>
+        <w:rPr>
+          <w:lang w:val="es-CL"/>
+        </w:rPr>
+        <w:t xml:space="preserve">    max_features=5000,</w:t>
+      </w:r>
+    </w:p>
+    <w:p>
+      <w:pPr>
+        <w:rPr>
+          <w:lang w:val="es-CL"/>
+        </w:rPr>
+      </w:pPr>
+      <w:r>
+        <w:rPr>
+          <w:lang w:val="es-CL"/>
+        </w:rPr>
+        <w:t xml:space="preserve">    ngram_range=(1, 2),</w:t>
+      </w:r>
+    </w:p>
+    <w:p>
+      <w:pPr>
+        <w:rPr>
+          <w:lang w:val="es-CL"/>
+        </w:rPr>
+      </w:pPr>
+      <w:r>
+        <w:rPr>
+          <w:lang w:val="es-CL"/>
+        </w:rPr>
+        <w:t xml:space="preserve">    min_df=2,</w:t>
+      </w:r>
+    </w:p>
+    <w:p>
+      <w:pPr>
+        <w:rPr>
+          <w:lang w:val="es-CL"/>
+        </w:rPr>
+      </w:pPr>
+      <w:r>
+        <w:rPr>
+          <w:lang w:val="es-CL"/>
+        </w:rPr>
+        <w:t xml:space="preserve">    max_df=0.95,</w:t>
+      </w:r>
+    </w:p>
+    <w:p>
+      <w:pPr>
+        <w:rPr>
+          <w:lang w:val="es-CL"/>
+        </w:rPr>
+      </w:pPr>
+      <w:r>
+        <w:rPr>
+          <w:lang w:val="es-CL"/>
+        </w:rPr>
+        <w:t xml:space="preserve">    sublinear_tf=True</w:t>
+      </w:r>
+    </w:p>
+    <w:p>
+      <w:pPr>
+        <w:rPr>
+          <w:lang w:val="es-CL"/>
+        </w:rPr>
+      </w:pPr>
+      <w:r>
+        <w:rPr>
+          <w:lang w:val="es-CL"/>
+        </w:rPr>
+        <w:t>)</w:t>
+      </w:r>
+    </w:p>
+    <w:p>
+      <w:pPr>
+        <w:rPr>
+          <w:b/>
+          <w:bCs/>
+          <w:lang w:val="es-CL"/>
+        </w:rPr>
+      </w:pPr>
+      <w:r>
+        <w:rPr>
+          <w:b/>
+          <w:bCs/>
+          <w:lang w:val="es-CL"/>
+        </w:rPr>
+        <w:t>Resultado esperado</w:t>
+      </w:r>
+    </w:p>
+    <w:p>
+      <w:pPr>
+        <w:rPr>
+          <w:lang w:val="es-CL"/>
+        </w:rPr>
+      </w:pPr>
+      <w:r>
+        <w:rPr>
+          <w:lang w:val="es-CL"/>
+        </w:rPr>
+        <w:t>- Mejor configuración TF-IDF seleccionada.</w:t>
+      </w:r>
+    </w:p>
+    <w:p>
+      <w:pPr>
+        <w:rPr>
+          <w:lang w:val="es-CL"/>
+        </w:rPr>
+      </w:pPr>
+      <w:r>
+        <w:rPr>
+          <w:lang w:val="es-CL"/>
+        </w:rPr>
+        <w:t>- Comparación contra configuración actual.</w:t>
+      </w:r>
+    </w:p>
+    <w:p>
+      <w:pPr>
+        <w:rPr>
+          <w:lang w:val="es-CL"/>
+        </w:rPr>
+      </w:pPr>
+      <w:r>
+        <w:rPr>
+          <w:lang w:val="es-CL"/>
+        </w:rPr>
+        <w:t>- Métrica principal: F1 Macro.</w:t>
+      </w:r>
+    </w:p>
+    <w:p>
+      <w:pPr>
+        <w:rPr>
+          <w:lang w:val="es-CL"/>
+        </w:rPr>
+      </w:pPr>
+      <w:r>
+        <w:rPr>
+          <w:lang w:val="es-CL"/>
+        </w:rPr>
+        <w:pict w14:anchorId="27F7C9D5">
+          <v:rect id="_x0000_i1088" style="width:0;height:1.5pt" o:hralign="center" o:hrstd="t" o:hr="t" fillcolor="#a0a0a0" stroked="f"/>
+        </w:pict>
+      </w:r>
+    </w:p>
+    <w:p>
+      <w:pPr>
+        <w:rPr>
+          <w:b/>
+          <w:bCs/>
+          <w:lang w:val="es-CL"/>
+        </w:rPr>
+      </w:pPr>
+      <w:r>
+        <w:rPr>
+          <w:b/>
+          <w:bCs/>
+          <w:lang w:val="es-CL"/>
+        </w:rPr>
+        <w:t>Fase 4: Afinar hiperparámetros de modelos</w:t>
+      </w:r>
+    </w:p>
+    <w:p>
+      <w:pPr>
+        <w:rPr>
+          <w:lang w:val="es-CL"/>
+        </w:rPr>
+      </w:pPr>
+      <w:r>
+        <w:rPr>
+          <w:lang w:val="es-CL"/>
+        </w:rPr>
+        <w:t xml:space="preserve">GridSearchCV permite realizar una búsqueda sobre combinaciones de parámetros y seleccionar los mejores valores mediante validación cruzada. </w:t>
+      </w:r>
+      <w:hyperlink r:id="rId35" w:history="1">
+        <w:r>
+          <w:rPr>
+            <w:rStyle w:val="Hipervnculo"/>
+            <w:lang w:val="es-CL"/>
+          </w:rPr>
+          <w:t>[scikit-learn.org]</w:t>
+        </w:r>
+      </w:hyperlink>
+    </w:p>
+    <w:p>
+      <w:pPr>
+        <w:rPr>
+          <w:b/>
+          <w:bCs/>
+          <w:lang w:val="es-CL"/>
+        </w:rPr>
+      </w:pPr>
+      <w:r>
+        <w:rPr>
+          <w:b/>
+          <w:bCs/>
+          <w:lang w:val="es-CL"/>
+        </w:rPr>
+        <w:t>4.1 Regresión Logística</w:t>
+      </w:r>
+    </w:p>
+    <w:p>
+      <w:pPr>
+        <w:rPr>
+          <w:lang w:val="es-CL"/>
+        </w:rPr>
+      </w:pPr>
+      <w:r>
+        <w:rPr>
+          <w:lang w:val="es-CL"/>
+        </w:rPr>
+        <w:t xml:space="preserve">Scikit-learn indica que C controla la regularización en Regresión Logística, donde valores más bajos implican mayor regularización. </w:t>
+      </w:r>
+      <w:hyperlink r:id="rId36" w:history="1">
+        <w:r>
+          <w:rPr>
+            <w:rStyle w:val="Hipervnculo"/>
+            <w:lang w:val="es-CL"/>
+          </w:rPr>
+          <w:t>[scikit-learn.org]</w:t>
+        </w:r>
+      </w:hyperlink>
+    </w:p>
+    <w:tbl>
+      <w:tblPr>
+        <w:tblW w:w="0" w:type="auto"/>
+        <w:tblCellSpacing w:w="15" w:type="dxa"/>
+        <w:tblCellMar>
+          <w:top w:w="15" w:type="dxa"/>
+          <w:left w:w="15" w:type="dxa"/>
+          <w:bottom w:w="15" w:type="dxa"/>
+          <w:right w:w="15" w:type="dxa"/>
+        </w:tblCellMar>
+        <w:tblLook w:val="04A0" w:firstRow="1" w:lastRow="0" w:firstColumn="1" w:lastColumn="0" w:noHBand="0" w:noVBand="1"/>
+      </w:tblPr>
+      <w:tblGrid>
+        <w:gridCol w:w="1350"/>
+        <w:gridCol w:w="2229"/>
+      </w:tblGrid>
+      <w:tr>
+        <w:trPr>
+          <w:tblHeader/>
+          <w:tblCellSpacing w:w="15" w:type="dxa"/>
+        </w:trPr>
+        <w:tc>
+          <w:tcPr>
+            <w:tcW w:w="0" w:type="auto"/>
+            <w:tcBorders>
+              <w:top w:val="single" w:sz="6" w:space="0" w:color="E6E6E6"/>
+              <w:left w:val="single" w:sz="6" w:space="0" w:color="E6E6E6"/>
+              <w:bottom w:val="single" w:sz="6" w:space="0" w:color="E6E6E6"/>
+              <w:right w:val="single" w:sz="6" w:space="0" w:color="E6E6E6"/>
+            </w:tcBorders>
+            <w:shd w:val="clear" w:color="auto" w:fill="F5F5F5"/>
+            <w:vAlign w:val="center"/>
+            <w:hideMark/>
+          </w:tcPr>
+          <w:p>
+            <w:pPr>
+              <w:rPr>
+                <w:b/>
+                <w:bCs/>
+                <w:lang w:val="es-CL"/>
+              </w:rPr>
+            </w:pPr>
+            <w:r>
+              <w:rPr>
+                <w:b/>
+                <w:bCs/>
+                <w:lang w:val="es-CL"/>
+              </w:rPr>
+              <w:t>Parámetro</w:t>
+            </w:r>
+          </w:p>
+        </w:tc>
+        <w:tc>
+          <w:tcPr>
+            <w:tcW w:w="0" w:type="auto"/>
+            <w:tcBorders>
+              <w:top w:val="single" w:sz="6" w:space="0" w:color="E6E6E6"/>
+              <w:left w:val="single" w:sz="6" w:space="0" w:color="E6E6E6"/>
+              <w:bottom w:val="single" w:sz="6" w:space="0" w:color="E6E6E6"/>
+              <w:right w:val="single" w:sz="6" w:space="0" w:color="E6E6E6"/>
+            </w:tcBorders>
+            <w:shd w:val="clear" w:color="auto" w:fill="F5F5F5"/>
+            <w:vAlign w:val="center"/>
+            <w:hideMark/>
+          </w:tcPr>
+          <w:p>
+            <w:pPr>
+              <w:rPr>
+                <w:b/>
+                <w:bCs/>
+                <w:lang w:val="es-CL"/>
+              </w:rPr>
+            </w:pPr>
+            <w:r>
+              <w:rPr>
+                <w:b/>
+                <w:bCs/>
+                <w:lang w:val="es-CL"/>
+              </w:rPr>
+              <w:t>Valores sugeridos</w:t>
+            </w:r>
+          </w:p>
+        </w:tc>
+      </w:tr>
+      <w:tr>
+        <w:trPr>
+          <w:tblCellSpacing w:w="15" w:type="dxa"/>
+        </w:trPr>
+        <w:tc>
+          <w:tcPr>
+            <w:tcW w:w="0" w:type="auto"/>
+            <w:tcBorders>
+              <w:top w:val="single" w:sz="6" w:space="0" w:color="E6E6E6"/>
+              <w:left w:val="single" w:sz="6" w:space="0" w:color="E6E6E6"/>
+              <w:bottom w:val="single" w:sz="6" w:space="0" w:color="E6E6E6"/>
+              <w:right w:val="single" w:sz="6" w:space="0" w:color="E6E6E6"/>
+            </w:tcBorders>
+            <w:vAlign w:val="center"/>
+            <w:hideMark/>
+          </w:tcPr>
+          <w:p>
+            <w:pPr>
+              <w:rPr>
+                <w:lang w:val="es-CL"/>
+              </w:rPr>
+            </w:pPr>
+            <w:r>
+              <w:rPr>
+                <w:lang w:val="es-CL"/>
+              </w:rPr>
+              <w:t>C</w:t>
+            </w:r>
+          </w:p>
+        </w:tc>
+        <w:tc>
+          <w:tcPr>
+            <w:tcW w:w="0" w:type="auto"/>
+            <w:tcBorders>
+              <w:top w:val="single" w:sz="6" w:space="0" w:color="E6E6E6"/>
+              <w:left w:val="single" w:sz="6" w:space="0" w:color="E6E6E6"/>
+              <w:bottom w:val="single" w:sz="6" w:space="0" w:color="E6E6E6"/>
+              <w:right w:val="single" w:sz="6" w:space="0" w:color="E6E6E6"/>
+            </w:tcBorders>
+            <w:vAlign w:val="center"/>
+            <w:hideMark/>
+          </w:tcPr>
+          <w:p>
+            <w:pPr>
+              <w:rPr>
+                <w:lang w:val="es-CL"/>
+              </w:rPr>
+            </w:pPr>
+            <w:r>
+              <w:rPr>
+                <w:lang w:val="es-CL"/>
+              </w:rPr>
+              <w:t>[0.1, 0.5, 1.0, 2.0, 5.0]</w:t>
+            </w:r>
+          </w:p>
+        </w:tc>
+      </w:tr>
+      <w:tr>
+        <w:trPr>
+          <w:tblCellSpacing w:w="15" w:type="dxa"/>
+        </w:trPr>
+        <w:tc>
+          <w:tcPr>
+            <w:tcW w:w="0" w:type="auto"/>
+            <w:tcBorders>
+              <w:top w:val="single" w:sz="6" w:space="0" w:color="E6E6E6"/>
+              <w:left w:val="single" w:sz="6" w:space="0" w:color="E6E6E6"/>
+              <w:bottom w:val="single" w:sz="6" w:space="0" w:color="E6E6E6"/>
+              <w:right w:val="single" w:sz="6" w:space="0" w:color="E6E6E6"/>
+            </w:tcBorders>
+            <w:vAlign w:val="center"/>
+            <w:hideMark/>
+          </w:tcPr>
+          <w:p>
+            <w:pPr>
+              <w:rPr>
+                <w:lang w:val="es-CL"/>
+              </w:rPr>
+            </w:pPr>
+            <w:r>
+              <w:rPr>
+                <w:lang w:val="es-CL"/>
+              </w:rPr>
+              <w:t>solver</w:t>
+            </w:r>
+          </w:p>
+        </w:tc>
+        <w:tc>
+          <w:tcPr>
+            <w:tcW w:w="0" w:type="auto"/>
+            <w:tcBorders>
+              <w:top w:val="single" w:sz="6" w:space="0" w:color="E6E6E6"/>
+              <w:left w:val="single" w:sz="6" w:space="0" w:color="E6E6E6"/>
+              <w:bottom w:val="single" w:sz="6" w:space="0" w:color="E6E6E6"/>
+              <w:right w:val="single" w:sz="6" w:space="0" w:color="E6E6E6"/>
+            </w:tcBorders>
+            <w:vAlign w:val="center"/>
+            <w:hideMark/>
+          </w:tcPr>
+          <w:p>
+            <w:pPr>
+              <w:rPr>
+                <w:lang w:val="es-CL"/>
+              </w:rPr>
+            </w:pPr>
+            <w:r>
+              <w:rPr>
+                <w:lang w:val="es-CL"/>
+              </w:rPr>
+              <w:t>["lbfgs", "saga"]</w:t>
+            </w:r>
+          </w:p>
+        </w:tc>
+      </w:tr>
+      <w:tr>
+        <w:trPr>
+          <w:tblCellSpacing w:w="15" w:type="dxa"/>
+        </w:trPr>
+        <w:tc>
+          <w:tcPr>
+            <w:tcW w:w="0" w:type="auto"/>
+            <w:tcBorders>
+              <w:top w:val="single" w:sz="6" w:space="0" w:color="E6E6E6"/>
+              <w:left w:val="single" w:sz="6" w:space="0" w:color="E6E6E6"/>
+              <w:bottom w:val="single" w:sz="6" w:space="0" w:color="E6E6E6"/>
+              <w:right w:val="single" w:sz="6" w:space="0" w:color="E6E6E6"/>
+            </w:tcBorders>
+            <w:vAlign w:val="center"/>
+            <w:hideMark/>
+          </w:tcPr>
+          <w:p>
+            <w:pPr>
+              <w:rPr>
+                <w:lang w:val="es-CL"/>
+              </w:rPr>
+            </w:pPr>
+            <w:r>
+              <w:rPr>
+                <w:lang w:val="es-CL"/>
+              </w:rPr>
+              <w:t>class_weight</w:t>
+            </w:r>
+          </w:p>
+        </w:tc>
+        <w:tc>
+          <w:tcPr>
+            <w:tcW w:w="0" w:type="auto"/>
+            <w:tcBorders>
+              <w:top w:val="single" w:sz="6" w:space="0" w:color="E6E6E6"/>
+              <w:left w:val="single" w:sz="6" w:space="0" w:color="E6E6E6"/>
+              <w:bottom w:val="single" w:sz="6" w:space="0" w:color="E6E6E6"/>
+              <w:right w:val="single" w:sz="6" w:space="0" w:color="E6E6E6"/>
+            </w:tcBorders>
+            <w:vAlign w:val="center"/>
+            <w:hideMark/>
+          </w:tcPr>
+          <w:p>
+            <w:pPr>
+              <w:rPr>
+                <w:lang w:val="es-CL"/>
+              </w:rPr>
+            </w:pPr>
+            <w:r>
+              <w:rPr>
+                <w:lang w:val="es-CL"/>
+              </w:rPr>
+              <w:t>[None, "balanced"]</w:t>
+            </w:r>
+          </w:p>
+        </w:tc>
+      </w:tr>
+      <w:tr>
+        <w:trPr>
+          <w:tblCellSpacing w:w="15" w:type="dxa"/>
+        </w:trPr>
+        <w:tc>
+          <w:tcPr>
+            <w:tcW w:w="0" w:type="auto"/>
+            <w:tcBorders>
+              <w:top w:val="single" w:sz="6" w:space="0" w:color="E6E6E6"/>
+              <w:left w:val="single" w:sz="6" w:space="0" w:color="E6E6E6"/>
+              <w:bottom w:val="single" w:sz="6" w:space="0" w:color="E6E6E6"/>
+              <w:right w:val="single" w:sz="6" w:space="0" w:color="E6E6E6"/>
+            </w:tcBorders>
+            <w:vAlign w:val="center"/>
+            <w:hideMark/>
+          </w:tcPr>
+          <w:p>
+            <w:pPr>
+              <w:rPr>
+                <w:lang w:val="es-CL"/>
+              </w:rPr>
+            </w:pPr>
+            <w:r>
+              <w:rPr>
+                <w:lang w:val="es-CL"/>
+              </w:rPr>
+              <w:t>max_iter</w:t>
+            </w:r>
+          </w:p>
+        </w:tc>
+        <w:tc>
+          <w:tcPr>
+            <w:tcW w:w="0" w:type="auto"/>
+            <w:tcBorders>
+              <w:top w:val="single" w:sz="6" w:space="0" w:color="E6E6E6"/>
+              <w:left w:val="single" w:sz="6" w:space="0" w:color="E6E6E6"/>
+              <w:bottom w:val="single" w:sz="6" w:space="0" w:color="E6E6E6"/>
+              <w:right w:val="single" w:sz="6" w:space="0" w:color="E6E6E6"/>
+            </w:tcBorders>
+            <w:vAlign w:val="center"/>
+            <w:hideMark/>
+          </w:tcPr>
+          <w:p>
+            <w:pPr>
+              <w:rPr>
+                <w:lang w:val="es-CL"/>
+              </w:rPr>
+            </w:pPr>
+            <w:r>
+              <w:rPr>
+                <w:lang w:val="es-CL"/>
+              </w:rPr>
+              <w:t>[1000, 2000]</w:t>
+            </w:r>
+          </w:p>
+        </w:tc>
+      </w:tr>
+    </w:tbl>
+    <w:p>
+      <w:pPr>
+        <w:rPr>
+          <w:b/>
+          <w:bCs/>
+          <w:lang w:val="es-CL"/>
+        </w:rPr>
+      </w:pPr>
+      <w:r>
+        <w:rPr>
+          <w:b/>
+          <w:bCs/>
+          <w:lang w:val="es-CL"/>
+        </w:rPr>
+        <w:t>4.2 LinearSVC</w:t>
+      </w:r>
+    </w:p>
+    <w:p>
+      <w:pPr>
+        <w:rPr>
+          <w:lang w:val="es-CL"/>
+        </w:rPr>
+      </w:pPr>
+      <w:r>
+        <w:rPr>
+          <w:lang w:val="es-CL"/>
+        </w:rPr>
+        <w:t xml:space="preserve">LinearSVC es adecuado para clasificación con datos dispersos y soporta clasificación multiclase mediante one-vs-rest. </w:t>
+      </w:r>
+      <w:hyperlink r:id="rId37" w:history="1">
+        <w:r>
+          <w:rPr>
+            <w:rStyle w:val="Hipervnculo"/>
+            <w:lang w:val="es-CL"/>
+          </w:rPr>
+          <w:t>[scikit-learn.org]</w:t>
+        </w:r>
+      </w:hyperlink>
+    </w:p>
+    <w:tbl>
+      <w:tblPr>
+        <w:tblW w:w="0" w:type="auto"/>
+        <w:tblCellSpacing w:w="15" w:type="dxa"/>
+        <w:tblCellMar>
+          <w:top w:w="15" w:type="dxa"/>
+          <w:left w:w="15" w:type="dxa"/>
+          <w:bottom w:w="15" w:type="dxa"/>
+          <w:right w:w="15" w:type="dxa"/>
+        </w:tblCellMar>
+        <w:tblLook w:val="04A0" w:firstRow="1" w:lastRow="0" w:firstColumn="1" w:lastColumn="0" w:noHBand="0" w:noVBand="1"/>
+      </w:tblPr>
+      <w:tblGrid>
+        <w:gridCol w:w="1350"/>
+        <w:gridCol w:w="2741"/>
+      </w:tblGrid>
+      <w:tr>
+        <w:trPr>
+          <w:tblHeader/>
+          <w:tblCellSpacing w:w="15" w:type="dxa"/>
+        </w:trPr>
+        <w:tc>
+          <w:tcPr>
+            <w:tcW w:w="0" w:type="auto"/>
+            <w:tcBorders>
+              <w:top w:val="single" w:sz="6" w:space="0" w:color="E6E6E6"/>
+              <w:left w:val="single" w:sz="6" w:space="0" w:color="E6E6E6"/>
+              <w:bottom w:val="single" w:sz="6" w:space="0" w:color="E6E6E6"/>
+              <w:right w:val="single" w:sz="6" w:space="0" w:color="E6E6E6"/>
+            </w:tcBorders>
+            <w:shd w:val="clear" w:color="auto" w:fill="F5F5F5"/>
+            <w:vAlign w:val="center"/>
+            <w:hideMark/>
+          </w:tcPr>
+          <w:p>
+            <w:pPr>
+              <w:rPr>
+                <w:b/>
+                <w:bCs/>
+                <w:lang w:val="es-CL"/>
+              </w:rPr>
+            </w:pPr>
+            <w:r>
+              <w:rPr>
+                <w:b/>
+                <w:bCs/>
+                <w:lang w:val="es-CL"/>
+              </w:rPr>
+              <w:lastRenderedPageBreak/>
+              <w:t>Parámetro</w:t>
+            </w:r>
+          </w:p>
+        </w:tc>
+        <w:tc>
+          <w:tcPr>
+            <w:tcW w:w="0" w:type="auto"/>
+            <w:tcBorders>
+              <w:top w:val="single" w:sz="6" w:space="0" w:color="E6E6E6"/>
+              <w:left w:val="single" w:sz="6" w:space="0" w:color="E6E6E6"/>
+              <w:bottom w:val="single" w:sz="6" w:space="0" w:color="E6E6E6"/>
+              <w:right w:val="single" w:sz="6" w:space="0" w:color="E6E6E6"/>
+            </w:tcBorders>
+            <w:shd w:val="clear" w:color="auto" w:fill="F5F5F5"/>
+            <w:vAlign w:val="center"/>
+            <w:hideMark/>
+          </w:tcPr>
+          <w:p>
+            <w:pPr>
+              <w:rPr>
+                <w:b/>
+                <w:bCs/>
+                <w:lang w:val="es-CL"/>
+              </w:rPr>
+            </w:pPr>
+            <w:r>
+              <w:rPr>
+                <w:b/>
+                <w:bCs/>
+                <w:lang w:val="es-CL"/>
+              </w:rPr>
+              <w:t>Valores sugeridos</w:t>
+            </w:r>
+          </w:p>
+        </w:tc>
+      </w:tr>
+      <w:tr>
+        <w:trPr>
+          <w:tblCellSpacing w:w="15" w:type="dxa"/>
+        </w:trPr>
+        <w:tc>
+          <w:tcPr>
+            <w:tcW w:w="0" w:type="auto"/>
+            <w:tcBorders>
+              <w:top w:val="single" w:sz="6" w:space="0" w:color="E6E6E6"/>
+              <w:left w:val="single" w:sz="6" w:space="0" w:color="E6E6E6"/>
+              <w:bottom w:val="single" w:sz="6" w:space="0" w:color="E6E6E6"/>
+              <w:right w:val="single" w:sz="6" w:space="0" w:color="E6E6E6"/>
+            </w:tcBorders>
+            <w:vAlign w:val="center"/>
+            <w:hideMark/>
+          </w:tcPr>
+          <w:p>
+            <w:pPr>
+              <w:rPr>
+                <w:lang w:val="es-CL"/>
+              </w:rPr>
+            </w:pPr>
+            <w:r>
+              <w:rPr>
+                <w:lang w:val="es-CL"/>
+              </w:rPr>
+              <w:t>C</w:t>
+            </w:r>
+          </w:p>
+        </w:tc>
+        <w:tc>
+          <w:tcPr>
+            <w:tcW w:w="0" w:type="auto"/>
+            <w:tcBorders>
+              <w:top w:val="single" w:sz="6" w:space="0" w:color="E6E6E6"/>
+              <w:left w:val="single" w:sz="6" w:space="0" w:color="E6E6E6"/>
+              <w:bottom w:val="single" w:sz="6" w:space="0" w:color="E6E6E6"/>
+              <w:right w:val="single" w:sz="6" w:space="0" w:color="E6E6E6"/>
+            </w:tcBorders>
+            <w:vAlign w:val="center"/>
+            <w:hideMark/>
+          </w:tcPr>
+          <w:p>
+            <w:pPr>
+              <w:rPr>
+                <w:lang w:val="es-CL"/>
+              </w:rPr>
+            </w:pPr>
+            <w:r>
+              <w:rPr>
+                <w:lang w:val="es-CL"/>
+              </w:rPr>
+              <w:t>[0.1, 0.5, 1.0, 2.0, 5.0]</w:t>
+            </w:r>
+          </w:p>
+        </w:tc>
+      </w:tr>
+      <w:tr>
+        <w:trPr>
+          <w:tblCellSpacing w:w="15" w:type="dxa"/>
+        </w:trPr>
+        <w:tc>
+          <w:tcPr>
+            <w:tcW w:w="0" w:type="auto"/>
+            <w:tcBorders>
+              <w:top w:val="single" w:sz="6" w:space="0" w:color="E6E6E6"/>
+              <w:left w:val="single" w:sz="6" w:space="0" w:color="E6E6E6"/>
+              <w:bottom w:val="single" w:sz="6" w:space="0" w:color="E6E6E6"/>
+              <w:right w:val="single" w:sz="6" w:space="0" w:color="E6E6E6"/>
+            </w:tcBorders>
+            <w:vAlign w:val="center"/>
+            <w:hideMark/>
+          </w:tcPr>
+          <w:p>
+            <w:pPr>
+              <w:rPr>
+                <w:lang w:val="es-CL"/>
+              </w:rPr>
+            </w:pPr>
+            <w:r>
+              <w:rPr>
+                <w:lang w:val="es-CL"/>
+              </w:rPr>
+              <w:t>loss</w:t>
+            </w:r>
+          </w:p>
+        </w:tc>
+        <w:tc>
+          <w:tcPr>
+            <w:tcW w:w="0" w:type="auto"/>
+            <w:tcBorders>
+              <w:top w:val="single" w:sz="6" w:space="0" w:color="E6E6E6"/>
+              <w:left w:val="single" w:sz="6" w:space="0" w:color="E6E6E6"/>
+              <w:bottom w:val="single" w:sz="6" w:space="0" w:color="E6E6E6"/>
+              <w:right w:val="single" w:sz="6" w:space="0" w:color="E6E6E6"/>
+            </w:tcBorders>
+            <w:vAlign w:val="center"/>
+            <w:hideMark/>
+          </w:tcPr>
+          <w:p>
+            <w:pPr>
+              <w:rPr>
+                <w:lang w:val="es-CL"/>
+              </w:rPr>
+            </w:pPr>
+            <w:r>
+              <w:rPr>
+                <w:lang w:val="es-CL"/>
+              </w:rPr>
+              <w:t>["hinge", "squared_hinge"]</w:t>
+            </w:r>
+          </w:p>
+        </w:tc>
+      </w:tr>
+      <w:tr>
+        <w:trPr>
+          <w:tblCellSpacing w:w="15" w:type="dxa"/>
+        </w:trPr>
+        <w:tc>
+          <w:tcPr>
+            <w:tcW w:w="0" w:type="auto"/>
+            <w:tcBorders>
+              <w:top w:val="single" w:sz="6" w:space="0" w:color="E6E6E6"/>
+              <w:left w:val="single" w:sz="6" w:space="0" w:color="E6E6E6"/>
+              <w:bottom w:val="single" w:sz="6" w:space="0" w:color="E6E6E6"/>
+              <w:right w:val="single" w:sz="6" w:space="0" w:color="E6E6E6"/>
+            </w:tcBorders>
+            <w:vAlign w:val="center"/>
+            <w:hideMark/>
+          </w:tcPr>
+          <w:p>
+            <w:pPr>
+              <w:rPr>
+                <w:lang w:val="es-CL"/>
+              </w:rPr>
+            </w:pPr>
+            <w:r>
+              <w:rPr>
+                <w:lang w:val="es-CL"/>
+              </w:rPr>
+              <w:t>class_weight</w:t>
+            </w:r>
+          </w:p>
+        </w:tc>
+        <w:tc>
+          <w:tcPr>
+            <w:tcW w:w="0" w:type="auto"/>
+            <w:tcBorders>
+              <w:top w:val="single" w:sz="6" w:space="0" w:color="E6E6E6"/>
+              <w:left w:val="single" w:sz="6" w:space="0" w:color="E6E6E6"/>
+              <w:bottom w:val="single" w:sz="6" w:space="0" w:color="E6E6E6"/>
+              <w:right w:val="single" w:sz="6" w:space="0" w:color="E6E6E6"/>
+            </w:tcBorders>
+            <w:vAlign w:val="center"/>
+            <w:hideMark/>
+          </w:tcPr>
+          <w:p>
+            <w:pPr>
+              <w:rPr>
+                <w:lang w:val="es-CL"/>
+              </w:rPr>
+            </w:pPr>
+            <w:r>
+              <w:rPr>
+                <w:lang w:val="es-CL"/>
+              </w:rPr>
+              <w:t>[None, "balanced"]</w:t>
+            </w:r>
+          </w:p>
+        </w:tc>
+      </w:tr>
+      <w:tr>
+        <w:trPr>
+          <w:tblCellSpacing w:w="15" w:type="dxa"/>
+        </w:trPr>
+        <w:tc>
+          <w:tcPr>
+            <w:tcW w:w="0" w:type="auto"/>
+            <w:tcBorders>
+              <w:top w:val="single" w:sz="6" w:space="0" w:color="E6E6E6"/>
+              <w:left w:val="single" w:sz="6" w:space="0" w:color="E6E6E6"/>
+              <w:bottom w:val="single" w:sz="6" w:space="0" w:color="E6E6E6"/>
+              <w:right w:val="single" w:sz="6" w:space="0" w:color="E6E6E6"/>
+            </w:tcBorders>
+            <w:vAlign w:val="center"/>
+            <w:hideMark/>
+          </w:tcPr>
+          <w:p>
+            <w:pPr>
+              <w:rPr>
+                <w:lang w:val="es-CL"/>
+              </w:rPr>
+            </w:pPr>
+            <w:r>
+              <w:rPr>
+                <w:lang w:val="es-CL"/>
+              </w:rPr>
+              <w:t>max_iter</w:t>
+            </w:r>
+          </w:p>
+        </w:tc>
+        <w:tc>
+          <w:tcPr>
+            <w:tcW w:w="0" w:type="auto"/>
+            <w:tcBorders>
+              <w:top w:val="single" w:sz="6" w:space="0" w:color="E6E6E6"/>
+              <w:left w:val="single" w:sz="6" w:space="0" w:color="E6E6E6"/>
+              <w:bottom w:val="single" w:sz="6" w:space="0" w:color="E6E6E6"/>
+              <w:right w:val="single" w:sz="6" w:space="0" w:color="E6E6E6"/>
+            </w:tcBorders>
+            <w:vAlign w:val="center"/>
+            <w:hideMark/>
+          </w:tcPr>
+          <w:p>
+            <w:pPr>
+              <w:rPr>
+                <w:lang w:val="es-CL"/>
+              </w:rPr>
+            </w:pPr>
+            <w:r>
+              <w:rPr>
+                <w:lang w:val="es-CL"/>
+              </w:rPr>
+              <w:t>[3000, 5000]</w:t>
+            </w:r>
+          </w:p>
+        </w:tc>
+      </w:tr>
+    </w:tbl>
+    <w:p>
+      <w:pPr>
+        <w:rPr>
+          <w:b/>
+          <w:bCs/>
+          <w:lang w:val="es-CL"/>
+        </w:rPr>
+      </w:pPr>
+      <w:r>
+        <w:rPr>
+          <w:b/>
+          <w:bCs/>
+          <w:lang w:val="es-CL"/>
+        </w:rPr>
+        <w:t>4.3 Random Forest</w:t>
+      </w:r>
+    </w:p>
+    <w:p>
+      <w:pPr>
+        <w:rPr>
+          <w:lang w:val="es-CL"/>
+        </w:rPr>
+      </w:pPr>
+      <w:r>
+        <w:rPr>
+          <w:lang w:val="es-CL"/>
+        </w:rPr>
+        <w:t xml:space="preserve">RandomForestClassifier permite configurar parámetros como n_estimators, max_depth, min_samples_split, min_samples_leaf y max_features. </w:t>
+      </w:r>
+      <w:hyperlink r:id="rId38" w:history="1">
+        <w:r>
+          <w:rPr>
+            <w:rStyle w:val="Hipervnculo"/>
+            <w:lang w:val="es-CL"/>
+          </w:rPr>
+          <w:t>[scikit-learn.org]</w:t>
+        </w:r>
+      </w:hyperlink>
+    </w:p>
+    <w:tbl>
+      <w:tblPr>
+        <w:tblW w:w="0" w:type="auto"/>
+        <w:tblCellSpacing w:w="15" w:type="dxa"/>
+        <w:tblCellMar>
+          <w:top w:w="15" w:type="dxa"/>
+          <w:left w:w="15" w:type="dxa"/>
+          <w:bottom w:w="15" w:type="dxa"/>
+          <w:right w:w="15" w:type="dxa"/>
+        </w:tblCellMar>
+        <w:tblLook w:val="04A0" w:firstRow="1" w:lastRow="0" w:firstColumn="1" w:lastColumn="0" w:noHBand="0" w:noVBand="1"/>
+      </w:tblPr>
+      <w:tblGrid>
+        <w:gridCol w:w="1923"/>
+        <w:gridCol w:w="1867"/>
+      </w:tblGrid>
+      <w:tr>
+        <w:trPr>
+          <w:tblHeader/>
+          <w:tblCellSpacing w:w="15" w:type="dxa"/>
+        </w:trPr>
+        <w:tc>
+          <w:tcPr>
+            <w:tcW w:w="0" w:type="auto"/>
+            <w:tcBorders>
+              <w:top w:val="single" w:sz="6" w:space="0" w:color="E6E6E6"/>
+              <w:left w:val="single" w:sz="6" w:space="0" w:color="E6E6E6"/>
+              <w:bottom w:val="single" w:sz="6" w:space="0" w:color="E6E6E6"/>
+              <w:right w:val="single" w:sz="6" w:space="0" w:color="E6E6E6"/>
+            </w:tcBorders>
+            <w:shd w:val="clear" w:color="auto" w:fill="F5F5F5"/>
+            <w:vAlign w:val="center"/>
+            <w:hideMark/>
+          </w:tcPr>
+          <w:p>
+            <w:pPr>
+              <w:rPr>
+                <w:b/>
+                <w:bCs/>
+                <w:lang w:val="es-CL"/>
+              </w:rPr>
+            </w:pPr>
+            <w:r>
+              <w:rPr>
+                <w:b/>
+                <w:bCs/>
+                <w:lang w:val="es-CL"/>
+              </w:rPr>
+              <w:t>Parámetro</w:t>
+            </w:r>
+          </w:p>
+        </w:tc>
+        <w:tc>
+          <w:tcPr>
+            <w:tcW w:w="0" w:type="auto"/>
+            <w:tcBorders>
+              <w:top w:val="single" w:sz="6" w:space="0" w:color="E6E6E6"/>
+              <w:left w:val="single" w:sz="6" w:space="0" w:color="E6E6E6"/>
+              <w:bottom w:val="single" w:sz="6" w:space="0" w:color="E6E6E6"/>
+              <w:right w:val="single" w:sz="6" w:space="0" w:color="E6E6E6"/>
+            </w:tcBorders>
+            <w:shd w:val="clear" w:color="auto" w:fill="F5F5F5"/>
+            <w:vAlign w:val="center"/>
+            <w:hideMark/>
+          </w:tcPr>
+          <w:p>
+            <w:pPr>
+              <w:rPr>
+                <w:b/>
+                <w:bCs/>
+                <w:lang w:val="es-CL"/>
+              </w:rPr>
+            </w:pPr>
+            <w:r>
+              <w:rPr>
+                <w:b/>
+                <w:bCs/>
+                <w:lang w:val="es-CL"/>
+              </w:rPr>
+              <w:t>Valores sugeridos</w:t>
+            </w:r>
+          </w:p>
+        </w:tc>
+      </w:tr>
+      <w:tr>
+        <w:trPr>
+          <w:tblCellSpacing w:w="15" w:type="dxa"/>
+        </w:trPr>
+        <w:tc>
+          <w:tcPr>
+            <w:tcW w:w="0" w:type="auto"/>
+            <w:tcBorders>
+              <w:top w:val="single" w:sz="6" w:space="0" w:color="E6E6E6"/>
+              <w:left w:val="single" w:sz="6" w:space="0" w:color="E6E6E6"/>
+              <w:bottom w:val="single" w:sz="6" w:space="0" w:color="E6E6E6"/>
+              <w:right w:val="single" w:sz="6" w:space="0" w:color="E6E6E6"/>
+            </w:tcBorders>
+            <w:vAlign w:val="center"/>
+            <w:hideMark/>
+          </w:tcPr>
+          <w:p>
+            <w:pPr>
+              <w:rPr>
+                <w:lang w:val="es-CL"/>
+              </w:rPr>
+            </w:pPr>
+            <w:r>
+              <w:rPr>
+                <w:lang w:val="es-CL"/>
+              </w:rPr>
+              <w:t>n_estimators</w:t>
+            </w:r>
+          </w:p>
+        </w:tc>
+        <w:tc>
+          <w:tcPr>
+            <w:tcW w:w="0" w:type="auto"/>
+            <w:tcBorders>
+              <w:top w:val="single" w:sz="6" w:space="0" w:color="E6E6E6"/>
+              <w:left w:val="single" w:sz="6" w:space="0" w:color="E6E6E6"/>
+              <w:bottom w:val="single" w:sz="6" w:space="0" w:color="E6E6E6"/>
+              <w:right w:val="single" w:sz="6" w:space="0" w:color="E6E6E6"/>
+            </w:tcBorders>
+            <w:vAlign w:val="center"/>
+            <w:hideMark/>
+          </w:tcPr>
+          <w:p>
+            <w:pPr>
+              <w:rPr>
+                <w:lang w:val="es-CL"/>
+              </w:rPr>
+            </w:pPr>
+            <w:r>
+              <w:rPr>
+                <w:lang w:val="es-CL"/>
+              </w:rPr>
+              <w:t>[100, 200, 300]</w:t>
+            </w:r>
+          </w:p>
+        </w:tc>
+      </w:tr>
+      <w:tr>
+        <w:trPr>
+          <w:tblCellSpacing w:w="15" w:type="dxa"/>
+        </w:trPr>
+        <w:tc>
+          <w:tcPr>
+            <w:tcW w:w="0" w:type="auto"/>
+            <w:tcBorders>
+              <w:top w:val="single" w:sz="6" w:space="0" w:color="E6E6E6"/>
+              <w:left w:val="single" w:sz="6" w:space="0" w:color="E6E6E6"/>
+              <w:bottom w:val="single" w:sz="6" w:space="0" w:color="E6E6E6"/>
+              <w:right w:val="single" w:sz="6" w:space="0" w:color="E6E6E6"/>
+            </w:tcBorders>
+            <w:vAlign w:val="center"/>
+            <w:hideMark/>
+          </w:tcPr>
+          <w:p>
+            <w:pPr>
+              <w:rPr>
+                <w:lang w:val="es-CL"/>
+              </w:rPr>
+            </w:pPr>
+            <w:r>
+              <w:rPr>
+                <w:lang w:val="es-CL"/>
+              </w:rPr>
+              <w:t>max_depth</w:t>
+            </w:r>
+          </w:p>
+        </w:tc>
+        <w:tc>
+          <w:tcPr>
+            <w:tcW w:w="0" w:type="auto"/>
+            <w:tcBorders>
+              <w:top w:val="single" w:sz="6" w:space="0" w:color="E6E6E6"/>
+              <w:left w:val="single" w:sz="6" w:space="0" w:color="E6E6E6"/>
+              <w:bottom w:val="single" w:sz="6" w:space="0" w:color="E6E6E6"/>
+              <w:right w:val="single" w:sz="6" w:space="0" w:color="E6E6E6"/>
+            </w:tcBorders>
+            <w:vAlign w:val="center"/>
+            <w:hideMark/>
+          </w:tcPr>
+          <w:p>
+            <w:pPr>
+              <w:rPr>
+                <w:lang w:val="es-CL"/>
+              </w:rPr>
+            </w:pPr>
+            <w:r>
+              <w:rPr>
+                <w:lang w:val="es-CL"/>
+              </w:rPr>
+              <w:t>[10, 15, 20, None]</w:t>
+            </w:r>
+          </w:p>
+        </w:tc>
+      </w:tr>
+      <w:tr>
+        <w:trPr>
+          <w:tblCellSpacing w:w="15" w:type="dxa"/>
+        </w:trPr>
+        <w:tc>
+          <w:tcPr>
+            <w:tcW w:w="0" w:type="auto"/>
+            <w:tcBorders>
+              <w:top w:val="single" w:sz="6" w:space="0" w:color="E6E6E6"/>
+              <w:left w:val="single" w:sz="6" w:space="0" w:color="E6E6E6"/>
+              <w:bottom w:val="single" w:sz="6" w:space="0" w:color="E6E6E6"/>
+              <w:right w:val="single" w:sz="6" w:space="0" w:color="E6E6E6"/>
+            </w:tcBorders>
+            <w:vAlign w:val="center"/>
+            <w:hideMark/>
+          </w:tcPr>
+          <w:p>
+            <w:pPr>
+              <w:rPr>
+                <w:lang w:val="es-CL"/>
+              </w:rPr>
+            </w:pPr>
+            <w:r>
+              <w:rPr>
+                <w:lang w:val="es-CL"/>
+              </w:rPr>
+              <w:t>min_samples_split</w:t>
+            </w:r>
+          </w:p>
+        </w:tc>
+        <w:tc>
+          <w:tcPr>
+            <w:tcW w:w="0" w:type="auto"/>
+            <w:tcBorders>
+              <w:top w:val="single" w:sz="6" w:space="0" w:color="E6E6E6"/>
+              <w:left w:val="single" w:sz="6" w:space="0" w:color="E6E6E6"/>
+              <w:bottom w:val="single" w:sz="6" w:space="0" w:color="E6E6E6"/>
+              <w:right w:val="single" w:sz="6" w:space="0" w:color="E6E6E6"/>
+            </w:tcBorders>
+            <w:vAlign w:val="center"/>
+            <w:hideMark/>
+          </w:tcPr>
+          <w:p>
+            <w:pPr>
+              <w:rPr>
+                <w:lang w:val="es-CL"/>
+              </w:rPr>
+            </w:pPr>
+            <w:r>
+              <w:rPr>
+                <w:lang w:val="es-CL"/>
+              </w:rPr>
+              <w:t>[2, 5, 10]</w:t>
+            </w:r>
+          </w:p>
+        </w:tc>
+      </w:tr>
+      <w:tr>
+        <w:trPr>
+          <w:tblCellSpacing w:w="15" w:type="dxa"/>
+        </w:trPr>
+        <w:tc>
+          <w:tcPr>
+            <w:tcW w:w="0" w:type="auto"/>
+            <w:tcBorders>
+              <w:top w:val="single" w:sz="6" w:space="0" w:color="E6E6E6"/>
+              <w:left w:val="single" w:sz="6" w:space="0" w:color="E6E6E6"/>
+              <w:bottom w:val="single" w:sz="6" w:space="0" w:color="E6E6E6"/>
+              <w:right w:val="single" w:sz="6" w:space="0" w:color="E6E6E6"/>
+            </w:tcBorders>
+            <w:vAlign w:val="center"/>
+            <w:hideMark/>
+          </w:tcPr>
+          <w:p>
+            <w:pPr>
+              <w:rPr>
+                <w:lang w:val="es-CL"/>
+              </w:rPr>
+            </w:pPr>
+            <w:r>
+              <w:rPr>
+                <w:lang w:val="es-CL"/>
+              </w:rPr>
+              <w:t>min_samples_leaf</w:t>
+            </w:r>
+          </w:p>
+        </w:tc>
+        <w:tc>
+          <w:tcPr>
+            <w:tcW w:w="0" w:type="auto"/>
+            <w:tcBorders>
+              <w:top w:val="single" w:sz="6" w:space="0" w:color="E6E6E6"/>
+              <w:left w:val="single" w:sz="6" w:space="0" w:color="E6E6E6"/>
+              <w:bottom w:val="single" w:sz="6" w:space="0" w:color="E6E6E6"/>
+              <w:right w:val="single" w:sz="6" w:space="0" w:color="E6E6E6"/>
+            </w:tcBorders>
+            <w:vAlign w:val="center"/>
+            <w:hideMark/>
+          </w:tcPr>
+          <w:p>
+            <w:pPr>
+              <w:rPr>
+                <w:lang w:val="es-CL"/>
+              </w:rPr>
+            </w:pPr>
+            <w:r>
+              <w:rPr>
+                <w:lang w:val="es-CL"/>
+              </w:rPr>
+              <w:t>[1, 2, 4]</w:t>
+            </w:r>
+          </w:p>
+        </w:tc>
+      </w:tr>
+      <w:tr>
+        <w:trPr>
+          <w:tblCellSpacing w:w="15" w:type="dxa"/>
+        </w:trPr>
+        <w:tc>
+          <w:tcPr>
+            <w:tcW w:w="0" w:type="auto"/>
+            <w:tcBorders>
+              <w:top w:val="single" w:sz="6" w:space="0" w:color="E6E6E6"/>
+              <w:left w:val="single" w:sz="6" w:space="0" w:color="E6E6E6"/>
+              <w:bottom w:val="single" w:sz="6" w:space="0" w:color="E6E6E6"/>
+              <w:right w:val="single" w:sz="6" w:space="0" w:color="E6E6E6"/>
+            </w:tcBorders>
+            <w:vAlign w:val="center"/>
+            <w:hideMark/>
+          </w:tcPr>
+          <w:p>
+            <w:pPr>
+              <w:rPr>
+                <w:lang w:val="es-CL"/>
+              </w:rPr>
+            </w:pPr>
+            <w:r>
+              <w:rPr>
+                <w:lang w:val="es-CL"/>
+              </w:rPr>
+              <w:t>max_features</w:t>
+            </w:r>
+          </w:p>
+        </w:tc>
+        <w:tc>
+          <w:tcPr>
+            <w:tcW w:w="0" w:type="auto"/>
+            <w:tcBorders>
+              <w:top w:val="single" w:sz="6" w:space="0" w:color="E6E6E6"/>
+              <w:left w:val="single" w:sz="6" w:space="0" w:color="E6E6E6"/>
+              <w:bottom w:val="single" w:sz="6" w:space="0" w:color="E6E6E6"/>
+              <w:right w:val="single" w:sz="6" w:space="0" w:color="E6E6E6"/>
+            </w:tcBorders>
+            <w:vAlign w:val="center"/>
+            <w:hideMark/>
+          </w:tcPr>
+          <w:p>
+            <w:pPr>
+              <w:rPr>
+                <w:lang w:val="es-CL"/>
+              </w:rPr>
+            </w:pPr>
+            <w:r>
+              <w:rPr>
+                <w:lang w:val="es-CL"/>
+              </w:rPr>
+              <w:t>["sqrt", "log2"]</w:t>
+            </w:r>
+          </w:p>
+        </w:tc>
+      </w:tr>
+    </w:tbl>
+    <w:p>
+      <w:pPr>
+        <w:rPr>
+          <w:lang w:val="es-CL"/>
+        </w:rPr>
+      </w:pPr>
+      <w:r>
+        <w:rPr>
+          <w:lang w:val="es-CL"/>
+        </w:rPr>
+        <w:pict w14:anchorId="6806AE44">
+          <v:rect id="_x0000_i1089" style="width:0;height:1.5pt" o:hralign="center" o:hrstd="t" o:hr="t" fillcolor="#a0a0a0" stroked="f"/>
+        </w:pict>
+      </w:r>
+    </w:p>
+    <w:p>
+      <w:pPr>
+        <w:rPr>
+          <w:b/>
+          <w:bCs/>
+          <w:lang w:val="es-CL"/>
+        </w:rPr>
+      </w:pPr>
+      <w:r>
+        <w:rPr>
+          <w:b/>
+          <w:bCs/>
+          <w:lang w:val="es-CL"/>
+        </w:rPr>
+        <w:t>Fase 5: Crear pipeline único para producción</w:t>
+      </w:r>
+    </w:p>
+    <w:p>
+      <w:pPr>
+        <w:rPr>
+          <w:lang w:val="es-CL"/>
+        </w:rPr>
+      </w:pPr>
+      <w:r>
+        <w:rPr>
+          <w:lang w:val="es-CL"/>
+        </w:rPr>
+        <w:t xml:space="preserve">Actualmente, el modelo exporta el vectorizador y el ensamble como archivos .pkl separados. Lo recomendable es crear un único Pipeline que combine preprocesamiento, vectorización y modelo. </w:t>
+      </w:r>
+      <w:hyperlink r:id="rId39" w:history="1">
+        <w:r>
+          <w:rPr>
+            <w:rStyle w:val="Hipervnculo"/>
+            <w:lang w:val="es-CL"/>
+          </w:rPr>
+          <w:t>[scikit-learn.org]</w:t>
+        </w:r>
+      </w:hyperlink>
+    </w:p>
+    <w:p>
+      <w:pPr>
+        <w:rPr>
+          <w:lang w:val="es-CL"/>
+        </w:rPr>
+      </w:pPr>
+      <w:r>
+        <w:rPr>
+          <w:lang w:val="es-CL"/>
+        </w:rPr>
+        <w:t xml:space="preserve">Scikit-learn define Pipeline como una secuencia de transformadores y un estimador final, permitiendo aplicar varios pasos de manera ordenada y parametrizable. </w:t>
+      </w:r>
+      <w:hyperlink r:id="rId40" w:history="1">
+        <w:r>
+          <w:rPr>
+            <w:rStyle w:val="Hipervnculo"/>
+            <w:lang w:val="es-CL"/>
+          </w:rPr>
+          <w:t>[scikit-learn.org]</w:t>
+        </w:r>
+      </w:hyperlink>
+    </w:p>
+    <w:p>
+      <w:pPr>
+        <w:rPr>
+          <w:b/>
+          <w:bCs/>
+          <w:lang w:val="es-CL"/>
+        </w:rPr>
+      </w:pPr>
+      <w:r>
+        <w:rPr>
+          <w:b/>
+          <w:bCs/>
+          <w:lang w:val="es-CL"/>
+        </w:rPr>
+        <w:t>Acción recomendada</w:t>
+      </w:r>
+    </w:p>
+    <w:p>
+      <w:pPr>
+        <w:rPr>
+          <w:lang w:val="es-CL"/>
+        </w:rPr>
+      </w:pPr>
+      <w:r>
+        <w:rPr>
+          <w:lang w:val="es-CL"/>
+        </w:rPr>
+        <w:t>from sklearn.pipeline import Pipeline</w:t>
+      </w:r>
+    </w:p>
+    <w:p>
+      <w:pPr>
+        <w:rPr>
+          <w:lang w:val="es-CL"/>
+        </w:rPr>
+      </w:pPr>
+      <w:r>
+        <w:rPr>
+          <w:lang w:val="es-CL"/>
+        </w:rPr>
+        <w:t>from sklearn.feature_extraction.text import TfidfVectorizer</w:t>
+      </w:r>
+    </w:p>
+    <w:p>
+      <w:pPr>
+        <w:rPr>
+          <w:lang w:val="es-CL"/>
+        </w:rPr>
+      </w:pPr>
+      <w:r>
+        <w:rPr>
+          <w:lang w:val="es-CL"/>
+        </w:rPr>
+        <w:t>from sklearn.linear_model import LogisticRegression</w:t>
+      </w:r>
+    </w:p>
+    <w:p>
+      <w:pPr>
+        <w:rPr>
+          <w:lang w:val="es-CL"/>
+        </w:rPr>
+      </w:pPr>
+    </w:p>
+    <w:p>
+      <w:pPr>
+        <w:rPr>
+          <w:lang w:val="es-CL"/>
+        </w:rPr>
+      </w:pPr>
+      <w:r>
+        <w:rPr>
+          <w:lang w:val="es-CL"/>
+        </w:rPr>
+        <w:t>pipeline = Pipeline([</w:t>
+      </w:r>
+    </w:p>
+    <w:p>
+      <w:pPr>
+        <w:rPr>
+          <w:lang w:val="es-CL"/>
+        </w:rPr>
+      </w:pPr>
+      <w:r>
+        <w:rPr>
+          <w:lang w:val="es-CL"/>
+        </w:rPr>
+        <w:lastRenderedPageBreak/>
+        <w:t xml:space="preserve">    ("tfidf", TfidfVectorizer(</w:t>
+      </w:r>
+    </w:p>
+    <w:p>
+      <w:pPr>
+        <w:rPr>
+          <w:lang w:val="es-CL"/>
+        </w:rPr>
+      </w:pPr>
+      <w:r>
+        <w:rPr>
+          <w:lang w:val="es-CL"/>
+        </w:rPr>
+        <w:t xml:space="preserve">        max_features=5000,</w:t>
+      </w:r>
+    </w:p>
+    <w:p>
+      <w:pPr>
+        <w:rPr>
+          <w:lang w:val="es-CL"/>
+        </w:rPr>
+      </w:pPr>
+      <w:r>
+        <w:rPr>
+          <w:lang w:val="es-CL"/>
+        </w:rPr>
+        <w:t xml:space="preserve">        ngram_range=(1, 2),</w:t>
+      </w:r>
+    </w:p>
+    <w:p>
+      <w:pPr>
+        <w:rPr>
+          <w:lang w:val="es-CL"/>
+        </w:rPr>
+      </w:pPr>
+      <w:r>
+        <w:rPr>
+          <w:lang w:val="es-CL"/>
+        </w:rPr>
+        <w:t xml:space="preserve">        min_df=2,</w:t>
+      </w:r>
+    </w:p>
+    <w:p>
+      <w:pPr>
+        <w:rPr>
+          <w:lang w:val="es-CL"/>
+        </w:rPr>
+      </w:pPr>
+      <w:r>
+        <w:rPr>
+          <w:lang w:val="es-CL"/>
+        </w:rPr>
+        <w:t xml:space="preserve">        max_df=0.95,</w:t>
+      </w:r>
+    </w:p>
+    <w:p>
+      <w:pPr>
+        <w:rPr>
+          <w:lang w:val="es-CL"/>
+        </w:rPr>
+      </w:pPr>
+      <w:r>
+        <w:rPr>
+          <w:lang w:val="es-CL"/>
+        </w:rPr>
+        <w:t xml:space="preserve">        sublinear_tf=True</w:t>
+      </w:r>
+    </w:p>
+    <w:p>
+      <w:pPr>
+        <w:rPr>
+          <w:lang w:val="es-CL"/>
+        </w:rPr>
+      </w:pPr>
+      <w:r>
+        <w:rPr>
+          <w:lang w:val="es-CL"/>
+        </w:rPr>
+        <w:t xml:space="preserve">    )),</w:t>
+      </w:r>
+    </w:p>
+    <w:p>
+      <w:pPr>
+        <w:rPr>
+          <w:lang w:val="es-CL"/>
+        </w:rPr>
+      </w:pPr>
+      <w:r>
+        <w:rPr>
+          <w:lang w:val="es-CL"/>
+        </w:rPr>
+        <w:t xml:space="preserve">    ("modelo", LogisticRegression(</w:t>
+      </w:r>
+    </w:p>
+    <w:p>
+      <w:pPr>
+        <w:rPr>
+          <w:lang w:val="es-CL"/>
+        </w:rPr>
+      </w:pPr>
+      <w:r>
+        <w:rPr>
+          <w:lang w:val="es-CL"/>
+        </w:rPr>
+        <w:t xml:space="preserve">        C=2.0,</w:t>
+      </w:r>
+    </w:p>
+    <w:p>
+      <w:pPr>
+        <w:rPr>
+          <w:lang w:val="es-CL"/>
+        </w:rPr>
+      </w:pPr>
+      <w:r>
+        <w:rPr>
+          <w:lang w:val="es-CL"/>
+        </w:rPr>
+        <w:t xml:space="preserve">        class_weight="balanced",</w:t>
+      </w:r>
+    </w:p>
+    <w:p>
+      <w:pPr>
+        <w:rPr>
+          <w:lang w:val="es-CL"/>
+        </w:rPr>
+      </w:pPr>
+      <w:r>
+        <w:rPr>
+          <w:lang w:val="es-CL"/>
+        </w:rPr>
+        <w:t xml:space="preserve">        solver="lbfgs",</w:t>
+      </w:r>
+    </w:p>
+    <w:p>
+      <w:pPr>
+        <w:rPr>
+          <w:lang w:val="es-CL"/>
+        </w:rPr>
+      </w:pPr>
+      <w:r>
+        <w:rPr>
+          <w:lang w:val="es-CL"/>
+        </w:rPr>
+        <w:t xml:space="preserve">        max_iter=1000,</w:t>
+      </w:r>
+    </w:p>
+    <w:p>
+      <w:pPr>
+        <w:rPr>
+          <w:lang w:val="es-CL"/>
+        </w:rPr>
+      </w:pPr>
+      <w:r>
+        <w:rPr>
+          <w:lang w:val="es-CL"/>
+        </w:rPr>
+        <w:t xml:space="preserve">        random_state=42,</w:t>
+      </w:r>
+    </w:p>
+    <w:p>
+      <w:pPr>
+        <w:rPr>
+          <w:lang w:val="es-CL"/>
+        </w:rPr>
+      </w:pPr>
+      <w:r>
+        <w:rPr>
+          <w:lang w:val="es-CL"/>
+        </w:rPr>
+        <w:t xml:space="preserve">        n_jobs=-1</w:t>
+      </w:r>
+    </w:p>
+    <w:p>
+      <w:pPr>
+        <w:rPr>
+          <w:lang w:val="es-CL"/>
+        </w:rPr>
+      </w:pPr>
+      <w:r>
+        <w:rPr>
+          <w:lang w:val="es-CL"/>
+        </w:rPr>
+        <w:t xml:space="preserve">    ))</w:t>
+      </w:r>
+    </w:p>
+    <w:p>
+      <w:pPr>
+        <w:rPr>
+          <w:lang w:val="es-CL"/>
+        </w:rPr>
+      </w:pPr>
+      <w:r>
+        <w:rPr>
+          <w:lang w:val="es-CL"/>
+        </w:rPr>
+        <w:t>])</w:t>
+      </w:r>
+    </w:p>
+    <w:p>
+      <w:pPr>
+        <w:rPr>
+          <w:b/>
+          <w:bCs/>
+          <w:lang w:val="es-CL"/>
+        </w:rPr>
+      </w:pPr>
+      <w:r>
+        <w:rPr>
+          <w:b/>
+          <w:bCs/>
+          <w:lang w:val="es-CL"/>
+        </w:rPr>
+        <w:t>Resultado esperado</w:t>
+      </w:r>
+    </w:p>
+    <w:p>
+      <w:pPr>
+        <w:rPr>
+          <w:lang w:val="es-CL"/>
+        </w:rPr>
+      </w:pPr>
+      <w:r>
+        <w:rPr>
+          <w:lang w:val="es-CL"/>
+        </w:rPr>
+        <w:t>- Pipeline único entrenado.</w:t>
+      </w:r>
+    </w:p>
+    <w:p>
+      <w:pPr>
+        <w:rPr>
+          <w:lang w:val="es-CL"/>
+        </w:rPr>
+      </w:pPr>
+      <w:r>
+        <w:rPr>
+          <w:lang w:val="es-CL"/>
+        </w:rPr>
+        <w:t>- Archivo final: pipeline_techmind.pkl.</w:t>
+      </w:r>
+    </w:p>
+    <w:p>
+      <w:pPr>
+        <w:rPr>
+          <w:lang w:val="es-CL"/>
+        </w:rPr>
+      </w:pPr>
+      <w:r>
+        <w:rPr>
+          <w:lang w:val="es-CL"/>
+        </w:rPr>
+        <w:t>- Menor riesgo de error al integrar con backend.</w:t>
+      </w:r>
+    </w:p>
+    <w:p>
+      <w:pPr>
+        <w:rPr>
+          <w:lang w:val="es-CL"/>
+        </w:rPr>
+      </w:pPr>
+      <w:r>
+        <w:rPr>
+          <w:lang w:val="es-CL"/>
+        </w:rPr>
+        <w:pict w14:anchorId="63586841">
+          <v:rect id="_x0000_i1090" style="width:0;height:1.5pt" o:hralign="center" o:hrstd="t" o:hr="t" fillcolor="#a0a0a0" stroked="f"/>
+        </w:pict>
+      </w:r>
+    </w:p>
+    <w:p>
+      <w:pPr>
+        <w:rPr>
+          <w:b/>
+          <w:bCs/>
+          <w:lang w:val="es-CL"/>
+        </w:rPr>
+      </w:pPr>
+      <w:r>
+        <w:rPr>
+          <w:b/>
+          <w:bCs/>
+          <w:lang w:val="es-CL"/>
+        </w:rPr>
+        <w:t>Fase 6: Comparar modelos y seleccionar versión candidata</w:t>
+      </w:r>
+    </w:p>
+    <w:tbl>
+      <w:tblPr>
+        <w:tblW w:w="0" w:type="auto"/>
+        <w:tblCellSpacing w:w="15" w:type="dxa"/>
+        <w:tblCellMar>
+          <w:top w:w="15" w:type="dxa"/>
+          <w:left w:w="15" w:type="dxa"/>
+          <w:bottom w:w="15" w:type="dxa"/>
+          <w:right w:w="15" w:type="dxa"/>
+        </w:tblCellMar>
+        <w:tblLook w:val="04A0" w:firstRow="1" w:lastRow="0" w:firstColumn="1" w:lastColumn="0" w:noHBand="0" w:noVBand="1"/>
+      </w:tblPr>
+      <w:tblGrid>
+        <w:gridCol w:w="2231"/>
+        <w:gridCol w:w="1301"/>
+        <w:gridCol w:w="2009"/>
+        <w:gridCol w:w="3469"/>
+      </w:tblGrid>
+      <w:tr>
+        <w:trPr>
+          <w:tblHeader/>
+          <w:tblCellSpacing w:w="15" w:type="dxa"/>
+        </w:trPr>
+        <w:tc>
+          <w:tcPr>
+            <w:tcW w:w="0" w:type="auto"/>
+            <w:tcBorders>
+              <w:top w:val="single" w:sz="6" w:space="0" w:color="E6E6E6"/>
+              <w:left w:val="single" w:sz="6" w:space="0" w:color="E6E6E6"/>
+              <w:bottom w:val="single" w:sz="6" w:space="0" w:color="E6E6E6"/>
+              <w:right w:val="single" w:sz="6" w:space="0" w:color="E6E6E6"/>
+            </w:tcBorders>
+            <w:shd w:val="clear" w:color="auto" w:fill="F5F5F5"/>
+            <w:vAlign w:val="center"/>
+            <w:hideMark/>
+          </w:tcPr>
+          <w:p>
+            <w:pPr>
+              <w:rPr>
+                <w:b/>
+                <w:bCs/>
+                <w:lang w:val="es-CL"/>
+              </w:rPr>
+            </w:pPr>
+            <w:r>
+              <w:rPr>
+                <w:b/>
+                <w:bCs/>
+                <w:lang w:val="es-CL"/>
+              </w:rPr>
+              <w:t>Modelo</w:t>
+            </w:r>
+          </w:p>
+        </w:tc>
+        <w:tc>
+          <w:tcPr>
+            <w:tcW w:w="0" w:type="auto"/>
+            <w:tcBorders>
+              <w:top w:val="single" w:sz="6" w:space="0" w:color="E6E6E6"/>
+              <w:left w:val="single" w:sz="6" w:space="0" w:color="E6E6E6"/>
+              <w:bottom w:val="single" w:sz="6" w:space="0" w:color="E6E6E6"/>
+              <w:right w:val="single" w:sz="6" w:space="0" w:color="E6E6E6"/>
+            </w:tcBorders>
+            <w:shd w:val="clear" w:color="auto" w:fill="F5F5F5"/>
+            <w:vAlign w:val="center"/>
+            <w:hideMark/>
+          </w:tcPr>
+          <w:p>
+            <w:pPr>
+              <w:rPr>
+                <w:b/>
+                <w:bCs/>
+                <w:lang w:val="es-CL"/>
+              </w:rPr>
+            </w:pPr>
+            <w:r>
+              <w:rPr>
+                <w:b/>
+                <w:bCs/>
+                <w:lang w:val="es-CL"/>
+              </w:rPr>
+              <w:t>Métrica principal</w:t>
+            </w:r>
+          </w:p>
+        </w:tc>
+        <w:tc>
+          <w:tcPr>
+            <w:tcW w:w="0" w:type="auto"/>
+            <w:tcBorders>
+              <w:top w:val="single" w:sz="6" w:space="0" w:color="E6E6E6"/>
+              <w:left w:val="single" w:sz="6" w:space="0" w:color="E6E6E6"/>
+              <w:bottom w:val="single" w:sz="6" w:space="0" w:color="E6E6E6"/>
+              <w:right w:val="single" w:sz="6" w:space="0" w:color="E6E6E6"/>
+            </w:tcBorders>
+            <w:shd w:val="clear" w:color="auto" w:fill="F5F5F5"/>
+            <w:vAlign w:val="center"/>
+            <w:hideMark/>
+          </w:tcPr>
+          <w:p>
+            <w:pPr>
+              <w:rPr>
+                <w:b/>
+                <w:bCs/>
+                <w:lang w:val="es-CL"/>
+              </w:rPr>
+            </w:pPr>
+            <w:r>
+              <w:rPr>
+                <w:b/>
+                <w:bCs/>
+                <w:lang w:val="es-CL"/>
+              </w:rPr>
+              <w:t>Métrica secundaria</w:t>
+            </w:r>
+          </w:p>
+        </w:tc>
+        <w:tc>
+          <w:tcPr>
+            <w:tcW w:w="0" w:type="auto"/>
+            <w:tcBorders>
+              <w:top w:val="single" w:sz="6" w:space="0" w:color="E6E6E6"/>
+              <w:left w:val="single" w:sz="6" w:space="0" w:color="E6E6E6"/>
+              <w:bottom w:val="single" w:sz="6" w:space="0" w:color="E6E6E6"/>
+              <w:right w:val="single" w:sz="6" w:space="0" w:color="E6E6E6"/>
+            </w:tcBorders>
+            <w:shd w:val="clear" w:color="auto" w:fill="F5F5F5"/>
+            <w:vAlign w:val="center"/>
+            <w:hideMark/>
+          </w:tcPr>
+          <w:p>
+            <w:pPr>
+              <w:rPr>
+                <w:b/>
+                <w:bCs/>
+                <w:lang w:val="es-CL"/>
+              </w:rPr>
+            </w:pPr>
+            <w:r>
+              <w:rPr>
+                <w:b/>
+                <w:bCs/>
+                <w:lang w:val="es-CL"/>
+              </w:rPr>
+              <w:t>Criterio de decisión</w:t>
+            </w:r>
+          </w:p>
+        </w:tc>
+      </w:tr>
+      <w:tr>
+        <w:trPr>
+          <w:tblCellSpacing w:w="15" w:type="dxa"/>
+        </w:trPr>
+        <w:tc>
+          <w:tcPr>
+            <w:tcW w:w="0" w:type="auto"/>
+            <w:tcBorders>
+              <w:top w:val="single" w:sz="6" w:space="0" w:color="E6E6E6"/>
+              <w:left w:val="single" w:sz="6" w:space="0" w:color="E6E6E6"/>
+              <w:bottom w:val="single" w:sz="6" w:space="0" w:color="E6E6E6"/>
+              <w:right w:val="single" w:sz="6" w:space="0" w:color="E6E6E6"/>
+            </w:tcBorders>
+            <w:vAlign w:val="center"/>
+            <w:hideMark/>
+          </w:tcPr>
+          <w:p>
+            <w:pPr>
+              <w:rPr>
+                <w:lang w:val="es-CL"/>
+              </w:rPr>
+            </w:pPr>
+            <w:r>
+              <w:rPr>
+                <w:lang w:val="es-CL"/>
+              </w:rPr>
+              <w:t>Regresión Logística optimizada</w:t>
+            </w:r>
+          </w:p>
+        </w:tc>
+        <w:tc>
+          <w:tcPr>
+            <w:tcW w:w="0" w:type="auto"/>
+            <w:tcBorders>
+              <w:top w:val="single" w:sz="6" w:space="0" w:color="E6E6E6"/>
+              <w:left w:val="single" w:sz="6" w:space="0" w:color="E6E6E6"/>
+              <w:bottom w:val="single" w:sz="6" w:space="0" w:color="E6E6E6"/>
+              <w:right w:val="single" w:sz="6" w:space="0" w:color="E6E6E6"/>
+            </w:tcBorders>
+            <w:vAlign w:val="center"/>
+            <w:hideMark/>
+          </w:tcPr>
+          <w:p>
+            <w:pPr>
+              <w:rPr>
+                <w:lang w:val="es-CL"/>
+              </w:rPr>
+            </w:pPr>
+            <w:r>
+              <w:rPr>
+                <w:lang w:val="es-CL"/>
+              </w:rPr>
+              <w:t>F1 Macro</w:t>
+            </w:r>
+          </w:p>
+        </w:tc>
+        <w:tc>
+          <w:tcPr>
+            <w:tcW w:w="0" w:type="auto"/>
+            <w:tcBorders>
+              <w:top w:val="single" w:sz="6" w:space="0" w:color="E6E6E6"/>
+              <w:left w:val="single" w:sz="6" w:space="0" w:color="E6E6E6"/>
+              <w:bottom w:val="single" w:sz="6" w:space="0" w:color="E6E6E6"/>
+              <w:right w:val="single" w:sz="6" w:space="0" w:color="E6E6E6"/>
+            </w:tcBorders>
+            <w:vAlign w:val="center"/>
+            <w:hideMark/>
+          </w:tcPr>
+          <w:p>
+            <w:pPr>
+              <w:rPr>
+                <w:lang w:val="es-CL"/>
+              </w:rPr>
+            </w:pPr>
+            <w:r>
+              <w:rPr>
+                <w:lang w:val="es-CL"/>
+              </w:rPr>
+              <w:t>Accuracy</w:t>
+            </w:r>
+          </w:p>
+        </w:tc>
+        <w:tc>
+          <w:tcPr>
+            <w:tcW w:w="0" w:type="auto"/>
+            <w:tcBorders>
+              <w:top w:val="single" w:sz="6" w:space="0" w:color="E6E6E6"/>
+              <w:left w:val="single" w:sz="6" w:space="0" w:color="E6E6E6"/>
+              <w:bottom w:val="single" w:sz="6" w:space="0" w:color="E6E6E6"/>
+              <w:right w:val="single" w:sz="6" w:space="0" w:color="E6E6E6"/>
+            </w:tcBorders>
+            <w:vAlign w:val="center"/>
+            <w:hideMark/>
+          </w:tcPr>
+          <w:p>
+            <w:pPr>
+              <w:rPr>
+                <w:lang w:val="es-CL"/>
+              </w:rPr>
+            </w:pPr>
+            <w:r>
+              <w:rPr>
+                <w:lang w:val="es-CL"/>
+              </w:rPr>
+              <w:t>Mantener si iguala o supera al ensamble con menor complejidad.</w:t>
+            </w:r>
+          </w:p>
+        </w:tc>
+      </w:tr>
+      <w:tr>
+        <w:trPr>
+          <w:tblCellSpacing w:w="15" w:type="dxa"/>
+        </w:trPr>
+        <w:tc>
+          <w:tcPr>
+            <w:tcW w:w="0" w:type="auto"/>
+            <w:tcBorders>
+              <w:top w:val="single" w:sz="6" w:space="0" w:color="E6E6E6"/>
+              <w:left w:val="single" w:sz="6" w:space="0" w:color="E6E6E6"/>
+              <w:bottom w:val="single" w:sz="6" w:space="0" w:color="E6E6E6"/>
+              <w:right w:val="single" w:sz="6" w:space="0" w:color="E6E6E6"/>
+            </w:tcBorders>
+            <w:vAlign w:val="center"/>
+            <w:hideMark/>
+          </w:tcPr>
+          <w:p>
+            <w:pPr>
+              <w:rPr>
+                <w:lang w:val="es-CL"/>
+              </w:rPr>
+            </w:pPr>
+            <w:r>
+              <w:rPr>
+                <w:lang w:val="es-CL"/>
+              </w:rPr>
+              <w:lastRenderedPageBreak/>
+              <w:t>LinearSVC optimizado</w:t>
+            </w:r>
+          </w:p>
+        </w:tc>
+        <w:tc>
+          <w:tcPr>
+            <w:tcW w:w="0" w:type="auto"/>
+            <w:tcBorders>
+              <w:top w:val="single" w:sz="6" w:space="0" w:color="E6E6E6"/>
+              <w:left w:val="single" w:sz="6" w:space="0" w:color="E6E6E6"/>
+              <w:bottom w:val="single" w:sz="6" w:space="0" w:color="E6E6E6"/>
+              <w:right w:val="single" w:sz="6" w:space="0" w:color="E6E6E6"/>
+            </w:tcBorders>
+            <w:vAlign w:val="center"/>
+            <w:hideMark/>
+          </w:tcPr>
+          <w:p>
+            <w:pPr>
+              <w:rPr>
+                <w:lang w:val="es-CL"/>
+              </w:rPr>
+            </w:pPr>
+            <w:r>
+              <w:rPr>
+                <w:lang w:val="es-CL"/>
+              </w:rPr>
+              <w:t>F1 Macro</w:t>
+            </w:r>
+          </w:p>
+        </w:tc>
+        <w:tc>
+          <w:tcPr>
+            <w:tcW w:w="0" w:type="auto"/>
+            <w:tcBorders>
+              <w:top w:val="single" w:sz="6" w:space="0" w:color="E6E6E6"/>
+              <w:left w:val="single" w:sz="6" w:space="0" w:color="E6E6E6"/>
+              <w:bottom w:val="single" w:sz="6" w:space="0" w:color="E6E6E6"/>
+              <w:right w:val="single" w:sz="6" w:space="0" w:color="E6E6E6"/>
+            </w:tcBorders>
+            <w:vAlign w:val="center"/>
+            <w:hideMark/>
+          </w:tcPr>
+          <w:p>
+            <w:pPr>
+              <w:rPr>
+                <w:lang w:val="es-CL"/>
+              </w:rPr>
+            </w:pPr>
+            <w:r>
+              <w:rPr>
+                <w:lang w:val="es-CL"/>
+              </w:rPr>
+              <w:t>Accuracy</w:t>
+            </w:r>
+          </w:p>
+        </w:tc>
+        <w:tc>
+          <w:tcPr>
+            <w:tcW w:w="0" w:type="auto"/>
+            <w:tcBorders>
+              <w:top w:val="single" w:sz="6" w:space="0" w:color="E6E6E6"/>
+              <w:left w:val="single" w:sz="6" w:space="0" w:color="E6E6E6"/>
+              <w:bottom w:val="single" w:sz="6" w:space="0" w:color="E6E6E6"/>
+              <w:right w:val="single" w:sz="6" w:space="0" w:color="E6E6E6"/>
+            </w:tcBorders>
+            <w:vAlign w:val="center"/>
+            <w:hideMark/>
+          </w:tcPr>
+          <w:p>
+            <w:pPr>
+              <w:rPr>
+                <w:lang w:val="es-CL"/>
+              </w:rPr>
+            </w:pPr>
+            <w:r>
+              <w:rPr>
+                <w:lang w:val="es-CL"/>
+              </w:rPr>
+              <w:t>Mantener si mejora Backend y Frontend.</w:t>
+            </w:r>
+          </w:p>
+        </w:tc>
+      </w:tr>
+      <w:tr>
+        <w:trPr>
+          <w:tblCellSpacing w:w="15" w:type="dxa"/>
+        </w:trPr>
+        <w:tc>
+          <w:tcPr>
+            <w:tcW w:w="0" w:type="auto"/>
+            <w:tcBorders>
+              <w:top w:val="single" w:sz="6" w:space="0" w:color="E6E6E6"/>
+              <w:left w:val="single" w:sz="6" w:space="0" w:color="E6E6E6"/>
+              <w:bottom w:val="single" w:sz="6" w:space="0" w:color="E6E6E6"/>
+              <w:right w:val="single" w:sz="6" w:space="0" w:color="E6E6E6"/>
+            </w:tcBorders>
+            <w:vAlign w:val="center"/>
+            <w:hideMark/>
+          </w:tcPr>
+          <w:p>
+            <w:pPr>
+              <w:rPr>
+                <w:lang w:val="es-CL"/>
+              </w:rPr>
+            </w:pPr>
+            <w:r>
+              <w:rPr>
+                <w:lang w:val="es-CL"/>
+              </w:rPr>
+              <w:t>VotingClassifier actual</w:t>
+            </w:r>
+          </w:p>
+        </w:tc>
+        <w:tc>
+          <w:tcPr>
+            <w:tcW w:w="0" w:type="auto"/>
+            <w:tcBorders>
+              <w:top w:val="single" w:sz="6" w:space="0" w:color="E6E6E6"/>
+              <w:left w:val="single" w:sz="6" w:space="0" w:color="E6E6E6"/>
+              <w:bottom w:val="single" w:sz="6" w:space="0" w:color="E6E6E6"/>
+              <w:right w:val="single" w:sz="6" w:space="0" w:color="E6E6E6"/>
+            </w:tcBorders>
+            <w:vAlign w:val="center"/>
+            <w:hideMark/>
+          </w:tcPr>
+          <w:p>
+            <w:pPr>
+              <w:rPr>
+                <w:lang w:val="es-CL"/>
+              </w:rPr>
+            </w:pPr>
+            <w:r>
+              <w:rPr>
+                <w:lang w:val="es-CL"/>
+              </w:rPr>
+              <w:t>F1 Macro</w:t>
+            </w:r>
+          </w:p>
+        </w:tc>
+        <w:tc>
+          <w:tcPr>
+            <w:tcW w:w="0" w:type="auto"/>
+            <w:tcBorders>
+              <w:top w:val="single" w:sz="6" w:space="0" w:color="E6E6E6"/>
+              <w:left w:val="single" w:sz="6" w:space="0" w:color="E6E6E6"/>
+              <w:bottom w:val="single" w:sz="6" w:space="0" w:color="E6E6E6"/>
+              <w:right w:val="single" w:sz="6" w:space="0" w:color="E6E6E6"/>
+            </w:tcBorders>
+            <w:vAlign w:val="center"/>
+            <w:hideMark/>
+          </w:tcPr>
+          <w:p>
+            <w:pPr>
+              <w:rPr>
+                <w:lang w:val="es-CL"/>
+              </w:rPr>
+            </w:pPr>
+            <w:r>
+              <w:rPr>
+                <w:lang w:val="es-CL"/>
+              </w:rPr>
+              <w:t>Tiempo de inferencia</w:t>
+            </w:r>
+          </w:p>
+        </w:tc>
+        <w:tc>
+          <w:tcPr>
+            <w:tcW w:w="0" w:type="auto"/>
+            <w:tcBorders>
+              <w:top w:val="single" w:sz="6" w:space="0" w:color="E6E6E6"/>
+              <w:left w:val="single" w:sz="6" w:space="0" w:color="E6E6E6"/>
+              <w:bottom w:val="single" w:sz="6" w:space="0" w:color="E6E6E6"/>
+              <w:right w:val="single" w:sz="6" w:space="0" w:color="E6E6E6"/>
+            </w:tcBorders>
+            <w:vAlign w:val="center"/>
+            <w:hideMark/>
+          </w:tcPr>
+          <w:p>
+            <w:pPr>
+              <w:rPr>
+                <w:lang w:val="es-CL"/>
+              </w:rPr>
+            </w:pPr>
+            <w:r>
+              <w:rPr>
+                <w:lang w:val="es-CL"/>
+              </w:rPr>
+              <w:t>Mantener solo si la mejora justifica la complejidad.</w:t>
+            </w:r>
+          </w:p>
+        </w:tc>
+      </w:tr>
+      <w:tr>
+        <w:trPr>
+          <w:tblCellSpacing w:w="15" w:type="dxa"/>
+        </w:trPr>
+        <w:tc>
+          <w:tcPr>
+            <w:tcW w:w="0" w:type="auto"/>
+            <w:tcBorders>
+              <w:top w:val="single" w:sz="6" w:space="0" w:color="E6E6E6"/>
+              <w:left w:val="single" w:sz="6" w:space="0" w:color="E6E6E6"/>
+              <w:bottom w:val="single" w:sz="6" w:space="0" w:color="E6E6E6"/>
+              <w:right w:val="single" w:sz="6" w:space="0" w:color="E6E6E6"/>
+            </w:tcBorders>
+            <w:vAlign w:val="center"/>
+            <w:hideMark/>
+          </w:tcPr>
+          <w:p>
+            <w:pPr>
+              <w:rPr>
+                <w:lang w:val="es-CL"/>
+              </w:rPr>
+            </w:pPr>
+            <w:r>
+              <w:rPr>
+                <w:lang w:val="es-CL"/>
+              </w:rPr>
+              <w:t>Random Forest</w:t>
+            </w:r>
+          </w:p>
+        </w:tc>
+        <w:tc>
+          <w:tcPr>
+            <w:tcW w:w="0" w:type="auto"/>
+            <w:tcBorders>
+              <w:top w:val="single" w:sz="6" w:space="0" w:color="E6E6E6"/>
+              <w:left w:val="single" w:sz="6" w:space="0" w:color="E6E6E6"/>
+              <w:bottom w:val="single" w:sz="6" w:space="0" w:color="E6E6E6"/>
+              <w:right w:val="single" w:sz="6" w:space="0" w:color="E6E6E6"/>
+            </w:tcBorders>
+            <w:vAlign w:val="center"/>
+            <w:hideMark/>
+          </w:tcPr>
+          <w:p>
+            <w:pPr>
+              <w:rPr>
+                <w:lang w:val="es-CL"/>
+              </w:rPr>
+            </w:pPr>
+            <w:r>
+              <w:rPr>
+                <w:lang w:val="es-CL"/>
+              </w:rPr>
+              <w:t>F1 Macro</w:t>
+            </w:r>
+          </w:p>
+        </w:tc>
+        <w:tc>
+          <w:tcPr>
+            <w:tcW w:w="0" w:type="auto"/>
+            <w:tcBorders>
+              <w:top w:val="single" w:sz="6" w:space="0" w:color="E6E6E6"/>
+              <w:left w:val="single" w:sz="6" w:space="0" w:color="E6E6E6"/>
+              <w:bottom w:val="single" w:sz="6" w:space="0" w:color="E6E6E6"/>
+              <w:right w:val="single" w:sz="6" w:space="0" w:color="E6E6E6"/>
+            </w:tcBorders>
+            <w:vAlign w:val="center"/>
+            <w:hideMark/>
+          </w:tcPr>
+          <w:p>
+            <w:pPr>
+              <w:rPr>
+                <w:lang w:val="es-CL"/>
+              </w:rPr>
+            </w:pPr>
+            <w:r>
+              <w:rPr>
+                <w:lang w:val="es-CL"/>
+              </w:rPr>
+              <w:t>Tiempo de entrenamiento</w:t>
+            </w:r>
+          </w:p>
+        </w:tc>
+        <w:tc>
+          <w:tcPr>
+            <w:tcW w:w="0" w:type="auto"/>
+            <w:tcBorders>
+              <w:top w:val="single" w:sz="6" w:space="0" w:color="E6E6E6"/>
+              <w:left w:val="single" w:sz="6" w:space="0" w:color="E6E6E6"/>
+              <w:bottom w:val="single" w:sz="6" w:space="0" w:color="E6E6E6"/>
+              <w:right w:val="single" w:sz="6" w:space="0" w:color="E6E6E6"/>
+            </w:tcBorders>
+            <w:vAlign w:val="center"/>
+            <w:hideMark/>
+          </w:tcPr>
+          <w:p>
+            <w:pPr>
+              <w:rPr>
+                <w:lang w:val="es-CL"/>
+              </w:rPr>
+            </w:pPr>
+            <w:r>
+              <w:rPr>
+                <w:lang w:val="es-CL"/>
+              </w:rPr>
+              <w:t>Usar solo si mejora claramente.</w:t>
+            </w:r>
+          </w:p>
+        </w:tc>
+      </w:tr>
+    </w:tbl>
+    <w:p>
+      <w:pPr>
+        <w:rPr>
+          <w:b/>
+          <w:bCs/>
+          <w:lang w:val="es-CL"/>
+        </w:rPr>
+      </w:pPr>
+      <w:r>
+        <w:rPr>
+          <w:b/>
+          <w:bCs/>
+          <w:lang w:val="es-CL"/>
+        </w:rPr>
+        <w:t>Criterio recomendado</w:t>
+      </w:r>
+    </w:p>
+    <w:p>
+      <w:pPr>
+        <w:rPr>
+          <w:lang w:val="es-CL"/>
+        </w:rPr>
+      </w:pPr>
+      <w:r>
+        <w:rPr>
+          <w:lang w:val="es-CL"/>
+        </w:rPr>
+        <w:t>Seleccionar el modelo que logre el mejor equilibrio entre:</w:t>
+      </w:r>
+    </w:p>
+    <w:p>
+      <w:pPr>
+        <w:numPr>
+          <w:ilvl w:val="0"/>
+          <w:numId w:val="4"/>
+        </w:numPr>
+        <w:rPr>
+          <w:lang w:val="es-CL"/>
+        </w:rPr>
+      </w:pPr>
+      <w:r>
+        <w:rPr>
+          <w:lang w:val="es-CL"/>
+        </w:rPr>
+        <w:t>F1 Macro.</w:t>
+      </w:r>
+    </w:p>
+    <w:p>
+      <w:pPr>
+        <w:numPr>
+          <w:ilvl w:val="0"/>
+          <w:numId w:val="4"/>
+        </w:numPr>
+        <w:rPr>
+          <w:lang w:val="es-CL"/>
+        </w:rPr>
+      </w:pPr>
+      <w:r>
+        <w:rPr>
+          <w:lang w:val="es-CL"/>
+        </w:rPr>
+        <w:t>Accuracy.</w:t>
+      </w:r>
+    </w:p>
+    <w:p>
+      <w:pPr>
+        <w:numPr>
+          <w:ilvl w:val="0"/>
+          <w:numId w:val="4"/>
+        </w:numPr>
+        <w:rPr>
+          <w:lang w:val="es-CL"/>
+        </w:rPr>
+      </w:pPr>
+      <w:r>
+        <w:rPr>
+          <w:lang w:val="es-CL"/>
+        </w:rPr>
+        <w:t>Tiempo de predicción.</w:t>
+      </w:r>
+    </w:p>
+    <w:p>
+      <w:pPr>
+        <w:numPr>
+          <w:ilvl w:val="0"/>
+          <w:numId w:val="4"/>
+        </w:numPr>
+        <w:rPr>
+          <w:lang w:val="es-CL"/>
+        </w:rPr>
+      </w:pPr>
+      <w:r>
+        <w:rPr>
+          <w:lang w:val="es-CL"/>
+        </w:rPr>
+        <w:t>Simplicidad de integración.</w:t>
+      </w:r>
+    </w:p>
+    <w:p>
+      <w:pPr>
+        <w:numPr>
+          <w:ilvl w:val="0"/>
+          <w:numId w:val="4"/>
+        </w:numPr>
+        <w:rPr>
+          <w:lang w:val="es-CL"/>
+        </w:rPr>
+      </w:pPr>
+      <w:r>
+        <w:rPr>
+          <w:lang w:val="es-CL"/>
+        </w:rPr>
+        <w:t>Estabilidad para API.</w:t>
+      </w:r>
+    </w:p>
+    <w:p>
+      <w:pPr>
+        <w:rPr>
+          <w:lang w:val="es-CL"/>
+        </w:rPr>
+      </w:pPr>
+      <w:r>
+        <w:rPr>
+          <w:lang w:val="es-CL"/>
+        </w:rPr>
+        <w:pict w14:anchorId="51A461A0">
+          <v:rect id="_x0000_i1091" style="width:0;height:1.5pt" o:hralign="center" o:hrstd="t" o:hr="t" fillcolor="#a0a0a0" stroked="f"/>
+        </w:pict>
+      </w:r>
+    </w:p>
+    <w:p>
+      <w:pPr>
+        <w:rPr>
+          <w:b/>
+          <w:bCs/>
+          <w:lang w:val="es-CL"/>
+        </w:rPr>
+      </w:pPr>
+      <w:r>
+        <w:rPr>
+          <w:b/>
+          <w:bCs/>
+          <w:lang w:val="es-CL"/>
+        </w:rPr>
+        <w:t>Fase 7: Mejorar performance en API</w:t>
+      </w:r>
+    </w:p>
+    <w:tbl>
+      <w:tblPr>
+        <w:tblW w:w="0" w:type="auto"/>
+        <w:tblCellSpacing w:w="15" w:type="dxa"/>
+        <w:tblCellMar>
+          <w:top w:w="15" w:type="dxa"/>
+          <w:left w:w="15" w:type="dxa"/>
+          <w:bottom w:w="15" w:type="dxa"/>
+          <w:right w:w="15" w:type="dxa"/>
+        </w:tblCellMar>
+        <w:tblLook w:val="04A0" w:firstRow="1" w:lastRow="0" w:firstColumn="1" w:lastColumn="0" w:noHBand="0" w:noVBand="1"/>
+      </w:tblPr>
+      <w:tblGrid>
+        <w:gridCol w:w="2542"/>
+        <w:gridCol w:w="3797"/>
+        <w:gridCol w:w="2671"/>
+      </w:tblGrid>
+      <w:tr>
+        <w:trPr>
+          <w:tblHeader/>
+          <w:tblCellSpacing w:w="15" w:type="dxa"/>
+        </w:trPr>
+        <w:tc>
+          <w:tcPr>
+            <w:tcW w:w="0" w:type="auto"/>
+            <w:tcBorders>
+              <w:top w:val="single" w:sz="6" w:space="0" w:color="E6E6E6"/>
+              <w:left w:val="single" w:sz="6" w:space="0" w:color="E6E6E6"/>
+              <w:bottom w:val="single" w:sz="6" w:space="0" w:color="E6E6E6"/>
+              <w:right w:val="single" w:sz="6" w:space="0" w:color="E6E6E6"/>
+            </w:tcBorders>
+            <w:shd w:val="clear" w:color="auto" w:fill="F5F5F5"/>
+            <w:vAlign w:val="center"/>
+            <w:hideMark/>
+          </w:tcPr>
+          <w:p>
+            <w:pPr>
+              <w:rPr>
+                <w:b/>
+                <w:bCs/>
+                <w:lang w:val="es-CL"/>
+              </w:rPr>
+            </w:pPr>
+            <w:r>
+              <w:rPr>
+                <w:b/>
+                <w:bCs/>
+                <w:lang w:val="es-CL"/>
+              </w:rPr>
+              <w:t>Mejora</w:t>
+            </w:r>
+          </w:p>
+        </w:tc>
+        <w:tc>
+          <w:tcPr>
+            <w:tcW w:w="0" w:type="auto"/>
+            <w:tcBorders>
+              <w:top w:val="single" w:sz="6" w:space="0" w:color="E6E6E6"/>
+              <w:left w:val="single" w:sz="6" w:space="0" w:color="E6E6E6"/>
+              <w:bottom w:val="single" w:sz="6" w:space="0" w:color="E6E6E6"/>
+              <w:right w:val="single" w:sz="6" w:space="0" w:color="E6E6E6"/>
+            </w:tcBorders>
+            <w:shd w:val="clear" w:color="auto" w:fill="F5F5F5"/>
+            <w:vAlign w:val="center"/>
+            <w:hideMark/>
+          </w:tcPr>
+          <w:p>
+            <w:pPr>
+              <w:rPr>
+                <w:b/>
+                <w:bCs/>
+                <w:lang w:val="es-CL"/>
+              </w:rPr>
+            </w:pPr>
+            <w:r>
+              <w:rPr>
+                <w:b/>
+                <w:bCs/>
+                <w:lang w:val="es-CL"/>
+              </w:rPr>
+              <w:t>Acción concreta</w:t>
+            </w:r>
+          </w:p>
+        </w:tc>
+        <w:tc>
+          <w:tcPr>
+            <w:tcW w:w="0" w:type="auto"/>
+            <w:tcBorders>
+              <w:top w:val="single" w:sz="6" w:space="0" w:color="E6E6E6"/>
+              <w:left w:val="single" w:sz="6" w:space="0" w:color="E6E6E6"/>
+              <w:bottom w:val="single" w:sz="6" w:space="0" w:color="E6E6E6"/>
+              <w:right w:val="single" w:sz="6" w:space="0" w:color="E6E6E6"/>
+            </w:tcBorders>
+            <w:shd w:val="clear" w:color="auto" w:fill="F5F5F5"/>
+            <w:vAlign w:val="center"/>
+            <w:hideMark/>
+          </w:tcPr>
+          <w:p>
+            <w:pPr>
+              <w:rPr>
+                <w:b/>
+                <w:bCs/>
+                <w:lang w:val="es-CL"/>
+              </w:rPr>
+            </w:pPr>
+            <w:r>
+              <w:rPr>
+                <w:b/>
+                <w:bCs/>
+                <w:lang w:val="es-CL"/>
+              </w:rPr>
+              <w:t>Beneficio</w:t>
+            </w:r>
+          </w:p>
+        </w:tc>
+      </w:tr>
+      <w:tr>
+        <w:trPr>
+          <w:tblCellSpacing w:w="15" w:type="dxa"/>
+        </w:trPr>
+        <w:tc>
+          <w:tcPr>
+            <w:tcW w:w="0" w:type="auto"/>
+            <w:tcBorders>
+              <w:top w:val="single" w:sz="6" w:space="0" w:color="E6E6E6"/>
+              <w:left w:val="single" w:sz="6" w:space="0" w:color="E6E6E6"/>
+              <w:bottom w:val="single" w:sz="6" w:space="0" w:color="E6E6E6"/>
+              <w:right w:val="single" w:sz="6" w:space="0" w:color="E6E6E6"/>
+            </w:tcBorders>
+            <w:vAlign w:val="center"/>
+            <w:hideMark/>
+          </w:tcPr>
+          <w:p>
+            <w:pPr>
+              <w:rPr>
+                <w:lang w:val="es-CL"/>
+              </w:rPr>
+            </w:pPr>
+            <w:r>
+              <w:rPr>
+                <w:lang w:val="es-CL"/>
+              </w:rPr>
+              <w:t>Carga única del modelo</w:t>
+            </w:r>
+          </w:p>
+        </w:tc>
+        <w:tc>
+          <w:tcPr>
+            <w:tcW w:w="0" w:type="auto"/>
+            <w:tcBorders>
+              <w:top w:val="single" w:sz="6" w:space="0" w:color="E6E6E6"/>
+              <w:left w:val="single" w:sz="6" w:space="0" w:color="E6E6E6"/>
+              <w:bottom w:val="single" w:sz="6" w:space="0" w:color="E6E6E6"/>
+              <w:right w:val="single" w:sz="6" w:space="0" w:color="E6E6E6"/>
+            </w:tcBorders>
+            <w:vAlign w:val="center"/>
+            <w:hideMark/>
+          </w:tcPr>
+          <w:p>
+            <w:pPr>
+              <w:rPr>
+                <w:lang w:val="es-CL"/>
+              </w:rPr>
+            </w:pPr>
+            <w:r>
+              <w:rPr>
+                <w:lang w:val="es-CL"/>
+              </w:rPr>
+              <w:t>Cargar .pkl al iniciar la API.</w:t>
+            </w:r>
+          </w:p>
+        </w:tc>
+        <w:tc>
+          <w:tcPr>
+            <w:tcW w:w="0" w:type="auto"/>
+            <w:tcBorders>
+              <w:top w:val="single" w:sz="6" w:space="0" w:color="E6E6E6"/>
+              <w:left w:val="single" w:sz="6" w:space="0" w:color="E6E6E6"/>
+              <w:bottom w:val="single" w:sz="6" w:space="0" w:color="E6E6E6"/>
+              <w:right w:val="single" w:sz="6" w:space="0" w:color="E6E6E6"/>
+            </w:tcBorders>
+            <w:vAlign w:val="center"/>
+            <w:hideMark/>
+          </w:tcPr>
+          <w:p>
+            <w:pPr>
+              <w:rPr>
+                <w:lang w:val="es-CL"/>
+              </w:rPr>
+            </w:pPr>
+            <w:r>
+              <w:rPr>
+                <w:lang w:val="es-CL"/>
+              </w:rPr>
+              <w:t>Menor latencia por request.</w:t>
+            </w:r>
+          </w:p>
+        </w:tc>
+      </w:tr>
+      <w:tr>
+        <w:trPr>
+          <w:tblCellSpacing w:w="15" w:type="dxa"/>
+        </w:trPr>
+        <w:tc>
+          <w:tcPr>
+            <w:tcW w:w="0" w:type="auto"/>
+            <w:tcBorders>
+              <w:top w:val="single" w:sz="6" w:space="0" w:color="E6E6E6"/>
+              <w:left w:val="single" w:sz="6" w:space="0" w:color="E6E6E6"/>
+              <w:bottom w:val="single" w:sz="6" w:space="0" w:color="E6E6E6"/>
+              <w:right w:val="single" w:sz="6" w:space="0" w:color="E6E6E6"/>
+            </w:tcBorders>
+            <w:vAlign w:val="center"/>
+            <w:hideMark/>
+          </w:tcPr>
+          <w:p>
+            <w:pPr>
+              <w:rPr>
+                <w:lang w:val="es-CL"/>
+              </w:rPr>
+            </w:pPr>
+            <w:r>
+              <w:rPr>
+                <w:lang w:val="es-CL"/>
+              </w:rPr>
+              <w:t>Pipeline único</w:t>
+            </w:r>
+          </w:p>
+        </w:tc>
+        <w:tc>
+          <w:tcPr>
+            <w:tcW w:w="0" w:type="auto"/>
+            <w:tcBorders>
+              <w:top w:val="single" w:sz="6" w:space="0" w:color="E6E6E6"/>
+              <w:left w:val="single" w:sz="6" w:space="0" w:color="E6E6E6"/>
+              <w:bottom w:val="single" w:sz="6" w:space="0" w:color="E6E6E6"/>
+              <w:right w:val="single" w:sz="6" w:space="0" w:color="E6E6E6"/>
+            </w:tcBorders>
+            <w:vAlign w:val="center"/>
+            <w:hideMark/>
+          </w:tcPr>
+          <w:p>
+            <w:pPr>
+              <w:rPr>
+                <w:lang w:val="es-CL"/>
+              </w:rPr>
+            </w:pPr>
+            <w:r>
+              <w:rPr>
+                <w:lang w:val="es-CL"/>
+              </w:rPr>
+              <w:t>Usar pipeline.predict() directamente.</w:t>
+            </w:r>
+          </w:p>
+        </w:tc>
+        <w:tc>
+          <w:tcPr>
+            <w:tcW w:w="0" w:type="auto"/>
+            <w:tcBorders>
+              <w:top w:val="single" w:sz="6" w:space="0" w:color="E6E6E6"/>
+              <w:left w:val="single" w:sz="6" w:space="0" w:color="E6E6E6"/>
+              <w:bottom w:val="single" w:sz="6" w:space="0" w:color="E6E6E6"/>
+              <w:right w:val="single" w:sz="6" w:space="0" w:color="E6E6E6"/>
+            </w:tcBorders>
+            <w:vAlign w:val="center"/>
+            <w:hideMark/>
+          </w:tcPr>
+          <w:p>
+            <w:pPr>
+              <w:rPr>
+                <w:lang w:val="es-CL"/>
+              </w:rPr>
+            </w:pPr>
+            <w:r>
+              <w:rPr>
+                <w:lang w:val="es-CL"/>
+              </w:rPr>
+              <w:t>Menos errores operacionales.</w:t>
+            </w:r>
+          </w:p>
+        </w:tc>
+      </w:tr>
+      <w:tr>
+        <w:trPr>
+          <w:tblCellSpacing w:w="15" w:type="dxa"/>
+        </w:trPr>
+        <w:tc>
+          <w:tcPr>
+            <w:tcW w:w="0" w:type="auto"/>
+            <w:tcBorders>
+              <w:top w:val="single" w:sz="6" w:space="0" w:color="E6E6E6"/>
+              <w:left w:val="single" w:sz="6" w:space="0" w:color="E6E6E6"/>
+              <w:bottom w:val="single" w:sz="6" w:space="0" w:color="E6E6E6"/>
+              <w:right w:val="single" w:sz="6" w:space="0" w:color="E6E6E6"/>
+            </w:tcBorders>
+            <w:vAlign w:val="center"/>
+            <w:hideMark/>
+          </w:tcPr>
+          <w:p>
+            <w:pPr>
+              <w:rPr>
+                <w:lang w:val="es-CL"/>
+              </w:rPr>
+            </w:pPr>
+            <w:r>
+              <w:rPr>
+                <w:lang w:val="es-CL"/>
+              </w:rPr>
+              <w:t>Límite de longitud de texto</w:t>
+            </w:r>
+          </w:p>
+        </w:tc>
+        <w:tc>
+          <w:tcPr>
+            <w:tcW w:w="0" w:type="auto"/>
+            <w:tcBorders>
+              <w:top w:val="single" w:sz="6" w:space="0" w:color="E6E6E6"/>
+              <w:left w:val="single" w:sz="6" w:space="0" w:color="E6E6E6"/>
+              <w:bottom w:val="single" w:sz="6" w:space="0" w:color="E6E6E6"/>
+              <w:right w:val="single" w:sz="6" w:space="0" w:color="E6E6E6"/>
+            </w:tcBorders>
+            <w:vAlign w:val="center"/>
+            <w:hideMark/>
+          </w:tcPr>
+          <w:p>
+            <w:pPr>
+              <w:rPr>
+                <w:lang w:val="es-CL"/>
+              </w:rPr>
+            </w:pPr>
+            <w:r>
+              <w:rPr>
+                <w:lang w:val="es-CL"/>
+              </w:rPr>
+              <w:t>Definir máximo de caracteres por solicitud.</w:t>
+            </w:r>
+          </w:p>
+        </w:tc>
+        <w:tc>
+          <w:tcPr>
+            <w:tcW w:w="0" w:type="auto"/>
+            <w:tcBorders>
+              <w:top w:val="single" w:sz="6" w:space="0" w:color="E6E6E6"/>
+              <w:left w:val="single" w:sz="6" w:space="0" w:color="E6E6E6"/>
+              <w:bottom w:val="single" w:sz="6" w:space="0" w:color="E6E6E6"/>
+              <w:right w:val="single" w:sz="6" w:space="0" w:color="E6E6E6"/>
+            </w:tcBorders>
+            <w:vAlign w:val="center"/>
+            <w:hideMark/>
+          </w:tcPr>
+          <w:p>
+            <w:pPr>
+              <w:rPr>
+                <w:lang w:val="es-CL"/>
+              </w:rPr>
+            </w:pPr>
+            <w:r>
+              <w:rPr>
+                <w:lang w:val="es-CL"/>
+              </w:rPr>
+              <w:t>Evita procesamiento excesivo.</w:t>
+            </w:r>
+          </w:p>
+        </w:tc>
+      </w:tr>
+      <w:tr>
+        <w:trPr>
+          <w:tblCellSpacing w:w="15" w:type="dxa"/>
+        </w:trPr>
+        <w:tc>
+          <w:tcPr>
+            <w:tcW w:w="0" w:type="auto"/>
+            <w:tcBorders>
+              <w:top w:val="single" w:sz="6" w:space="0" w:color="E6E6E6"/>
+              <w:left w:val="single" w:sz="6" w:space="0" w:color="E6E6E6"/>
+              <w:bottom w:val="single" w:sz="6" w:space="0" w:color="E6E6E6"/>
+              <w:right w:val="single" w:sz="6" w:space="0" w:color="E6E6E6"/>
+            </w:tcBorders>
+            <w:vAlign w:val="center"/>
+            <w:hideMark/>
+          </w:tcPr>
+          <w:p>
+            <w:pPr>
+              <w:rPr>
+                <w:lang w:val="es-CL"/>
+              </w:rPr>
+            </w:pPr>
+            <w:r>
+              <w:rPr>
+                <w:lang w:val="es-CL"/>
+              </w:rPr>
+              <w:t>Respuesta con top categorías</w:t>
+            </w:r>
+          </w:p>
+        </w:tc>
+        <w:tc>
+          <w:tcPr>
+            <w:tcW w:w="0" w:type="auto"/>
+            <w:tcBorders>
+              <w:top w:val="single" w:sz="6" w:space="0" w:color="E6E6E6"/>
+              <w:left w:val="single" w:sz="6" w:space="0" w:color="E6E6E6"/>
+              <w:bottom w:val="single" w:sz="6" w:space="0" w:color="E6E6E6"/>
+              <w:right w:val="single" w:sz="6" w:space="0" w:color="E6E6E6"/>
+            </w:tcBorders>
+            <w:vAlign w:val="center"/>
+            <w:hideMark/>
+          </w:tcPr>
+          <w:p>
+            <w:pPr>
+              <w:rPr>
+                <w:lang w:val="es-CL"/>
+              </w:rPr>
+            </w:pPr>
+            <w:r>
+              <w:rPr>
+                <w:lang w:val="es-CL"/>
+              </w:rPr>
+              <w:t>Devolver categoría principal y alternativas.</w:t>
+            </w:r>
+          </w:p>
+        </w:tc>
+        <w:tc>
+          <w:tcPr>
+            <w:tcW w:w="0" w:type="auto"/>
+            <w:tcBorders>
+              <w:top w:val="single" w:sz="6" w:space="0" w:color="E6E6E6"/>
+              <w:left w:val="single" w:sz="6" w:space="0" w:color="E6E6E6"/>
+              <w:bottom w:val="single" w:sz="6" w:space="0" w:color="E6E6E6"/>
+              <w:right w:val="single" w:sz="6" w:space="0" w:color="E6E6E6"/>
+            </w:tcBorders>
+            <w:vAlign w:val="center"/>
+            <w:hideMark/>
+          </w:tcPr>
+          <w:p>
+            <w:pPr>
+              <w:rPr>
+                <w:lang w:val="es-CL"/>
+              </w:rPr>
+            </w:pPr>
+            <w:r>
+              <w:rPr>
+                <w:lang w:val="es-CL"/>
+              </w:rPr>
+              <w:t>Mayor transparencia.</w:t>
+            </w:r>
+          </w:p>
+        </w:tc>
+      </w:tr>
+      <w:tr>
+        <w:trPr>
+          <w:tblCellSpacing w:w="15" w:type="dxa"/>
+        </w:trPr>
+        <w:tc>
+          <w:tcPr>
+            <w:tcW w:w="0" w:type="auto"/>
+            <w:tcBorders>
+              <w:top w:val="single" w:sz="6" w:space="0" w:color="E6E6E6"/>
+              <w:left w:val="single" w:sz="6" w:space="0" w:color="E6E6E6"/>
+              <w:bottom w:val="single" w:sz="6" w:space="0" w:color="E6E6E6"/>
+              <w:right w:val="single" w:sz="6" w:space="0" w:color="E6E6E6"/>
+            </w:tcBorders>
+            <w:vAlign w:val="center"/>
+            <w:hideMark/>
+          </w:tcPr>
+          <w:p>
+            <w:pPr>
+              <w:rPr>
+                <w:lang w:val="es-CL"/>
+              </w:rPr>
+            </w:pPr>
+            <w:r>
+              <w:rPr>
+                <w:lang w:val="es-CL"/>
+              </w:rPr>
+              <w:t>Logging de predicciones</w:t>
+            </w:r>
+          </w:p>
+        </w:tc>
+        <w:tc>
+          <w:tcPr>
+            <w:tcW w:w="0" w:type="auto"/>
+            <w:tcBorders>
+              <w:top w:val="single" w:sz="6" w:space="0" w:color="E6E6E6"/>
+              <w:left w:val="single" w:sz="6" w:space="0" w:color="E6E6E6"/>
+              <w:bottom w:val="single" w:sz="6" w:space="0" w:color="E6E6E6"/>
+              <w:right w:val="single" w:sz="6" w:space="0" w:color="E6E6E6"/>
+            </w:tcBorders>
+            <w:vAlign w:val="center"/>
+            <w:hideMark/>
+          </w:tcPr>
+          <w:p>
+            <w:pPr>
+              <w:rPr>
+                <w:lang w:val="es-CL"/>
+              </w:rPr>
+            </w:pPr>
+            <w:r>
+              <w:rPr>
+                <w:lang w:val="es-CL"/>
+              </w:rPr>
+              <w:t>Guardar texto, categoría, confianza y fecha.</w:t>
+            </w:r>
+          </w:p>
+        </w:tc>
+        <w:tc>
+          <w:tcPr>
+            <w:tcW w:w="0" w:type="auto"/>
+            <w:tcBorders>
+              <w:top w:val="single" w:sz="6" w:space="0" w:color="E6E6E6"/>
+              <w:left w:val="single" w:sz="6" w:space="0" w:color="E6E6E6"/>
+              <w:bottom w:val="single" w:sz="6" w:space="0" w:color="E6E6E6"/>
+              <w:right w:val="single" w:sz="6" w:space="0" w:color="E6E6E6"/>
+            </w:tcBorders>
+            <w:vAlign w:val="center"/>
+            <w:hideMark/>
+          </w:tcPr>
+          <w:p>
+            <w:pPr>
+              <w:rPr>
+                <w:lang w:val="es-CL"/>
+              </w:rPr>
+            </w:pPr>
+            <w:r>
+              <w:rPr>
+                <w:lang w:val="es-CL"/>
+              </w:rPr>
+              <w:t>Permite mejora continua.</w:t>
+            </w:r>
+          </w:p>
+        </w:tc>
+      </w:tr>
+      <w:tr>
+        <w:trPr>
+          <w:tblCellSpacing w:w="15" w:type="dxa"/>
+        </w:trPr>
+        <w:tc>
+          <w:tcPr>
+            <w:tcW w:w="0" w:type="auto"/>
+            <w:tcBorders>
+              <w:top w:val="single" w:sz="6" w:space="0" w:color="E6E6E6"/>
+              <w:left w:val="single" w:sz="6" w:space="0" w:color="E6E6E6"/>
+              <w:bottom w:val="single" w:sz="6" w:space="0" w:color="E6E6E6"/>
+              <w:right w:val="single" w:sz="6" w:space="0" w:color="E6E6E6"/>
+            </w:tcBorders>
+            <w:vAlign w:val="center"/>
+            <w:hideMark/>
+          </w:tcPr>
+          <w:p>
+            <w:pPr>
+              <w:rPr>
+                <w:lang w:val="es-CL"/>
+              </w:rPr>
+            </w:pPr>
+            <w:r>
+              <w:rPr>
+                <w:lang w:val="es-CL"/>
+              </w:rPr>
+              <w:lastRenderedPageBreak/>
+              <w:t>Validación de entrada</w:t>
+            </w:r>
+          </w:p>
+        </w:tc>
+        <w:tc>
+          <w:tcPr>
+            <w:tcW w:w="0" w:type="auto"/>
+            <w:tcBorders>
+              <w:top w:val="single" w:sz="6" w:space="0" w:color="E6E6E6"/>
+              <w:left w:val="single" w:sz="6" w:space="0" w:color="E6E6E6"/>
+              <w:bottom w:val="single" w:sz="6" w:space="0" w:color="E6E6E6"/>
+              <w:right w:val="single" w:sz="6" w:space="0" w:color="E6E6E6"/>
+            </w:tcBorders>
+            <w:vAlign w:val="center"/>
+            <w:hideMark/>
+          </w:tcPr>
+          <w:p>
+            <w:pPr>
+              <w:rPr>
+                <w:lang w:val="es-CL"/>
+              </w:rPr>
+            </w:pPr>
+            <w:r>
+              <w:rPr>
+                <w:lang w:val="es-CL"/>
+              </w:rPr>
+              <w:t>Verificar campos obligatorios y largo mínimo.</w:t>
+            </w:r>
+          </w:p>
+        </w:tc>
+        <w:tc>
+          <w:tcPr>
+            <w:tcW w:w="0" w:type="auto"/>
+            <w:tcBorders>
+              <w:top w:val="single" w:sz="6" w:space="0" w:color="E6E6E6"/>
+              <w:left w:val="single" w:sz="6" w:space="0" w:color="E6E6E6"/>
+              <w:bottom w:val="single" w:sz="6" w:space="0" w:color="E6E6E6"/>
+              <w:right w:val="single" w:sz="6" w:space="0" w:color="E6E6E6"/>
+            </w:tcBorders>
+            <w:vAlign w:val="center"/>
+            <w:hideMark/>
+          </w:tcPr>
+          <w:p>
+            <w:pPr>
+              <w:rPr>
+                <w:lang w:val="es-CL"/>
+              </w:rPr>
+            </w:pPr>
+            <w:r>
+              <w:rPr>
+                <w:lang w:val="es-CL"/>
+              </w:rPr>
+              <w:t>Menos errores en producción.</w:t>
+            </w:r>
+          </w:p>
+        </w:tc>
+      </w:tr>
+    </w:tbl>
+    <w:p>
+      <w:pPr>
+        <w:rPr>
+          <w:lang w:val="es-CL"/>
+        </w:rPr>
+      </w:pPr>
+      <w:r>
+        <w:rPr>
+          <w:lang w:val="es-CL"/>
+        </w:rPr>
+        <w:pict w14:anchorId="2A421310">
+          <v:rect id="_x0000_i1092" style="width:0;height:1.5pt" o:hralign="center" o:hrstd="t" o:hr="t" fillcolor="#a0a0a0" stroked="f"/>
+        </w:pict>
+      </w:r>
+    </w:p>
+    <w:p>
+      <w:pPr>
+        <w:rPr>
+          <w:b/>
+          <w:bCs/>
+          <w:lang w:val="es-CL"/>
+        </w:rPr>
+      </w:pPr>
+      <w:r>
+        <w:rPr>
+          <w:b/>
+          <w:bCs/>
+          <w:lang w:val="es-CL"/>
+        </w:rPr>
+        <w:t>Fase 8: Criterios de éxito</w:t>
+      </w:r>
+    </w:p>
+    <w:tbl>
+      <w:tblPr>
+        <w:tblW w:w="0" w:type="auto"/>
+        <w:tblCellSpacing w:w="15" w:type="dxa"/>
+        <w:tblCellMar>
+          <w:top w:w="15" w:type="dxa"/>
+          <w:left w:w="15" w:type="dxa"/>
+          <w:bottom w:w="15" w:type="dxa"/>
+          <w:right w:w="15" w:type="dxa"/>
+        </w:tblCellMar>
+        <w:tblLook w:val="04A0" w:firstRow="1" w:lastRow="0" w:firstColumn="1" w:lastColumn="0" w:noHBand="0" w:noVBand="1"/>
+      </w:tblPr>
+      <w:tblGrid>
+        <w:gridCol w:w="2170"/>
+        <w:gridCol w:w="3342"/>
+      </w:tblGrid>
+      <w:tr>
+        <w:trPr>
+          <w:tblHeader/>
+          <w:tblCellSpacing w:w="15" w:type="dxa"/>
+        </w:trPr>
+        <w:tc>
+          <w:tcPr>
+            <w:tcW w:w="0" w:type="auto"/>
+            <w:tcBorders>
+              <w:top w:val="single" w:sz="6" w:space="0" w:color="E6E6E6"/>
+              <w:left w:val="single" w:sz="6" w:space="0" w:color="E6E6E6"/>
+              <w:bottom w:val="single" w:sz="6" w:space="0" w:color="E6E6E6"/>
+              <w:right w:val="single" w:sz="6" w:space="0" w:color="E6E6E6"/>
+            </w:tcBorders>
+            <w:shd w:val="clear" w:color="auto" w:fill="F5F5F5"/>
+            <w:vAlign w:val="center"/>
+            <w:hideMark/>
+          </w:tcPr>
+          <w:p>
+            <w:pPr>
+              <w:rPr>
+                <w:b/>
+                <w:bCs/>
+                <w:lang w:val="es-CL"/>
+              </w:rPr>
+            </w:pPr>
+            <w:r>
+              <w:rPr>
+                <w:b/>
+                <w:bCs/>
+                <w:lang w:val="es-CL"/>
+              </w:rPr>
+              <w:t>Criterio</w:t>
+            </w:r>
+          </w:p>
+        </w:tc>
+        <w:tc>
+          <w:tcPr>
+            <w:tcW w:w="0" w:type="auto"/>
+            <w:tcBorders>
+              <w:top w:val="single" w:sz="6" w:space="0" w:color="E6E6E6"/>
+              <w:left w:val="single" w:sz="6" w:space="0" w:color="E6E6E6"/>
+              <w:bottom w:val="single" w:sz="6" w:space="0" w:color="E6E6E6"/>
+              <w:right w:val="single" w:sz="6" w:space="0" w:color="E6E6E6"/>
+            </w:tcBorders>
+            <w:shd w:val="clear" w:color="auto" w:fill="F5F5F5"/>
+            <w:vAlign w:val="center"/>
+            <w:hideMark/>
+          </w:tcPr>
+          <w:p>
+            <w:pPr>
+              <w:rPr>
+                <w:b/>
+                <w:bCs/>
+                <w:lang w:val="es-CL"/>
+              </w:rPr>
+            </w:pPr>
+            <w:r>
+              <w:rPr>
+                <w:b/>
+                <w:bCs/>
+                <w:lang w:val="es-CL"/>
+              </w:rPr>
+              <w:t>Meta sugerida</w:t>
+            </w:r>
+          </w:p>
+        </w:tc>
+      </w:tr>
+      <w:tr>
+        <w:trPr>
+          <w:tblCellSpacing w:w="15" w:type="dxa"/>
+        </w:trPr>
+        <w:tc>
+          <w:tcPr>
+            <w:tcW w:w="0" w:type="auto"/>
+            <w:tcBorders>
+              <w:top w:val="single" w:sz="6" w:space="0" w:color="E6E6E6"/>
+              <w:left w:val="single" w:sz="6" w:space="0" w:color="E6E6E6"/>
+              <w:bottom w:val="single" w:sz="6" w:space="0" w:color="E6E6E6"/>
+              <w:right w:val="single" w:sz="6" w:space="0" w:color="E6E6E6"/>
+            </w:tcBorders>
+            <w:vAlign w:val="center"/>
+            <w:hideMark/>
+          </w:tcPr>
+          <w:p>
+            <w:pPr>
+              <w:rPr>
+                <w:lang w:val="es-CL"/>
+              </w:rPr>
+            </w:pPr>
+            <w:r>
+              <w:rPr>
+                <w:lang w:val="es-CL"/>
+              </w:rPr>
+              <w:t>Accuracy</w:t>
+            </w:r>
+          </w:p>
+        </w:tc>
+        <w:tc>
+          <w:tcPr>
+            <w:tcW w:w="0" w:type="auto"/>
+            <w:tcBorders>
+              <w:top w:val="single" w:sz="6" w:space="0" w:color="E6E6E6"/>
+              <w:left w:val="single" w:sz="6" w:space="0" w:color="E6E6E6"/>
+              <w:bottom w:val="single" w:sz="6" w:space="0" w:color="E6E6E6"/>
+              <w:right w:val="single" w:sz="6" w:space="0" w:color="E6E6E6"/>
+            </w:tcBorders>
+            <w:vAlign w:val="center"/>
+            <w:hideMark/>
+          </w:tcPr>
+          <w:p>
+            <w:pPr>
+              <w:rPr>
+                <w:lang w:val="es-CL"/>
+              </w:rPr>
+            </w:pPr>
+            <w:r>
+              <w:rPr>
+                <w:lang w:val="es-CL"/>
+              </w:rPr>
+              <w:t>Mayor o igual a 80%</w:t>
+            </w:r>
+          </w:p>
+        </w:tc>
+      </w:tr>
+      <w:tr>
+        <w:trPr>
+          <w:tblCellSpacing w:w="15" w:type="dxa"/>
+        </w:trPr>
+        <w:tc>
+          <w:tcPr>
+            <w:tcW w:w="0" w:type="auto"/>
+            <w:tcBorders>
+              <w:top w:val="single" w:sz="6" w:space="0" w:color="E6E6E6"/>
+              <w:left w:val="single" w:sz="6" w:space="0" w:color="E6E6E6"/>
+              <w:bottom w:val="single" w:sz="6" w:space="0" w:color="E6E6E6"/>
+              <w:right w:val="single" w:sz="6" w:space="0" w:color="E6E6E6"/>
+            </w:tcBorders>
+            <w:vAlign w:val="center"/>
+            <w:hideMark/>
+          </w:tcPr>
+          <w:p>
+            <w:pPr>
+              <w:rPr>
+                <w:lang w:val="es-CL"/>
+              </w:rPr>
+            </w:pPr>
+            <w:r>
+              <w:rPr>
+                <w:lang w:val="es-CL"/>
+              </w:rPr>
+              <w:t>F1 Macro</w:t>
+            </w:r>
+          </w:p>
+        </w:tc>
+        <w:tc>
+          <w:tcPr>
+            <w:tcW w:w="0" w:type="auto"/>
+            <w:tcBorders>
+              <w:top w:val="single" w:sz="6" w:space="0" w:color="E6E6E6"/>
+              <w:left w:val="single" w:sz="6" w:space="0" w:color="E6E6E6"/>
+              <w:bottom w:val="single" w:sz="6" w:space="0" w:color="E6E6E6"/>
+              <w:right w:val="single" w:sz="6" w:space="0" w:color="E6E6E6"/>
+            </w:tcBorders>
+            <w:vAlign w:val="center"/>
+            <w:hideMark/>
+          </w:tcPr>
+          <w:p>
+            <w:pPr>
+              <w:rPr>
+                <w:lang w:val="es-CL"/>
+              </w:rPr>
+            </w:pPr>
+            <w:r>
+              <w:rPr>
+                <w:lang w:val="es-CL"/>
+              </w:rPr>
+              <w:t>Mayor o igual a 0,80</w:t>
+            </w:r>
+          </w:p>
+        </w:tc>
+      </w:tr>
+      <w:tr>
+        <w:trPr>
+          <w:tblCellSpacing w:w="15" w:type="dxa"/>
+        </w:trPr>
+        <w:tc>
+          <w:tcPr>
+            <w:tcW w:w="0" w:type="auto"/>
+            <w:tcBorders>
+              <w:top w:val="single" w:sz="6" w:space="0" w:color="E6E6E6"/>
+              <w:left w:val="single" w:sz="6" w:space="0" w:color="E6E6E6"/>
+              <w:bottom w:val="single" w:sz="6" w:space="0" w:color="E6E6E6"/>
+              <w:right w:val="single" w:sz="6" w:space="0" w:color="E6E6E6"/>
+            </w:tcBorders>
+            <w:vAlign w:val="center"/>
+            <w:hideMark/>
+          </w:tcPr>
+          <w:p>
+            <w:pPr>
+              <w:rPr>
+                <w:lang w:val="es-CL"/>
+              </w:rPr>
+            </w:pPr>
+            <w:r>
+              <w:rPr>
+                <w:lang w:val="es-CL"/>
+              </w:rPr>
+              <w:t>F1 Backend</w:t>
+            </w:r>
+          </w:p>
+        </w:tc>
+        <w:tc>
+          <w:tcPr>
+            <w:tcW w:w="0" w:type="auto"/>
+            <w:tcBorders>
+              <w:top w:val="single" w:sz="6" w:space="0" w:color="E6E6E6"/>
+              <w:left w:val="single" w:sz="6" w:space="0" w:color="E6E6E6"/>
+              <w:bottom w:val="single" w:sz="6" w:space="0" w:color="E6E6E6"/>
+              <w:right w:val="single" w:sz="6" w:space="0" w:color="E6E6E6"/>
+            </w:tcBorders>
+            <w:vAlign w:val="center"/>
+            <w:hideMark/>
+          </w:tcPr>
+          <w:p>
+            <w:pPr>
+              <w:rPr>
+                <w:lang w:val="es-CL"/>
+              </w:rPr>
+            </w:pPr>
+            <w:r>
+              <w:rPr>
+                <w:lang w:val="es-CL"/>
+              </w:rPr>
+              <w:t>Mejorar sobre 0,67</w:t>
+            </w:r>
+          </w:p>
+        </w:tc>
+      </w:tr>
+      <w:tr>
+        <w:trPr>
+          <w:tblCellSpacing w:w="15" w:type="dxa"/>
+        </w:trPr>
+        <w:tc>
+          <w:tcPr>
+            <w:tcW w:w="0" w:type="auto"/>
+            <w:tcBorders>
+              <w:top w:val="single" w:sz="6" w:space="0" w:color="E6E6E6"/>
+              <w:left w:val="single" w:sz="6" w:space="0" w:color="E6E6E6"/>
+              <w:bottom w:val="single" w:sz="6" w:space="0" w:color="E6E6E6"/>
+              <w:right w:val="single" w:sz="6" w:space="0" w:color="E6E6E6"/>
+            </w:tcBorders>
+            <w:vAlign w:val="center"/>
+            <w:hideMark/>
+          </w:tcPr>
+          <w:p>
+            <w:pPr>
+              <w:rPr>
+                <w:lang w:val="es-CL"/>
+              </w:rPr>
+            </w:pPr>
+            <w:r>
+              <w:rPr>
+                <w:lang w:val="es-CL"/>
+              </w:rPr>
+              <w:t>F1 Frontend</w:t>
+            </w:r>
+          </w:p>
+        </w:tc>
+        <w:tc>
+          <w:tcPr>
+            <w:tcW w:w="0" w:type="auto"/>
+            <w:tcBorders>
+              <w:top w:val="single" w:sz="6" w:space="0" w:color="E6E6E6"/>
+              <w:left w:val="single" w:sz="6" w:space="0" w:color="E6E6E6"/>
+              <w:bottom w:val="single" w:sz="6" w:space="0" w:color="E6E6E6"/>
+              <w:right w:val="single" w:sz="6" w:space="0" w:color="E6E6E6"/>
+            </w:tcBorders>
+            <w:vAlign w:val="center"/>
+            <w:hideMark/>
+          </w:tcPr>
+          <w:p>
+            <w:pPr>
+              <w:rPr>
+                <w:lang w:val="es-CL"/>
+              </w:rPr>
+            </w:pPr>
+            <w:r>
+              <w:rPr>
+                <w:lang w:val="es-CL"/>
+              </w:rPr>
+              <w:t>Mejorar sobre 0,68</w:t>
+            </w:r>
+          </w:p>
+        </w:tc>
+      </w:tr>
+      <w:tr>
+        <w:trPr>
+          <w:tblCellSpacing w:w="15" w:type="dxa"/>
+        </w:trPr>
+        <w:tc>
+          <w:tcPr>
+            <w:tcW w:w="0" w:type="auto"/>
+            <w:tcBorders>
+              <w:top w:val="single" w:sz="6" w:space="0" w:color="E6E6E6"/>
+              <w:left w:val="single" w:sz="6" w:space="0" w:color="E6E6E6"/>
+              <w:bottom w:val="single" w:sz="6" w:space="0" w:color="E6E6E6"/>
+              <w:right w:val="single" w:sz="6" w:space="0" w:color="E6E6E6"/>
+            </w:tcBorders>
+            <w:vAlign w:val="center"/>
+            <w:hideMark/>
+          </w:tcPr>
+          <w:p>
+            <w:pPr>
+              <w:rPr>
+                <w:lang w:val="es-CL"/>
+              </w:rPr>
+            </w:pPr>
+            <w:r>
+              <w:rPr>
+                <w:lang w:val="es-CL"/>
+              </w:rPr>
+              <w:t>Tiempo de inferencia</w:t>
+            </w:r>
+          </w:p>
+        </w:tc>
+        <w:tc>
+          <w:tcPr>
+            <w:tcW w:w="0" w:type="auto"/>
+            <w:tcBorders>
+              <w:top w:val="single" w:sz="6" w:space="0" w:color="E6E6E6"/>
+              <w:left w:val="single" w:sz="6" w:space="0" w:color="E6E6E6"/>
+              <w:bottom w:val="single" w:sz="6" w:space="0" w:color="E6E6E6"/>
+              <w:right w:val="single" w:sz="6" w:space="0" w:color="E6E6E6"/>
+            </w:tcBorders>
+            <w:vAlign w:val="center"/>
+            <w:hideMark/>
+          </w:tcPr>
+          <w:p>
+            <w:pPr>
+              <w:rPr>
+                <w:lang w:val="es-CL"/>
+              </w:rPr>
+            </w:pPr>
+            <w:r>
+              <w:rPr>
+                <w:lang w:val="es-CL"/>
+              </w:rPr>
+              <w:t>Menor a 1 segundo por texto</w:t>
+            </w:r>
+          </w:p>
+        </w:tc>
+      </w:tr>
+      <w:tr>
+        <w:trPr>
+          <w:tblCellSpacing w:w="15" w:type="dxa"/>
+        </w:trPr>
+        <w:tc>
+          <w:tcPr>
+            <w:tcW w:w="0" w:type="auto"/>
+            <w:tcBorders>
+              <w:top w:val="single" w:sz="6" w:space="0" w:color="E6E6E6"/>
+              <w:left w:val="single" w:sz="6" w:space="0" w:color="E6E6E6"/>
+              <w:bottom w:val="single" w:sz="6" w:space="0" w:color="E6E6E6"/>
+              <w:right w:val="single" w:sz="6" w:space="0" w:color="E6E6E6"/>
+            </w:tcBorders>
+            <w:vAlign w:val="center"/>
+            <w:hideMark/>
+          </w:tcPr>
+          <w:p>
+            <w:pPr>
+              <w:rPr>
+                <w:lang w:val="es-CL"/>
+              </w:rPr>
+            </w:pPr>
+            <w:r>
+              <w:rPr>
+                <w:lang w:val="es-CL"/>
+              </w:rPr>
+              <w:t>Integración API</w:t>
+            </w:r>
+          </w:p>
+        </w:tc>
+        <w:tc>
+          <w:tcPr>
+            <w:tcW w:w="0" w:type="auto"/>
+            <w:tcBorders>
+              <w:top w:val="single" w:sz="6" w:space="0" w:color="E6E6E6"/>
+              <w:left w:val="single" w:sz="6" w:space="0" w:color="E6E6E6"/>
+              <w:bottom w:val="single" w:sz="6" w:space="0" w:color="E6E6E6"/>
+              <w:right w:val="single" w:sz="6" w:space="0" w:color="E6E6E6"/>
+            </w:tcBorders>
+            <w:vAlign w:val="center"/>
+            <w:hideMark/>
+          </w:tcPr>
+          <w:p>
+            <w:pPr>
+              <w:rPr>
+                <w:lang w:val="es-CL"/>
+              </w:rPr>
+            </w:pPr>
+            <w:r>
+              <w:rPr>
+                <w:lang w:val="es-CL"/>
+              </w:rPr>
+              <w:t>Modelo cargado una sola vez</w:t>
+            </w:r>
+          </w:p>
+        </w:tc>
+      </w:tr>
+      <w:tr>
+        <w:trPr>
+          <w:tblCellSpacing w:w="15" w:type="dxa"/>
+        </w:trPr>
+        <w:tc>
+          <w:tcPr>
+            <w:tcW w:w="0" w:type="auto"/>
+            <w:tcBorders>
+              <w:top w:val="single" w:sz="6" w:space="0" w:color="E6E6E6"/>
+              <w:left w:val="single" w:sz="6" w:space="0" w:color="E6E6E6"/>
+              <w:bottom w:val="single" w:sz="6" w:space="0" w:color="E6E6E6"/>
+              <w:right w:val="single" w:sz="6" w:space="0" w:color="E6E6E6"/>
+            </w:tcBorders>
+            <w:vAlign w:val="center"/>
+            <w:hideMark/>
+          </w:tcPr>
+          <w:p>
+            <w:pPr>
+              <w:rPr>
+                <w:lang w:val="es-CL"/>
+              </w:rPr>
+            </w:pPr>
+            <w:r>
+              <w:rPr>
+                <w:lang w:val="es-CL"/>
+              </w:rPr>
+              <w:t>Exportación</w:t>
+            </w:r>
+          </w:p>
+        </w:tc>
+        <w:tc>
+          <w:tcPr>
+            <w:tcW w:w="0" w:type="auto"/>
+            <w:tcBorders>
+              <w:top w:val="single" w:sz="6" w:space="0" w:color="E6E6E6"/>
+              <w:left w:val="single" w:sz="6" w:space="0" w:color="E6E6E6"/>
+              <w:bottom w:val="single" w:sz="6" w:space="0" w:color="E6E6E6"/>
+              <w:right w:val="single" w:sz="6" w:space="0" w:color="E6E6E6"/>
+            </w:tcBorders>
+            <w:vAlign w:val="center"/>
+            <w:hideMark/>
+          </w:tcPr>
+          <w:p>
+            <w:pPr>
+              <w:rPr>
+                <w:lang w:val="es-CL"/>
+              </w:rPr>
+            </w:pPr>
+            <w:r>
+              <w:rPr>
+                <w:lang w:val="es-CL"/>
+              </w:rPr>
+              <w:t>Un único archivo .pkl del pipeline</w:t>
+            </w:r>
+          </w:p>
+        </w:tc>
+      </w:tr>
+    </w:tbl>
+    <w:p>
+      <w:pPr>
+        <w:rPr>
+          <w:lang w:val="es-CL"/>
+        </w:rPr>
+      </w:pPr>
+      <w:r>
+        <w:rPr>
+          <w:lang w:val="es-CL"/>
+        </w:rPr>
+        <w:pict w14:anchorId="43E221C8">
+          <v:rect id="_x0000_i1093" style="width:0;height:1.5pt" o:hralign="center" o:hrstd="t" o:hr="t" fillcolor="#a0a0a0" stroked="f"/>
+        </w:pict>
+      </w:r>
+    </w:p>
+    <w:p>
+      <w:pPr>
+        <w:rPr>
+          <w:b/>
+          <w:bCs/>
+          <w:lang w:val="es-CL"/>
+        </w:rPr>
+      </w:pPr>
+      <w:r>
+        <w:rPr>
+          <w:b/>
+          <w:bCs/>
+          <w:lang w:val="es-CL"/>
+        </w:rPr>
+        <w:t>Cronograma sugerido para hackathon</w:t>
+      </w:r>
+    </w:p>
+    <w:tbl>
+      <w:tblPr>
+        <w:tblW w:w="0" w:type="auto"/>
+        <w:tblCellSpacing w:w="15" w:type="dxa"/>
+        <w:tblCellMar>
+          <w:top w:w="15" w:type="dxa"/>
+          <w:left w:w="15" w:type="dxa"/>
+          <w:bottom w:w="15" w:type="dxa"/>
+          <w:right w:w="15" w:type="dxa"/>
+        </w:tblCellMar>
+        <w:tblLook w:val="04A0" w:firstRow="1" w:lastRow="0" w:firstColumn="1" w:lastColumn="0" w:noHBand="0" w:noVBand="1"/>
+      </w:tblPr>
+      <w:tblGrid>
+        <w:gridCol w:w="806"/>
+        <w:gridCol w:w="4588"/>
+        <w:gridCol w:w="1980"/>
+      </w:tblGrid>
+      <w:tr>
+        <w:trPr>
+          <w:tblHeader/>
+          <w:tblCellSpacing w:w="15" w:type="dxa"/>
+        </w:trPr>
+        <w:tc>
+          <w:tcPr>
+            <w:tcW w:w="0" w:type="auto"/>
+            <w:tcBorders>
+              <w:top w:val="single" w:sz="6" w:space="0" w:color="E6E6E6"/>
+              <w:left w:val="single" w:sz="6" w:space="0" w:color="E6E6E6"/>
+              <w:bottom w:val="single" w:sz="6" w:space="0" w:color="E6E6E6"/>
+              <w:right w:val="single" w:sz="6" w:space="0" w:color="E6E6E6"/>
+            </w:tcBorders>
+            <w:shd w:val="clear" w:color="auto" w:fill="F5F5F5"/>
+            <w:vAlign w:val="center"/>
+            <w:hideMark/>
+          </w:tcPr>
+          <w:p>
+            <w:pPr>
+              <w:rPr>
+                <w:b/>
+                <w:bCs/>
+                <w:lang w:val="es-CL"/>
+              </w:rPr>
+            </w:pPr>
+            <w:r>
+              <w:rPr>
+                <w:b/>
+                <w:bCs/>
+                <w:lang w:val="es-CL"/>
+              </w:rPr>
+              <w:t>Bloque</w:t>
+            </w:r>
+          </w:p>
+        </w:tc>
+        <w:tc>
+          <w:tcPr>
+            <w:tcW w:w="0" w:type="auto"/>
+            <w:tcBorders>
+              <w:top w:val="single" w:sz="6" w:space="0" w:color="E6E6E6"/>
+              <w:left w:val="single" w:sz="6" w:space="0" w:color="E6E6E6"/>
+              <w:bottom w:val="single" w:sz="6" w:space="0" w:color="E6E6E6"/>
+              <w:right w:val="single" w:sz="6" w:space="0" w:color="E6E6E6"/>
+            </w:tcBorders>
+            <w:shd w:val="clear" w:color="auto" w:fill="F5F5F5"/>
+            <w:vAlign w:val="center"/>
+            <w:hideMark/>
+          </w:tcPr>
+          <w:p>
+            <w:pPr>
+              <w:rPr>
+                <w:b/>
+                <w:bCs/>
+                <w:lang w:val="es-CL"/>
+              </w:rPr>
+            </w:pPr>
+            <w:r>
+              <w:rPr>
+                <w:b/>
+                <w:bCs/>
+                <w:lang w:val="es-CL"/>
+              </w:rPr>
+              <w:t>Actividad</w:t>
+            </w:r>
+          </w:p>
+        </w:tc>
+        <w:tc>
+          <w:tcPr>
+            <w:tcW w:w="0" w:type="auto"/>
+            <w:tcBorders>
+              <w:top w:val="single" w:sz="6" w:space="0" w:color="E6E6E6"/>
+              <w:left w:val="single" w:sz="6" w:space="0" w:color="E6E6E6"/>
+              <w:bottom w:val="single" w:sz="6" w:space="0" w:color="E6E6E6"/>
+              <w:right w:val="single" w:sz="6" w:space="0" w:color="E6E6E6"/>
+            </w:tcBorders>
+            <w:shd w:val="clear" w:color="auto" w:fill="F5F5F5"/>
+            <w:vAlign w:val="center"/>
+            <w:hideMark/>
+          </w:tcPr>
+          <w:p>
+            <w:pPr>
+              <w:rPr>
+                <w:b/>
+                <w:bCs/>
+                <w:lang w:val="es-CL"/>
+              </w:rPr>
+            </w:pPr>
+            <w:r>
+              <w:rPr>
+                <w:b/>
+                <w:bCs/>
+                <w:lang w:val="es-CL"/>
+              </w:rPr>
+              <w:t>Duración estimada</w:t>
+            </w:r>
+          </w:p>
+        </w:tc>
+      </w:tr>
+      <w:tr>
+        <w:trPr>
+          <w:tblCellSpacing w:w="15" w:type="dxa"/>
+        </w:trPr>
+        <w:tc>
+          <w:tcPr>
+            <w:tcW w:w="0" w:type="auto"/>
+            <w:tcBorders>
+              <w:top w:val="single" w:sz="6" w:space="0" w:color="E6E6E6"/>
+              <w:left w:val="single" w:sz="6" w:space="0" w:color="E6E6E6"/>
+              <w:bottom w:val="single" w:sz="6" w:space="0" w:color="E6E6E6"/>
+              <w:right w:val="single" w:sz="6" w:space="0" w:color="E6E6E6"/>
+            </w:tcBorders>
+            <w:vAlign w:val="center"/>
+            <w:hideMark/>
+          </w:tcPr>
+          <w:p>
+            <w:pPr>
+              <w:rPr>
+                <w:lang w:val="es-CL"/>
+              </w:rPr>
+            </w:pPr>
+            <w:r>
+              <w:rPr>
+                <w:lang w:val="es-CL"/>
+              </w:rPr>
+              <w:t>1</w:t>
+            </w:r>
+          </w:p>
+        </w:tc>
+        <w:tc>
+          <w:tcPr>
+            <w:tcW w:w="0" w:type="auto"/>
+            <w:tcBorders>
+              <w:top w:val="single" w:sz="6" w:space="0" w:color="E6E6E6"/>
+              <w:left w:val="single" w:sz="6" w:space="0" w:color="E6E6E6"/>
+              <w:bottom w:val="single" w:sz="6" w:space="0" w:color="E6E6E6"/>
+              <w:right w:val="single" w:sz="6" w:space="0" w:color="E6E6E6"/>
+            </w:tcBorders>
+            <w:vAlign w:val="center"/>
+            <w:hideMark/>
+          </w:tcPr>
+          <w:p>
+            <w:pPr>
+              <w:rPr>
+                <w:lang w:val="es-CL"/>
+              </w:rPr>
+            </w:pPr>
+            <w:r>
+              <w:rPr>
+                <w:lang w:val="es-CL"/>
+              </w:rPr>
+              <w:t>Diagnóstico: matriz de confusión y errores</w:t>
+            </w:r>
+          </w:p>
+        </w:tc>
+        <w:tc>
+          <w:tcPr>
+            <w:tcW w:w="0" w:type="auto"/>
+            <w:tcBorders>
+              <w:top w:val="single" w:sz="6" w:space="0" w:color="E6E6E6"/>
+              <w:left w:val="single" w:sz="6" w:space="0" w:color="E6E6E6"/>
+              <w:bottom w:val="single" w:sz="6" w:space="0" w:color="E6E6E6"/>
+              <w:right w:val="single" w:sz="6" w:space="0" w:color="E6E6E6"/>
+            </w:tcBorders>
+            <w:vAlign w:val="center"/>
+            <w:hideMark/>
+          </w:tcPr>
+          <w:p>
+            <w:pPr>
+              <w:rPr>
+                <w:lang w:val="es-CL"/>
+              </w:rPr>
+            </w:pPr>
+            <w:r>
+              <w:rPr>
+                <w:lang w:val="es-CL"/>
+              </w:rPr>
+              <w:t>1 hora</w:t>
+            </w:r>
+          </w:p>
+        </w:tc>
+      </w:tr>
+      <w:tr>
+        <w:trPr>
+          <w:tblCellSpacing w:w="15" w:type="dxa"/>
+        </w:trPr>
+        <w:tc>
+          <w:tcPr>
+            <w:tcW w:w="0" w:type="auto"/>
+            <w:tcBorders>
+              <w:top w:val="single" w:sz="6" w:space="0" w:color="E6E6E6"/>
+              <w:left w:val="single" w:sz="6" w:space="0" w:color="E6E6E6"/>
+              <w:bottom w:val="single" w:sz="6" w:space="0" w:color="E6E6E6"/>
+              <w:right w:val="single" w:sz="6" w:space="0" w:color="E6E6E6"/>
+            </w:tcBorders>
+            <w:vAlign w:val="center"/>
+            <w:hideMark/>
+          </w:tcPr>
+          <w:p>
+            <w:pPr>
+              <w:rPr>
+                <w:lang w:val="es-CL"/>
+              </w:rPr>
+            </w:pPr>
+            <w:r>
+              <w:rPr>
+                <w:lang w:val="es-CL"/>
+              </w:rPr>
+              <w:t>2</w:t>
+            </w:r>
+          </w:p>
+        </w:tc>
+        <w:tc>
+          <w:tcPr>
+            <w:tcW w:w="0" w:type="auto"/>
+            <w:tcBorders>
+              <w:top w:val="single" w:sz="6" w:space="0" w:color="E6E6E6"/>
+              <w:left w:val="single" w:sz="6" w:space="0" w:color="E6E6E6"/>
+              <w:bottom w:val="single" w:sz="6" w:space="0" w:color="E6E6E6"/>
+              <w:right w:val="single" w:sz="6" w:space="0" w:color="E6E6E6"/>
+            </w:tcBorders>
+            <w:vAlign w:val="center"/>
+            <w:hideMark/>
+          </w:tcPr>
+          <w:p>
+            <w:pPr>
+              <w:rPr>
+                <w:lang w:val="es-CL"/>
+              </w:rPr>
+            </w:pPr>
+            <w:r>
+              <w:rPr>
+                <w:lang w:val="es-CL"/>
+              </w:rPr>
+              <w:t>Ajuste de limpieza de texto</w:t>
+            </w:r>
+          </w:p>
+        </w:tc>
+        <w:tc>
+          <w:tcPr>
+            <w:tcW w:w="0" w:type="auto"/>
+            <w:tcBorders>
+              <w:top w:val="single" w:sz="6" w:space="0" w:color="E6E6E6"/>
+              <w:left w:val="single" w:sz="6" w:space="0" w:color="E6E6E6"/>
+              <w:bottom w:val="single" w:sz="6" w:space="0" w:color="E6E6E6"/>
+              <w:right w:val="single" w:sz="6" w:space="0" w:color="E6E6E6"/>
+            </w:tcBorders>
+            <w:vAlign w:val="center"/>
+            <w:hideMark/>
+          </w:tcPr>
+          <w:p>
+            <w:pPr>
+              <w:rPr>
+                <w:lang w:val="es-CL"/>
+              </w:rPr>
+            </w:pPr>
+            <w:r>
+              <w:rPr>
+                <w:lang w:val="es-CL"/>
+              </w:rPr>
+              <w:t>1 a 2 horas</w:t>
+            </w:r>
+          </w:p>
+        </w:tc>
+      </w:tr>
+      <w:tr>
+        <w:trPr>
+          <w:tblCellSpacing w:w="15" w:type="dxa"/>
+        </w:trPr>
+        <w:tc>
+          <w:tcPr>
+            <w:tcW w:w="0" w:type="auto"/>
+            <w:tcBorders>
+              <w:top w:val="single" w:sz="6" w:space="0" w:color="E6E6E6"/>
+              <w:left w:val="single" w:sz="6" w:space="0" w:color="E6E6E6"/>
+              <w:bottom w:val="single" w:sz="6" w:space="0" w:color="E6E6E6"/>
+              <w:right w:val="single" w:sz="6" w:space="0" w:color="E6E6E6"/>
+            </w:tcBorders>
+            <w:vAlign w:val="center"/>
+            <w:hideMark/>
+          </w:tcPr>
+          <w:p>
+            <w:pPr>
+              <w:rPr>
+                <w:lang w:val="es-CL"/>
+              </w:rPr>
+            </w:pPr>
+            <w:r>
+              <w:rPr>
+                <w:lang w:val="es-CL"/>
+              </w:rPr>
+              <w:t>3</w:t>
+            </w:r>
+          </w:p>
+        </w:tc>
+        <w:tc>
+          <w:tcPr>
+            <w:tcW w:w="0" w:type="auto"/>
+            <w:tcBorders>
+              <w:top w:val="single" w:sz="6" w:space="0" w:color="E6E6E6"/>
+              <w:left w:val="single" w:sz="6" w:space="0" w:color="E6E6E6"/>
+              <w:bottom w:val="single" w:sz="6" w:space="0" w:color="E6E6E6"/>
+              <w:right w:val="single" w:sz="6" w:space="0" w:color="E6E6E6"/>
+            </w:tcBorders>
+            <w:vAlign w:val="center"/>
+            <w:hideMark/>
+          </w:tcPr>
+          <w:p>
+            <w:pPr>
+              <w:rPr>
+                <w:lang w:val="es-CL"/>
+              </w:rPr>
+            </w:pPr>
+            <w:r>
+              <w:rPr>
+                <w:lang w:val="es-CL"/>
+              </w:rPr>
+              <w:t>Optimización TF-IDF</w:t>
+            </w:r>
+          </w:p>
+        </w:tc>
+        <w:tc>
+          <w:tcPr>
+            <w:tcW w:w="0" w:type="auto"/>
+            <w:tcBorders>
+              <w:top w:val="single" w:sz="6" w:space="0" w:color="E6E6E6"/>
+              <w:left w:val="single" w:sz="6" w:space="0" w:color="E6E6E6"/>
+              <w:bottom w:val="single" w:sz="6" w:space="0" w:color="E6E6E6"/>
+              <w:right w:val="single" w:sz="6" w:space="0" w:color="E6E6E6"/>
+            </w:tcBorders>
+            <w:vAlign w:val="center"/>
+            <w:hideMark/>
+          </w:tcPr>
+          <w:p>
+            <w:pPr>
+              <w:rPr>
+                <w:lang w:val="es-CL"/>
+              </w:rPr>
+            </w:pPr>
+            <w:r>
+              <w:rPr>
+                <w:lang w:val="es-CL"/>
+              </w:rPr>
+              <w:t>1 a 2 horas</w:t>
+            </w:r>
+          </w:p>
+        </w:tc>
+      </w:tr>
+      <w:tr>
+        <w:trPr>
+          <w:tblCellSpacing w:w="15" w:type="dxa"/>
+        </w:trPr>
+        <w:tc>
+          <w:tcPr>
+            <w:tcW w:w="0" w:type="auto"/>
+            <w:tcBorders>
+              <w:top w:val="single" w:sz="6" w:space="0" w:color="E6E6E6"/>
+              <w:left w:val="single" w:sz="6" w:space="0" w:color="E6E6E6"/>
+              <w:bottom w:val="single" w:sz="6" w:space="0" w:color="E6E6E6"/>
+              <w:right w:val="single" w:sz="6" w:space="0" w:color="E6E6E6"/>
+            </w:tcBorders>
+            <w:vAlign w:val="center"/>
+            <w:hideMark/>
+          </w:tcPr>
+          <w:p>
+            <w:pPr>
+              <w:rPr>
+                <w:lang w:val="es-CL"/>
+              </w:rPr>
+            </w:pPr>
+            <w:r>
+              <w:rPr>
+                <w:lang w:val="es-CL"/>
+              </w:rPr>
+              <w:t>4</w:t>
+            </w:r>
+          </w:p>
+        </w:tc>
+        <w:tc>
+          <w:tcPr>
+            <w:tcW w:w="0" w:type="auto"/>
+            <w:tcBorders>
+              <w:top w:val="single" w:sz="6" w:space="0" w:color="E6E6E6"/>
+              <w:left w:val="single" w:sz="6" w:space="0" w:color="E6E6E6"/>
+              <w:bottom w:val="single" w:sz="6" w:space="0" w:color="E6E6E6"/>
+              <w:right w:val="single" w:sz="6" w:space="0" w:color="E6E6E6"/>
+            </w:tcBorders>
+            <w:vAlign w:val="center"/>
+            <w:hideMark/>
+          </w:tcPr>
+          <w:p>
+            <w:pPr>
+              <w:rPr>
+                <w:lang w:val="es-CL"/>
+              </w:rPr>
+            </w:pPr>
+            <w:r>
+              <w:rPr>
+                <w:lang w:val="es-CL"/>
+              </w:rPr>
+              <w:t>Comparación Regresión Logística vs LinearSVC</w:t>
+            </w:r>
+          </w:p>
+        </w:tc>
+        <w:tc>
+          <w:tcPr>
+            <w:tcW w:w="0" w:type="auto"/>
+            <w:tcBorders>
+              <w:top w:val="single" w:sz="6" w:space="0" w:color="E6E6E6"/>
+              <w:left w:val="single" w:sz="6" w:space="0" w:color="E6E6E6"/>
+              <w:bottom w:val="single" w:sz="6" w:space="0" w:color="E6E6E6"/>
+              <w:right w:val="single" w:sz="6" w:space="0" w:color="E6E6E6"/>
+            </w:tcBorders>
+            <w:vAlign w:val="center"/>
+            <w:hideMark/>
+          </w:tcPr>
+          <w:p>
+            <w:pPr>
+              <w:rPr>
+                <w:lang w:val="es-CL"/>
+              </w:rPr>
+            </w:pPr>
+            <w:r>
+              <w:rPr>
+                <w:lang w:val="es-CL"/>
+              </w:rPr>
+              <w:t>2 horas</w:t>
+            </w:r>
+          </w:p>
+        </w:tc>
+      </w:tr>
+      <w:tr>
+        <w:trPr>
+          <w:tblCellSpacing w:w="15" w:type="dxa"/>
+        </w:trPr>
+        <w:tc>
+          <w:tcPr>
+            <w:tcW w:w="0" w:type="auto"/>
+            <w:tcBorders>
+              <w:top w:val="single" w:sz="6" w:space="0" w:color="E6E6E6"/>
+              <w:left w:val="single" w:sz="6" w:space="0" w:color="E6E6E6"/>
+              <w:bottom w:val="single" w:sz="6" w:space="0" w:color="E6E6E6"/>
+              <w:right w:val="single" w:sz="6" w:space="0" w:color="E6E6E6"/>
+            </w:tcBorders>
+            <w:vAlign w:val="center"/>
+            <w:hideMark/>
+          </w:tcPr>
+          <w:p>
+            <w:pPr>
+              <w:rPr>
+                <w:lang w:val="es-CL"/>
+              </w:rPr>
+            </w:pPr>
+            <w:r>
+              <w:rPr>
+                <w:lang w:val="es-CL"/>
+              </w:rPr>
+              <w:t>5</w:t>
+            </w:r>
+          </w:p>
+        </w:tc>
+        <w:tc>
+          <w:tcPr>
+            <w:tcW w:w="0" w:type="auto"/>
+            <w:tcBorders>
+              <w:top w:val="single" w:sz="6" w:space="0" w:color="E6E6E6"/>
+              <w:left w:val="single" w:sz="6" w:space="0" w:color="E6E6E6"/>
+              <w:bottom w:val="single" w:sz="6" w:space="0" w:color="E6E6E6"/>
+              <w:right w:val="single" w:sz="6" w:space="0" w:color="E6E6E6"/>
+            </w:tcBorders>
+            <w:vAlign w:val="center"/>
+            <w:hideMark/>
+          </w:tcPr>
+          <w:p>
+            <w:pPr>
+              <w:rPr>
+                <w:lang w:val="es-CL"/>
+              </w:rPr>
+            </w:pPr>
+            <w:r>
+              <w:rPr>
+                <w:lang w:val="es-CL"/>
+              </w:rPr>
+              <w:t>Selección del mejor modelo</w:t>
+            </w:r>
+          </w:p>
+        </w:tc>
+        <w:tc>
+          <w:tcPr>
+            <w:tcW w:w="0" w:type="auto"/>
+            <w:tcBorders>
+              <w:top w:val="single" w:sz="6" w:space="0" w:color="E6E6E6"/>
+              <w:left w:val="single" w:sz="6" w:space="0" w:color="E6E6E6"/>
+              <w:bottom w:val="single" w:sz="6" w:space="0" w:color="E6E6E6"/>
+              <w:right w:val="single" w:sz="6" w:space="0" w:color="E6E6E6"/>
+            </w:tcBorders>
+            <w:vAlign w:val="center"/>
+            <w:hideMark/>
+          </w:tcPr>
+          <w:p>
+            <w:pPr>
+              <w:rPr>
+                <w:lang w:val="es-CL"/>
+              </w:rPr>
+            </w:pPr>
+            <w:r>
+              <w:rPr>
+                <w:lang w:val="es-CL"/>
+              </w:rPr>
+              <w:t>30 minutos</w:t>
+            </w:r>
+          </w:p>
+        </w:tc>
+      </w:tr>
+      <w:tr>
+        <w:trPr>
+          <w:tblCellSpacing w:w="15" w:type="dxa"/>
+        </w:trPr>
+        <w:tc>
+          <w:tcPr>
+            <w:tcW w:w="0" w:type="auto"/>
+            <w:tcBorders>
+              <w:top w:val="single" w:sz="6" w:space="0" w:color="E6E6E6"/>
+              <w:left w:val="single" w:sz="6" w:space="0" w:color="E6E6E6"/>
+              <w:bottom w:val="single" w:sz="6" w:space="0" w:color="E6E6E6"/>
+              <w:right w:val="single" w:sz="6" w:space="0" w:color="E6E6E6"/>
+            </w:tcBorders>
+            <w:vAlign w:val="center"/>
+            <w:hideMark/>
+          </w:tcPr>
+          <w:p>
+            <w:pPr>
+              <w:rPr>
+                <w:lang w:val="es-CL"/>
+              </w:rPr>
+            </w:pPr>
+            <w:r>
+              <w:rPr>
+                <w:lang w:val="es-CL"/>
+              </w:rPr>
+              <w:t>6</w:t>
+            </w:r>
+          </w:p>
+        </w:tc>
+        <w:tc>
+          <w:tcPr>
+            <w:tcW w:w="0" w:type="auto"/>
+            <w:tcBorders>
+              <w:top w:val="single" w:sz="6" w:space="0" w:color="E6E6E6"/>
+              <w:left w:val="single" w:sz="6" w:space="0" w:color="E6E6E6"/>
+              <w:bottom w:val="single" w:sz="6" w:space="0" w:color="E6E6E6"/>
+              <w:right w:val="single" w:sz="6" w:space="0" w:color="E6E6E6"/>
+            </w:tcBorders>
+            <w:vAlign w:val="center"/>
+            <w:hideMark/>
+          </w:tcPr>
+          <w:p>
+            <w:pPr>
+              <w:rPr>
+                <w:lang w:val="es-CL"/>
+              </w:rPr>
+            </w:pPr>
+            <w:r>
+              <w:rPr>
+                <w:lang w:val="es-CL"/>
+              </w:rPr>
+              <w:t>Exportación pipeline único</w:t>
+            </w:r>
+          </w:p>
+        </w:tc>
+        <w:tc>
+          <w:tcPr>
+            <w:tcW w:w="0" w:type="auto"/>
+            <w:tcBorders>
+              <w:top w:val="single" w:sz="6" w:space="0" w:color="E6E6E6"/>
+              <w:left w:val="single" w:sz="6" w:space="0" w:color="E6E6E6"/>
+              <w:bottom w:val="single" w:sz="6" w:space="0" w:color="E6E6E6"/>
+              <w:right w:val="single" w:sz="6" w:space="0" w:color="E6E6E6"/>
+            </w:tcBorders>
+            <w:vAlign w:val="center"/>
+            <w:hideMark/>
+          </w:tcPr>
+          <w:p>
+            <w:pPr>
+              <w:rPr>
+                <w:lang w:val="es-CL"/>
+              </w:rPr>
+            </w:pPr>
+            <w:r>
+              <w:rPr>
+                <w:lang w:val="es-CL"/>
+              </w:rPr>
+              <w:t>30 minutos</w:t>
+            </w:r>
+          </w:p>
+        </w:tc>
+      </w:tr>
+      <w:tr>
+        <w:trPr>
+          <w:tblCellSpacing w:w="15" w:type="dxa"/>
+        </w:trPr>
+        <w:tc>
+          <w:tcPr>
+            <w:tcW w:w="0" w:type="auto"/>
+            <w:tcBorders>
+              <w:top w:val="single" w:sz="6" w:space="0" w:color="E6E6E6"/>
+              <w:left w:val="single" w:sz="6" w:space="0" w:color="E6E6E6"/>
+              <w:bottom w:val="single" w:sz="6" w:space="0" w:color="E6E6E6"/>
+              <w:right w:val="single" w:sz="6" w:space="0" w:color="E6E6E6"/>
+            </w:tcBorders>
+            <w:vAlign w:val="center"/>
+            <w:hideMark/>
+          </w:tcPr>
+          <w:p>
+            <w:pPr>
+              <w:rPr>
+                <w:lang w:val="es-CL"/>
+              </w:rPr>
+            </w:pPr>
+            <w:r>
+              <w:rPr>
+                <w:lang w:val="es-CL"/>
+              </w:rPr>
+              <w:t>7</w:t>
+            </w:r>
+          </w:p>
+        </w:tc>
+        <w:tc>
+          <w:tcPr>
+            <w:tcW w:w="0" w:type="auto"/>
+            <w:tcBorders>
+              <w:top w:val="single" w:sz="6" w:space="0" w:color="E6E6E6"/>
+              <w:left w:val="single" w:sz="6" w:space="0" w:color="E6E6E6"/>
+              <w:bottom w:val="single" w:sz="6" w:space="0" w:color="E6E6E6"/>
+              <w:right w:val="single" w:sz="6" w:space="0" w:color="E6E6E6"/>
+            </w:tcBorders>
+            <w:vAlign w:val="center"/>
+            <w:hideMark/>
+          </w:tcPr>
+          <w:p>
+            <w:pPr>
+              <w:rPr>
+                <w:lang w:val="es-CL"/>
+              </w:rPr>
+            </w:pPr>
+            <w:r>
+              <w:rPr>
+                <w:lang w:val="es-CL"/>
+              </w:rPr>
+              <w:t>Integración con API</w:t>
+            </w:r>
+          </w:p>
+        </w:tc>
+        <w:tc>
+          <w:tcPr>
+            <w:tcW w:w="0" w:type="auto"/>
+            <w:tcBorders>
+              <w:top w:val="single" w:sz="6" w:space="0" w:color="E6E6E6"/>
+              <w:left w:val="single" w:sz="6" w:space="0" w:color="E6E6E6"/>
+              <w:bottom w:val="single" w:sz="6" w:space="0" w:color="E6E6E6"/>
+              <w:right w:val="single" w:sz="6" w:space="0" w:color="E6E6E6"/>
+            </w:tcBorders>
+            <w:vAlign w:val="center"/>
+            <w:hideMark/>
+          </w:tcPr>
+          <w:p>
+            <w:pPr>
+              <w:rPr>
+                <w:lang w:val="es-CL"/>
+              </w:rPr>
+            </w:pPr>
+            <w:r>
+              <w:rPr>
+                <w:lang w:val="es-CL"/>
+              </w:rPr>
+              <w:t>2 a 3 horas</w:t>
+            </w:r>
+          </w:p>
+        </w:tc>
+      </w:tr>
+      <w:tr>
+        <w:trPr>
+          <w:tblCellSpacing w:w="15" w:type="dxa"/>
+        </w:trPr>
+        <w:tc>
+          <w:tcPr>
+            <w:tcW w:w="0" w:type="auto"/>
+            <w:tcBorders>
+              <w:top w:val="single" w:sz="6" w:space="0" w:color="E6E6E6"/>
+              <w:left w:val="single" w:sz="6" w:space="0" w:color="E6E6E6"/>
+              <w:bottom w:val="single" w:sz="6" w:space="0" w:color="E6E6E6"/>
+              <w:right w:val="single" w:sz="6" w:space="0" w:color="E6E6E6"/>
+            </w:tcBorders>
+            <w:vAlign w:val="center"/>
+            <w:hideMark/>
+          </w:tcPr>
+          <w:p>
+            <w:pPr>
+              <w:rPr>
+                <w:lang w:val="es-CL"/>
+              </w:rPr>
+            </w:pPr>
+            <w:r>
+              <w:rPr>
+                <w:lang w:val="es-CL"/>
+              </w:rPr>
+              <w:t>8</w:t>
+            </w:r>
+          </w:p>
+        </w:tc>
+        <w:tc>
+          <w:tcPr>
+            <w:tcW w:w="0" w:type="auto"/>
+            <w:tcBorders>
+              <w:top w:val="single" w:sz="6" w:space="0" w:color="E6E6E6"/>
+              <w:left w:val="single" w:sz="6" w:space="0" w:color="E6E6E6"/>
+              <w:bottom w:val="single" w:sz="6" w:space="0" w:color="E6E6E6"/>
+              <w:right w:val="single" w:sz="6" w:space="0" w:color="E6E6E6"/>
+            </w:tcBorders>
+            <w:vAlign w:val="center"/>
+            <w:hideMark/>
+          </w:tcPr>
+          <w:p>
+            <w:pPr>
+              <w:rPr>
+                <w:lang w:val="es-CL"/>
+              </w:rPr>
+            </w:pPr>
+            <w:r>
+              <w:rPr>
+                <w:lang w:val="es-CL"/>
+              </w:rPr>
+              <w:t>Pruebas funcionales y documentación</w:t>
+            </w:r>
+          </w:p>
+        </w:tc>
+        <w:tc>
+          <w:tcPr>
+            <w:tcW w:w="0" w:type="auto"/>
+            <w:tcBorders>
+              <w:top w:val="single" w:sz="6" w:space="0" w:color="E6E6E6"/>
+              <w:left w:val="single" w:sz="6" w:space="0" w:color="E6E6E6"/>
+              <w:bottom w:val="single" w:sz="6" w:space="0" w:color="E6E6E6"/>
+              <w:right w:val="single" w:sz="6" w:space="0" w:color="E6E6E6"/>
+            </w:tcBorders>
+            <w:vAlign w:val="center"/>
+            <w:hideMark/>
+          </w:tcPr>
+          <w:p>
+            <w:pPr>
+              <w:rPr>
+                <w:lang w:val="es-CL"/>
+              </w:rPr>
+            </w:pPr>
+            <w:r>
+              <w:rPr>
+                <w:lang w:val="es-CL"/>
+              </w:rPr>
+              <w:t>1 a 2 horas</w:t>
+            </w:r>
+          </w:p>
+        </w:tc>
+      </w:tr>
+    </w:tbl>
+    <w:p>
+      <w:pPr>
+        <w:rPr>
+          <w:lang w:val="es-CL"/>
+        </w:rPr>
+      </w:pPr>
+      <w:r>
+        <w:rPr>
+          <w:lang w:val="es-CL"/>
+        </w:rPr>
+        <w:pict w14:anchorId="5536CEBF">
+          <v:rect id="_x0000_i1094" style="width:0;height:1.5pt" o:hralign="center" o:hrstd="t" o:hr="t" fillcolor="#a0a0a0" stroked="f"/>
+        </w:pict>
+      </w:r>
+    </w:p>
+    <w:p>
+      <w:pPr>
+        <w:rPr>
+          <w:b/>
+          <w:bCs/>
+          <w:lang w:val="es-CL"/>
+        </w:rPr>
+      </w:pPr>
+      <w:r>
+        <w:rPr>
+          <w:b/>
+          <w:bCs/>
+          <w:lang w:val="es-CL"/>
+        </w:rPr>
+        <w:lastRenderedPageBreak/>
+        <w:t>Recomendación final</w:t>
+      </w:r>
+    </w:p>
+    <w:p>
+      <w:pPr>
+        <w:rPr>
+          <w:lang w:val="es-CL"/>
+        </w:rPr>
+      </w:pPr>
+      <w:r>
+        <w:rPr>
+          <w:lang w:val="es-CL"/>
+        </w:rPr>
+        <w:t>Para avanzar rápido, implementaría las mejoras en este orden:</w:t>
+      </w:r>
+    </w:p>
+    <w:p>
+      <w:pPr>
+        <w:numPr>
+          <w:ilvl w:val="0"/>
+          <w:numId w:val="5"/>
+        </w:numPr>
+        <w:rPr>
+          <w:lang w:val="es-CL"/>
+        </w:rPr>
+      </w:pPr>
+      <w:r>
+        <w:rPr>
+          <w:b/>
+          <w:bCs/>
+          <w:lang w:val="es-CL"/>
+        </w:rPr>
+        <w:t>Matriz de confusión y análisis de errores.</w:t>
+      </w:r>
+    </w:p>
+    <w:p>
+      <w:pPr>
+        <w:numPr>
+          <w:ilvl w:val="0"/>
+          <w:numId w:val="5"/>
+        </w:numPr>
+        <w:rPr>
+          <w:lang w:val="es-CL"/>
+        </w:rPr>
+      </w:pPr>
+      <w:r>
+        <w:rPr>
+          <w:b/>
+          <w:bCs/>
+          <w:lang w:val="es-CL"/>
+        </w:rPr>
+        <w:t>Ajuste de limpieza para conservar términos técnicos.</w:t>
+      </w:r>
+    </w:p>
+    <w:p>
+      <w:pPr>
+        <w:numPr>
+          <w:ilvl w:val="0"/>
+          <w:numId w:val="5"/>
+        </w:numPr>
+        <w:rPr>
+          <w:lang w:val="es-CL"/>
+        </w:rPr>
+      </w:pPr>
+      <w:r>
+        <w:rPr>
+          <w:b/>
+          <w:bCs/>
+          <w:lang w:val="es-CL"/>
+        </w:rPr>
+        <w:t>Optimización TF-IDF.</w:t>
+      </w:r>
+    </w:p>
+    <w:p>
+      <w:pPr>
+        <w:numPr>
+          <w:ilvl w:val="0"/>
+          <w:numId w:val="5"/>
+        </w:numPr>
+        <w:rPr>
+          <w:lang w:val="es-CL"/>
+        </w:rPr>
+      </w:pPr>
+      <w:r>
+        <w:rPr>
+          <w:b/>
+          <w:bCs/>
+          <w:lang w:val="es-CL"/>
+        </w:rPr>
+        <w:t>Comparación entre Regresión Logística optimizada y LinearSVC.</w:t>
+      </w:r>
+    </w:p>
+    <w:p>
+      <w:pPr>
+        <w:numPr>
+          <w:ilvl w:val="0"/>
+          <w:numId w:val="5"/>
+        </w:numPr>
+        <w:rPr>
+          <w:lang w:val="es-CL"/>
+        </w:rPr>
+      </w:pPr>
+      <w:r>
+        <w:rPr>
+          <w:b/>
+          <w:bCs/>
+          <w:lang w:val="es-CL"/>
+        </w:rPr>
+        <w:t>Creación de pipeline único.</w:t>
+      </w:r>
+    </w:p>
+    <w:p>
+      <w:pPr>
+        <w:numPr>
+          <w:ilvl w:val="0"/>
+          <w:numId w:val="5"/>
+        </w:numPr>
+        <w:rPr>
+          <w:lang w:val="es-CL"/>
+        </w:rPr>
+      </w:pPr>
+      <w:r>
+        <w:rPr>
+          <w:b/>
+          <w:bCs/>
+          <w:lang w:val="es-CL"/>
+        </w:rPr>
+        <w:t>Integración del modelo en la API.</w:t>
+      </w:r>
+    </w:p>
+    <w:p>
+      <w:pPr>
+        <w:rPr>
+          <w:lang w:val="es-CL"/>
+        </w:rPr>
+      </w:pPr>
+      <w:r>
+        <w:rPr>
+          <w:lang w:val="es-CL"/>
+        </w:rPr>
+        <w:t>Con esto, el equipo mejora el desempeño del modelo sin sobredimensionar la solución y deja una base más sólida, explicable y lista para el MVP de TechMind.</w:t>
+      </w:r>
+    </w:p>
+    <w:p/>
     <w:sectPr>
       <w:pgSz w:w="11906" w:h="16838"/>
       <w:pgMar w:top="1440" w:right="1440" w:bottom="1440" w:left="1440" w:header="708" w:footer="708" w:gutter="0"/>
@@ -4285,7 +10899,7 @@
 </file>
 
 <file path=word/numbering.xml><?xml version="1.0" encoding="utf-8"?>
-<w:numbering xmlns:wpc="http://schemas.microsoft.com/office/word/2010/wordprocessingCanvas" xmlns:cx="http://schemas.microsoft.com/office/drawing/2014/chartex" xmlns:cx1="http://schemas.microsoft.com/office/drawing/2015/9/8/chartex" xmlns:cx2="http://schemas.microsoft.com/office/drawing/2015/10/21/chartex" xmlns:cx3="http://schemas.microsoft.com/office/drawing/2016/5/9/chartex" xmlns:cx4="http://schemas.microsoft.com/office/drawing/2016/5/10/chartex" xmlns:cx5="http://schemas.microsoft.com/office/drawing/2016/5/11/chartex" xmlns:cx6="http://schemas.microsoft.com/office/drawing/2016/5/12/chartex" xmlns:cx7="http://schemas.microsoft.com/office/drawing/2016/5/13/chartex" xmlns:cx8="http://schemas.microsoft.com/office/drawing/2016/5/14/chartex" xmlns:mc="http://schemas.openxmlformats.org/markup-compatibility/2006" xmlns:aink="http://schemas.microsoft.com/office/drawing/2016/ink" xmlns:am3d="http://schemas.microsoft.com/office/drawing/2017/model3d" xmlns:o="urn:schemas-microsoft-com:office:office" xmlns:oel="http://schemas.microsoft.com/office/2019/extlst" xmlns:r="http://schemas.openxmlformats.org/officeDocument/2006/relationships" xmlns:m="http://schemas.openxmlformats.org/officeDocument/2006/math" xmlns:v="urn:schemas-microsoft-com:vml" xmlns:wp14="http://schemas.microsoft.com/office/word/2010/wordprocessingDrawing" xmlns:wp="http://schemas.openxmlformats.org/drawingml/2006/wordprocessingDrawing" xmlns:w10="urn:schemas-microsoft-com:office:word" xmlns:w="http://schemas.openxmlformats.org/wordprocessingml/2006/main" xmlns:w14="http://schemas.microsoft.com/office/word/2010/wordml" xmlns:w15="http://schemas.microsoft.com/office/word/2012/wordml" xmlns:w16cex="http://schemas.microsoft.com/office/word/2018/wordml/cex" xmlns:w16cid="http://schemas.microsoft.com/office/word/2016/wordml/cid" xmlns:w16="http://schemas.microsoft.com/office/word/2018/wordml" xmlns:w16du="http://schemas.microsoft.com/office/word/2023/wordml/word16du" xmlns:w16sdtdh="http://schemas.microsoft.com/office/word/2020/wordml/sdtdatahash" xmlns:w16sdtfl="http://schemas.microsoft.com/office/word/2024/wordml/sdtformatlock" xmlns:w16se="http://schemas.microsoft.com/office/word/2015/wordml/symex" xmlns:wpg="http://schemas.microsoft.com/office/word/2010/wordprocessingGroup" xmlns:wpi="http://schemas.microsoft.com/office/word/2010/wordprocessingInk" xmlns:wne="http://schemas.microsoft.com/office/word/2006/wordml" xmlns:wps="http://schemas.microsoft.com/office/word/2010/wordprocessingShape" mc:Ignorable="w14 w15 w16se w16cid w16 w16cex w16sdtdh w16sdtfl w16du wp14">
+<w:numbering xmlns:wpc="http://schemas.microsoft.com/office/word/2010/wordprocessingCanvas" xmlns:cx="http://schemas.microsoft.com/office/drawing/2014/chartex" xmlns:cx1="http://schemas.microsoft.com/office/drawing/2015/9/8/chartex" xmlns:cx2="http://schemas.microsoft.com/office/drawing/2015/10/21/chartex" xmlns:cx3="http://schemas.microsoft.com/office/drawing/2016/5/9/chartex" xmlns:cx4="http://schemas.microsoft.com/office/drawing/2016/5/10/chartex" xmlns:cx5="http://schemas.microsoft.com/office/drawing/2016/5/11/chartex" xmlns:cx6="http://schemas.microsoft.com/office/drawing/2016/5/12/chartex" xmlns:cx7="http://schemas.microsoft.com/office/drawing/2016/5/13/chartex" xmlns:cx8="http://schemas.microsoft.com/office/drawing/2016/5/14/chartex" xmlns:mc="http://schemas.openxmlformats.org/markup-compatibility/2006" xmlns:aink="http://schemas.microsoft.com/office/drawing/2016/ink" xmlns:am3d="http://schemas.microsoft.com/office/drawing/2017/model3d" xmlns:o="urn:schemas-microsoft-com:office:office" xmlns:oel="http://schemas.microsoft.com/office/2019/extlst" xmlns:r="http://schemas.openxmlformats.org/officeDocument/2006/relationships" xmlns:m="http://schemas.openxmlformats.org/officeDocument/2006/math" xmlns:v="urn:schemas-microsoft-com:vml" xmlns:wp14="http://schemas.microsoft.com/office/word/2010/wordprocessingDrawing" xmlns:wp="http://schemas.openxmlformats.org/drawingml/2006/wordprocessingDrawing" xmlns:w10="urn:schemas-microsoft-com:office:word" xmlns:w="http://schemas.openxmlformats.org/wordprocessingml/2006/main" xmlns:w14="http://schemas.microsoft.com/office/word/2010/wordml" xmlns:w15="http://schemas.microsoft.com/office/word/2012/wordml" xmlns:w16cei="http://schemas.microsoft.com/office/word/2026/wordml/cei" xmlns:w16cex="http://schemas.microsoft.com/office/word/2018/wordml/cex" xmlns:w16cid="http://schemas.microsoft.com/office/word/2016/wordml/cid" xmlns:w16="http://schemas.microsoft.com/office/word/2018/wordml" xmlns:w16du="http://schemas.microsoft.com/office/word/2023/wordml/word16du" xmlns:w16sdtdh="http://schemas.microsoft.com/office/word/2020/wordml/sdtdatahash" xmlns:w16sdtfl="http://schemas.microsoft.com/office/word/2024/wordml/sdtformatlock" xmlns:w16se="http://schemas.microsoft.com/office/word/2015/wordml/symex" xmlns:wpg="http://schemas.microsoft.com/office/word/2010/wordprocessingGroup" xmlns:wpi="http://schemas.microsoft.com/office/word/2010/wordprocessingInk" xmlns:wne="http://schemas.microsoft.com/office/word/2006/wordml" xmlns:wps="http://schemas.microsoft.com/office/word/2010/wordprocessingShape" mc:Ignorable="w14 w15 w16se w16cid w16 w16cex w16sdtdh w16sdtfl w16du wp14">
   <w:abstractNum w:abstractNumId="0" w15:restartNumberingAfterBreak="0">
     <w:nsid w:val="0203192C"/>
     <w:multiLevelType w:val="hybridMultilevel"/>
@@ -4400,6 +11014,268 @@
     </w:lvl>
   </w:abstractNum>
   <w:abstractNum w:abstractNumId="1" w15:restartNumberingAfterBreak="0">
+    <w:nsid w:val="246C0CA3"/>
+    <w:multiLevelType w:val="multilevel"/>
+    <w:tmpl w:val="E1E2499C"/>
+    <w:lvl w:ilvl="0">
+      <w:start w:val="1"/>
+      <w:numFmt w:val="decimal"/>
+      <w:lvlText w:val="%1."/>
+      <w:lvlJc w:val="left"/>
+      <w:pPr>
+        <w:tabs>
+          <w:tab w:val="num" w:pos="720"/>
+        </w:tabs>
+        <w:ind w:left="720" w:hanging="360"/>
+      </w:pPr>
+    </w:lvl>
+    <w:lvl w:ilvl="1" w:tentative="1">
+      <w:start w:val="1"/>
+      <w:numFmt w:val="decimal"/>
+      <w:lvlText w:val="%2."/>
+      <w:lvlJc w:val="left"/>
+      <w:pPr>
+        <w:tabs>
+          <w:tab w:val="num" w:pos="1440"/>
+        </w:tabs>
+        <w:ind w:left="1440" w:hanging="360"/>
+      </w:pPr>
+    </w:lvl>
+    <w:lvl w:ilvl="2" w:tentative="1">
+      <w:start w:val="1"/>
+      <w:numFmt w:val="decimal"/>
+      <w:lvlText w:val="%3."/>
+      <w:lvlJc w:val="left"/>
+      <w:pPr>
+        <w:tabs>
+          <w:tab w:val="num" w:pos="2160"/>
+        </w:tabs>
+        <w:ind w:left="2160" w:hanging="360"/>
+      </w:pPr>
+    </w:lvl>
+    <w:lvl w:ilvl="3" w:tentative="1">
+      <w:start w:val="1"/>
+      <w:numFmt w:val="decimal"/>
+      <w:lvlText w:val="%4."/>
+      <w:lvlJc w:val="left"/>
+      <w:pPr>
+        <w:tabs>
+          <w:tab w:val="num" w:pos="2880"/>
+        </w:tabs>
+        <w:ind w:left="2880" w:hanging="360"/>
+      </w:pPr>
+    </w:lvl>
+    <w:lvl w:ilvl="4" w:tentative="1">
+      <w:start w:val="1"/>
+      <w:numFmt w:val="decimal"/>
+      <w:lvlText w:val="%5."/>
+      <w:lvlJc w:val="left"/>
+      <w:pPr>
+        <w:tabs>
+          <w:tab w:val="num" w:pos="3600"/>
+        </w:tabs>
+        <w:ind w:left="3600" w:hanging="360"/>
+      </w:pPr>
+    </w:lvl>
+    <w:lvl w:ilvl="5" w:tentative="1">
+      <w:start w:val="1"/>
+      <w:numFmt w:val="decimal"/>
+      <w:lvlText w:val="%6."/>
+      <w:lvlJc w:val="left"/>
+      <w:pPr>
+        <w:tabs>
+          <w:tab w:val="num" w:pos="4320"/>
+        </w:tabs>
+        <w:ind w:left="4320" w:hanging="360"/>
+      </w:pPr>
+    </w:lvl>
+    <w:lvl w:ilvl="6" w:tentative="1">
+      <w:start w:val="1"/>
+      <w:numFmt w:val="decimal"/>
+      <w:lvlText w:val="%7."/>
+      <w:lvlJc w:val="left"/>
+      <w:pPr>
+        <w:tabs>
+          <w:tab w:val="num" w:pos="5040"/>
+        </w:tabs>
+        <w:ind w:left="5040" w:hanging="360"/>
+      </w:pPr>
+    </w:lvl>
+    <w:lvl w:ilvl="7" w:tentative="1">
+      <w:start w:val="1"/>
+      <w:numFmt w:val="decimal"/>
+      <w:lvlText w:val="%8."/>
+      <w:lvlJc w:val="left"/>
+      <w:pPr>
+        <w:tabs>
+          <w:tab w:val="num" w:pos="5760"/>
+        </w:tabs>
+        <w:ind w:left="5760" w:hanging="360"/>
+      </w:pPr>
+    </w:lvl>
+    <w:lvl w:ilvl="8" w:tentative="1">
+      <w:start w:val="1"/>
+      <w:numFmt w:val="decimal"/>
+      <w:lvlText w:val="%9."/>
+      <w:lvlJc w:val="left"/>
+      <w:pPr>
+        <w:tabs>
+          <w:tab w:val="num" w:pos="6480"/>
+        </w:tabs>
+        <w:ind w:left="6480" w:hanging="360"/>
+      </w:pPr>
+    </w:lvl>
+  </w:abstractNum>
+  <w:abstractNum w:abstractNumId="2" w15:restartNumberingAfterBreak="0">
+    <w:nsid w:val="58434FAB"/>
+    <w:multiLevelType w:val="multilevel"/>
+    <w:tmpl w:val="26922AC0"/>
+    <w:lvl w:ilvl="0">
+      <w:start w:val="1"/>
+      <w:numFmt w:val="bullet"/>
+      <w:lvlText w:val=""/>
+      <w:lvlJc w:val="left"/>
+      <w:pPr>
+        <w:tabs>
+          <w:tab w:val="num" w:pos="720"/>
+        </w:tabs>
+        <w:ind w:left="720" w:hanging="360"/>
+      </w:pPr>
+      <w:rPr>
+        <w:rFonts w:ascii="Symbol" w:hAnsi="Symbol" w:hint="default"/>
+        <w:sz w:val="20"/>
+      </w:rPr>
+    </w:lvl>
+    <w:lvl w:ilvl="1" w:tentative="1">
+      <w:start w:val="1"/>
+      <w:numFmt w:val="bullet"/>
+      <w:lvlText w:val="o"/>
+      <w:lvlJc w:val="left"/>
+      <w:pPr>
+        <w:tabs>
+          <w:tab w:val="num" w:pos="1440"/>
+        </w:tabs>
+        <w:ind w:left="1440" w:hanging="360"/>
+      </w:pPr>
+      <w:rPr>
+        <w:rFonts w:ascii="Courier New" w:hAnsi="Courier New" w:hint="default"/>
+        <w:sz w:val="20"/>
+      </w:rPr>
+    </w:lvl>
+    <w:lvl w:ilvl="2" w:tentative="1">
+      <w:start w:val="1"/>
+      <w:numFmt w:val="bullet"/>
+      <w:lvlText w:val=""/>
+      <w:lvlJc w:val="left"/>
+      <w:pPr>
+        <w:tabs>
+          <w:tab w:val="num" w:pos="2160"/>
+        </w:tabs>
+        <w:ind w:left="2160" w:hanging="360"/>
+      </w:pPr>
+      <w:rPr>
+        <w:rFonts w:ascii="Wingdings" w:hAnsi="Wingdings" w:hint="default"/>
+        <w:sz w:val="20"/>
+      </w:rPr>
+    </w:lvl>
+    <w:lvl w:ilvl="3" w:tentative="1">
+      <w:start w:val="1"/>
+      <w:numFmt w:val="bullet"/>
+      <w:lvlText w:val=""/>
+      <w:lvlJc w:val="left"/>
+      <w:pPr>
+        <w:tabs>
+          <w:tab w:val="num" w:pos="2880"/>
+        </w:tabs>
+        <w:ind w:left="2880" w:hanging="360"/>
+      </w:pPr>
+      <w:rPr>
+        <w:rFonts w:ascii="Wingdings" w:hAnsi="Wingdings" w:hint="default"/>
+        <w:sz w:val="20"/>
+      </w:rPr>
+    </w:lvl>
+    <w:lvl w:ilvl="4" w:tentative="1">
+      <w:start w:val="1"/>
+      <w:numFmt w:val="bullet"/>
+      <w:lvlText w:val=""/>
+      <w:lvlJc w:val="left"/>
+      <w:pPr>
+        <w:tabs>
+          <w:tab w:val="num" w:pos="3600"/>
+        </w:tabs>
+        <w:ind w:left="3600" w:hanging="360"/>
+      </w:pPr>
+      <w:rPr>
+        <w:rFonts w:ascii="Wingdings" w:hAnsi="Wingdings" w:hint="default"/>
+        <w:sz w:val="20"/>
+      </w:rPr>
+    </w:lvl>
+    <w:lvl w:ilvl="5" w:tentative="1">
+      <w:start w:val="1"/>
+      <w:numFmt w:val="bullet"/>
+      <w:lvlText w:val=""/>
+      <w:lvlJc w:val="left"/>
+      <w:pPr>
+        <w:tabs>
+          <w:tab w:val="num" w:pos="4320"/>
+        </w:tabs>
+        <w:ind w:left="4320" w:hanging="360"/>
+      </w:pPr>
+      <w:rPr>
+        <w:rFonts w:ascii="Wingdings" w:hAnsi="Wingdings" w:hint="default"/>
+        <w:sz w:val="20"/>
+      </w:rPr>
+    </w:lvl>
+    <w:lvl w:ilvl="6" w:tentative="1">
+      <w:start w:val="1"/>
+      <w:numFmt w:val="bullet"/>
+      <w:lvlText w:val=""/>
+      <w:lvlJc w:val="left"/>
+      <w:pPr>
+        <w:tabs>
+          <w:tab w:val="num" w:pos="5040"/>
+        </w:tabs>
+        <w:ind w:left="5040" w:hanging="360"/>
+      </w:pPr>
+      <w:rPr>
+        <w:rFonts w:ascii="Wingdings" w:hAnsi="Wingdings" w:hint="default"/>
+        <w:sz w:val="20"/>
+      </w:rPr>
+    </w:lvl>
+    <w:lvl w:ilvl="7" w:tentative="1">
+      <w:start w:val="1"/>
+      <w:numFmt w:val="bullet"/>
+      <w:lvlText w:val=""/>
+      <w:lvlJc w:val="left"/>
+      <w:pPr>
+        <w:tabs>
+          <w:tab w:val="num" w:pos="5760"/>
+        </w:tabs>
+        <w:ind w:left="5760" w:hanging="360"/>
+      </w:pPr>
+      <w:rPr>
+        <w:rFonts w:ascii="Wingdings" w:hAnsi="Wingdings" w:hint="default"/>
+        <w:sz w:val="20"/>
+      </w:rPr>
+    </w:lvl>
+    <w:lvl w:ilvl="8" w:tentative="1">
+      <w:start w:val="1"/>
+      <w:numFmt w:val="bullet"/>
+      <w:lvlText w:val=""/>
+      <w:lvlJc w:val="left"/>
+      <w:pPr>
+        <w:tabs>
+          <w:tab w:val="num" w:pos="6480"/>
+        </w:tabs>
+        <w:ind w:left="6480" w:hanging="360"/>
+      </w:pPr>
+      <w:rPr>
+        <w:rFonts w:ascii="Wingdings" w:hAnsi="Wingdings" w:hint="default"/>
+        <w:sz w:val="20"/>
+      </w:rPr>
+    </w:lvl>
+  </w:abstractNum>
+  <w:abstractNum w:abstractNumId="3" w15:restartNumberingAfterBreak="0">
     <w:nsid w:val="78C4F6AB"/>
     <w:multiLevelType w:val="hybridMultilevel"/>
     <w:tmpl w:val="FFFFFFFF"/>
@@ -4485,7 +11361,7 @@
       </w:pPr>
     </w:lvl>
   </w:abstractNum>
-  <w:abstractNum w:abstractNumId="2" w15:restartNumberingAfterBreak="0">
+  <w:abstractNum w:abstractNumId="4" w15:restartNumberingAfterBreak="0">
     <w:nsid w:val="7DD4F0F5"/>
     <w:multiLevelType w:val="hybridMultilevel"/>
     <w:tmpl w:val="FFFFFFFF"/>
@@ -4572,7 +11448,7 @@
     </w:lvl>
   </w:abstractNum>
   <w:num w:numId="1" w16cid:durableId="684013468">
-    <w:abstractNumId w:val="2"/>
+    <w:abstractNumId w:val="4"/>
     <w:lvlOverride w:ilvl="0">
       <w:startOverride w:val="1"/>
     </w:lvlOverride>
@@ -4581,6 +11457,12 @@
     <w:abstractNumId w:val="0"/>
   </w:num>
   <w:num w:numId="3" w16cid:durableId="746805154">
+    <w:abstractNumId w:val="3"/>
+  </w:num>
+  <w:num w:numId="4" w16cid:durableId="673606422">
+    <w:abstractNumId w:val="2"/>
+  </w:num>
+  <w:num w:numId="5" w16cid:durableId="948511923">
     <w:abstractNumId w:val="1"/>
   </w:num>
 </w:numbering>
@@ -5170,7 +12052,6 @@
   <w:style w:type="character" w:default="1" w:styleId="Fuentedeprrafopredeter">
     <w:name w:val="Default Paragraph Font"/>
     <w:uiPriority w:val="1"/>
-    <w:semiHidden/>
     <w:unhideWhenUsed/>
   </w:style>
   <w:style w:type="table" w:default="1" w:styleId="Tablanormal">
@@ -5614,6 +12495,18 @@
       <w:vertAlign w:val="superscript"/>
     </w:rPr>
   </w:style>
+  <w:style w:type="character" w:styleId="Mencinsinresolver">
+    <w:name w:val="Unresolved Mention"/>
+    <w:basedOn w:val="Fuentedeprrafopredeter"/>
+    <w:uiPriority w:val="99"/>
+    <w:semiHidden/>
+    <w:unhideWhenUsed/>
+    <w:rsid w:val="008B34A5"/>
+    <w:rPr>
+      <w:color w:val="605E5C"/>
+      <w:shd w:val="clear" w:color="auto" w:fill="E1DFDD"/>
+    </w:rPr>
+  </w:style>
 </w:styles>
 </file>
 
